--- a/hub/manuals/calendar-advanced.docx
+++ b/hub/manuals/calendar-advanced.docx
@@ -80,8 +80,8413 @@
       </w:r>
     </w:p>
     <w:p>
-      <w:r>
-        <w:t xml:space="preserve">This manual has no pages yet.</w:t>
+      <w:pPr>
+        <w:pStyle w:val="Heading1"/>
+        <w:pageBreakBefore/>
+      </w:pPr>
+      <w:bookmarkStart w:name="section_1" w:id="1"/>
+      <w:r>
+        <w:t xml:space="preserve">Calendar advanced user manual</w:t>
+      </w:r>
+      <w:bookmarkEnd w:id="1"/>
+    </w:p>
+    <w:p>
+      <w:pPr>
+        <w:spacing w:after="120"/>
+      </w:pPr>
+      <w:r>
+        <w:rPr>
+          <w:b/>
+          <w:bCs/>
+        </w:rPr>
+        <w:t xml:space="preserve">Who this is for:</w:t>
+      </w:r>
+      <w:r>
+        <w:t xml:space="preserve"> Calendar advanced users (Calendar.Advanced).</w:t>
+      </w:r>
+    </w:p>
+    <w:p>
+      <w:pPr>
+        <w:spacing w:after="120"/>
+      </w:pPr>
+      <w:r>
+        <w:t xml:space="preserve">You plan the Corporate Calendar: the government-wide schedule of announcements and events. You add and change activities, follow what changed on </w:t>
+      </w:r>
+      <w:r>
+        <w:rPr>
+          <w:b/>
+          <w:bCs/>
+        </w:rPr>
+        <w:t xml:space="preserve">Updates</w:t>
+      </w:r>
+      <w:r>
+        <w:t xml:space="preserve">, and make reports.</w:t>
+      </w:r>
+    </w:p>
+    <w:p>
+      <w:pPr>
+        <w:pStyle w:val="Heading2"/>
+      </w:pPr>
+      <w:r>
+        <w:t xml:space="preserve">Ministry or HQ</w:t>
+      </w:r>
+    </w:p>
+    <w:p>
+      <w:pPr>
+        <w:spacing w:after="120"/>
+      </w:pPr>
+      <w:r>
+        <w:t xml:space="preserve">Whether one of your ministries is an HQ organization, such as GCPE Headquarters, decides what you can do.</w:t>
+      </w:r>
+    </w:p>
+    <w:p>
+      <w:pPr>
+        <w:pStyle w:val="ListParagraph"/>
+        <w:numPr>
+          <w:ilvl w:val="0"/>
+          <w:numId w:val="1"/>
+        </w:numPr>
+      </w:pPr>
+      <w:r>
+        <w:rPr>
+          <w:b/>
+          <w:bCs/>
+        </w:rPr>
+        <w:t xml:space="preserve">In a ministry:</w:t>
+      </w:r>
+      <w:r>
+        <w:t xml:space="preserve"> you see your ministries' activities and the activities shared with them. You add and change your ministries' activities. You can do exactly what a Calendar editor can.</w:t>
+      </w:r>
+    </w:p>
+    <w:p>
+      <w:pPr>
+        <w:pStyle w:val="ListParagraph"/>
+        <w:numPr>
+          <w:ilvl w:val="0"/>
+          <w:numId w:val="1"/>
+        </w:numPr>
+      </w:pPr>
+      <w:r>
+        <w:rPr>
+          <w:b/>
+          <w:bCs/>
+        </w:rPr>
+        <w:t xml:space="preserve">In an HQ organization:</w:t>
+      </w:r>
+      <w:r>
+        <w:t xml:space="preserve"> you see every ministry's activities, including those marked </w:t>
+      </w:r>
+      <w:r>
+        <w:rPr>
+          <w:b/>
+          <w:bCs/>
+        </w:rPr>
+        <w:t xml:space="preserve">Not for Look Ahead</w:t>
+      </w:r>
+      <w:r>
+        <w:t xml:space="preserve">. You add and change any ministry's activities, and the daily change freeze doesn't stop you. You also review activities and run corporate queries.</w:t>
+      </w:r>
+    </w:p>
+    <w:p>
+      <w:pPr>
+        <w:pStyle w:val="Heading2"/>
+      </w:pPr>
+      <w:r>
+        <w:t xml:space="preserve">What you can do that editors and read-only users can't</w:t>
+      </w:r>
+    </w:p>
+    <w:p>
+      <w:pPr>
+        <w:spacing w:after="120"/>
+      </w:pPr>
+      <w:r>
+        <w:t xml:space="preserve">Calendar read-only users look at activities, </w:t>
+      </w:r>
+      <w:r>
+        <w:rPr>
+          <w:b/>
+          <w:bCs/>
+        </w:rPr>
+        <w:t xml:space="preserve">Updates</w:t>
+      </w:r>
+      <w:r>
+        <w:t xml:space="preserve"> and reports, but can't add or change anything. Calendar editors add and change activities as you do.</w:t>
+      </w:r>
+    </w:p>
+    <w:p>
+      <w:pPr>
+        <w:spacing w:after="120"/>
+      </w:pPr>
+      <w:r>
+        <w:t xml:space="preserve">In an HQ organization, Advanced gives you four things that HQ editors don't have:</w:t>
+      </w:r>
+    </w:p>
+    <w:tbl>
+      <w:tblPr>
+        <w:tblW w:type="pct" w:w="5000"/>
+        <w:tblBorders>
+          <w:top w:val="single" w:color="auto" w:sz="4"/>
+          <w:left w:val="single" w:color="auto" w:sz="4"/>
+          <w:bottom w:val="single" w:color="auto" w:sz="4"/>
+          <w:right w:val="single" w:color="auto" w:sz="4"/>
+          <w:insideH w:val="single" w:color="auto" w:sz="4"/>
+          <w:insideV w:val="single" w:color="auto" w:sz="4"/>
+        </w:tblBorders>
+      </w:tblPr>
+      <w:tblGrid>
+        <w:gridCol w:w="3009"/>
+        <w:gridCol w:w="3009"/>
+        <w:gridCol w:w="3009"/>
+      </w:tblGrid>
+      <w:tr>
+        <w:trPr>
+          <w:tblHeader/>
+        </w:trPr>
+        <w:tc>
+          <w:tcPr>
+            <w:shd w:fill="E8EEF5" w:val="clear"/>
+          </w:tcPr>
+          <w:p>
+            <w:r>
+              <w:rPr>
+                <w:b/>
+                <w:bCs/>
+              </w:rPr>
+              <w:t xml:space="preserve">Where</w:t>
+            </w:r>
+          </w:p>
+        </w:tc>
+        <w:tc>
+          <w:tcPr>
+            <w:shd w:fill="E8EEF5" w:val="clear"/>
+          </w:tcPr>
+          <w:p>
+            <w:r>
+              <w:rPr>
+                <w:b/>
+                <w:bCs/>
+              </w:rPr>
+              <w:t xml:space="preserve">What you do there</w:t>
+            </w:r>
+          </w:p>
+        </w:tc>
+        <w:tc>
+          <w:tcPr>
+            <w:shd w:fill="E8EEF5" w:val="clear"/>
+          </w:tcPr>
+          <w:p>
+            <w:r>
+              <w:rPr>
+                <w:b/>
+                <w:bCs/>
+              </w:rPr>
+              <w:t xml:space="preserve">Help page</w:t>
+            </w:r>
+          </w:p>
+        </w:tc>
+      </w:tr>
+      <w:tr>
+        <w:tc>
+          <w:p>
+            <w:r>
+              <w:t xml:space="preserve">The list, </w:t>
+            </w:r>
+            <w:r>
+              <w:rPr>
+                <w:b/>
+                <w:bCs/>
+              </w:rPr>
+              <w:t xml:space="preserve">Updates</w:t>
+            </w:r>
+            <w:r>
+              <w:t xml:space="preserve">, reports and activities</w:t>
+            </w:r>
+          </w:p>
+        </w:tc>
+        <w:tc>
+          <w:p>
+            <w:r>
+              <w:t xml:space="preserve">See other ministries' activities marked </w:t>
+            </w:r>
+            <w:r>
+              <w:rPr>
+                <w:b/>
+                <w:bCs/>
+              </w:rPr>
+              <w:t xml:space="preserve">Not for Look Ahead</w:t>
+            </w:r>
+            <w:r>
+              <w:t xml:space="preserve">.</w:t>
+            </w:r>
+          </w:p>
+        </w:tc>
+        <w:tc>
+          <w:p>
+            <w:hyperlink w:history="1" w:anchor="section_2">
+              <w:r>
+                <w:t xml:space="preserve">The activity list</w:t>
+              </w:r>
+            </w:hyperlink>
+          </w:p>
+        </w:tc>
+      </w:tr>
+      <w:tr>
+        <w:tc>
+          <w:p>
+            <w:r>
+              <w:rPr>
+                <w:b/>
+                <w:bCs/>
+              </w:rPr>
+              <w:t xml:space="preserve">Saved views</w:t>
+            </w:r>
+            <w:r>
+              <w:t xml:space="preserve"> &gt; </w:t>
+            </w:r>
+            <w:r>
+              <w:rPr>
+                <w:b/>
+                <w:bCs/>
+              </w:rPr>
+              <w:t xml:space="preserve">Corporate Queries</w:t>
+            </w:r>
+          </w:p>
+        </w:tc>
+        <w:tc>
+          <w:p>
+            <w:r>
+              <w:t xml:space="preserve">List every ministry's upcoming activities by status.</w:t>
+            </w:r>
+          </w:p>
+        </w:tc>
+        <w:tc>
+          <w:p>
+            <w:hyperlink w:history="1" w:anchor="section_7">
+              <w:r>
+                <w:t xml:space="preserve">HQ review and corporate queries</w:t>
+              </w:r>
+            </w:hyperlink>
+          </w:p>
+        </w:tc>
+      </w:tr>
+      <w:tr>
+        <w:tc>
+          <w:p>
+            <w:r>
+              <w:rPr>
+                <w:b/>
+                <w:bCs/>
+              </w:rPr>
+              <w:t xml:space="preserve">Look Ahead filter</w:t>
+            </w:r>
+            <w:r>
+              <w:t xml:space="preserve">, above the list</w:t>
+            </w:r>
+          </w:p>
+        </w:tc>
+        <w:tc>
+          <w:p>
+            <w:r>
+              <w:t xml:space="preserve">Show only the activities for the Look Ahead, or only those not for it.</w:t>
+            </w:r>
+          </w:p>
+        </w:tc>
+        <w:tc>
+          <w:p>
+            <w:hyperlink w:history="1" w:anchor="section_7">
+              <w:r>
+                <w:t xml:space="preserve">HQ review and corporate queries</w:t>
+              </w:r>
+            </w:hyperlink>
+          </w:p>
+        </w:tc>
+      </w:tr>
+      <w:tr>
+        <w:tc>
+          <w:p>
+            <w:r>
+              <w:rPr>
+                <w:b/>
+                <w:bCs/>
+              </w:rPr>
+              <w:t xml:space="preserve">Review</w:t>
+            </w:r>
+            <w:r>
+              <w:t xml:space="preserve">, on an activity</w:t>
+            </w:r>
+          </w:p>
+        </w:tc>
+        <w:tc>
+          <w:p>
+            <w:r>
+              <w:t xml:space="preserve">Mark the activity reviewed.</w:t>
+            </w:r>
+          </w:p>
+        </w:tc>
+        <w:tc>
+          <w:p>
+            <w:hyperlink w:history="1" w:anchor="section_7">
+              <w:r>
+                <w:t xml:space="preserve">HQ review and corporate queries</w:t>
+              </w:r>
+            </w:hyperlink>
+          </w:p>
+        </w:tc>
+      </w:tr>
+    </w:tbl>
+    <w:p/>
+    <w:p>
+      <w:pPr>
+        <w:spacing w:after="120"/>
+      </w:pPr>
+      <w:r>
+        <w:t xml:space="preserve">In a ministry that isn't HQ, Advanced gives you nothing more than Editor.</w:t>
+      </w:r>
+    </w:p>
+    <w:p>
+      <w:pPr>
+        <w:spacing w:after="120"/>
+      </w:pPr>
+      <w:r>
+        <w:t xml:space="preserve">To see what the others can do, read the </w:t>
+      </w:r>
+      <w:r>
+        <w:t xml:space="preserve">Calendar editor manual</w:t>
+      </w:r>
+      <w:r>
+        <w:t xml:space="preserve"> and the </w:t>
+      </w:r>
+      <w:r>
+        <w:t xml:space="preserve">Calendar read-only manual</w:t>
+      </w:r>
+      <w:r>
+        <w:t xml:space="preserve">.</w:t>
+      </w:r>
+    </w:p>
+    <w:p>
+      <w:pPr>
+        <w:pStyle w:val="Heading2"/>
+      </w:pPr>
+      <w:r>
+        <w:t xml:space="preserve">What you can't do</w:t>
+      </w:r>
+    </w:p>
+    <w:p>
+      <w:pPr>
+        <w:spacing w:after="120"/>
+      </w:pPr>
+      <w:r>
+        <w:t xml:space="preserve">Ask a Calendar administrator to:</w:t>
+      </w:r>
+    </w:p>
+    <w:p>
+      <w:pPr>
+        <w:pStyle w:val="ListParagraph"/>
+        <w:numPr>
+          <w:ilvl w:val="0"/>
+          <w:numId w:val="1"/>
+        </w:numPr>
+      </w:pPr>
+      <w:r>
+        <w:t xml:space="preserve">delete an activity;</w:t>
+      </w:r>
+    </w:p>
+    <w:p>
+      <w:pPr>
+        <w:pStyle w:val="ListParagraph"/>
+        <w:numPr>
+          <w:ilvl w:val="0"/>
+          <w:numId w:val="1"/>
+        </w:numPr>
+      </w:pPr>
+      <w:r>
+        <w:t xml:space="preserve">give or change someone's Calendar access;</w:t>
+      </w:r>
+    </w:p>
+    <w:p>
+      <w:pPr>
+        <w:pStyle w:val="ListParagraph"/>
+        <w:numPr>
+          <w:ilvl w:val="0"/>
+          <w:numId w:val="1"/>
+        </w:numPr>
+      </w:pPr>
+      <w:r>
+        <w:t xml:space="preserve">change the choices offered on activities, such as categories, cities and HQ tags;</w:t>
+      </w:r>
+    </w:p>
+    <w:p>
+      <w:pPr>
+        <w:pStyle w:val="ListParagraph"/>
+        <w:numPr>
+          <w:ilvl w:val="0"/>
+          <w:numId w:val="1"/>
+        </w:numPr>
+      </w:pPr>
+      <w:r>
+        <w:t xml:space="preserve">move activities from one comm contact to another.</w:t>
+      </w:r>
+    </w:p>
+    <w:p>
+      <w:pPr>
+        <w:spacing w:after="120"/>
+      </w:pPr>
+      <w:r>
+        <w:t xml:space="preserve">HQ Administrators also review deletions, review many activities at once and make the </w:t>
+      </w:r>
+      <w:r>
+        <w:rPr>
+          <w:b/>
+          <w:bCs/>
+        </w:rPr>
+        <w:t xml:space="preserve">Exec Look Ahead</w:t>
+      </w:r>
+      <w:r>
+        <w:t xml:space="preserve"> report. The Calendar administrator manual covers this work.</w:t>
+      </w:r>
+    </w:p>
+    <w:p>
+      <w:pPr>
+        <w:pStyle w:val="Heading2"/>
+      </w:pPr>
+      <w:r>
+        <w:t xml:space="preserve">Your help pages</w:t>
+      </w:r>
+    </w:p>
+    <w:tbl>
+      <w:tblPr>
+        <w:tblW w:type="pct" w:w="5000"/>
+        <w:tblBorders>
+          <w:top w:val="single" w:color="auto" w:sz="4"/>
+          <w:left w:val="single" w:color="auto" w:sz="4"/>
+          <w:bottom w:val="single" w:color="auto" w:sz="4"/>
+          <w:right w:val="single" w:color="auto" w:sz="4"/>
+          <w:insideH w:val="single" w:color="auto" w:sz="4"/>
+          <w:insideV w:val="single" w:color="auto" w:sz="4"/>
+        </w:tblBorders>
+      </w:tblPr>
+      <w:tblGrid>
+        <w:gridCol w:w="4513"/>
+        <w:gridCol w:w="4513"/>
+      </w:tblGrid>
+      <w:tr>
+        <w:trPr>
+          <w:tblHeader/>
+        </w:trPr>
+        <w:tc>
+          <w:tcPr>
+            <w:shd w:fill="E8EEF5" w:val="clear"/>
+          </w:tcPr>
+          <w:p>
+            <w:r>
+              <w:rPr>
+                <w:b/>
+                <w:bCs/>
+              </w:rPr>
+              <w:t xml:space="preserve">Page</w:t>
+            </w:r>
+          </w:p>
+        </w:tc>
+        <w:tc>
+          <w:tcPr>
+            <w:shd w:fill="E8EEF5" w:val="clear"/>
+          </w:tcPr>
+          <w:p>
+            <w:r>
+              <w:rPr>
+                <w:b/>
+                <w:bCs/>
+              </w:rPr>
+              <w:t xml:space="preserve">What it covers</w:t>
+            </w:r>
+          </w:p>
+        </w:tc>
+      </w:tr>
+      <w:tr>
+        <w:tc>
+          <w:p>
+            <w:hyperlink w:history="1" w:anchor="section_2">
+              <w:r>
+                <w:t xml:space="preserve">The activity list</w:t>
+              </w:r>
+            </w:hyperlink>
+          </w:p>
+        </w:tc>
+        <w:tc>
+          <w:p>
+            <w:r>
+              <w:t xml:space="preserve">Filters, saved queries, columns, Month and Week, the watchlist and the Excel export.</w:t>
+            </w:r>
+          </w:p>
+        </w:tc>
+      </w:tr>
+      <w:tr>
+        <w:tc>
+          <w:p>
+            <w:hyperlink w:history="1" w:anchor="section_3">
+              <w:r>
+                <w:t xml:space="preserve">Updates</w:t>
+              </w:r>
+            </w:hyperlink>
+          </w:p>
+        </w:tc>
+        <w:tc>
+          <w:p>
+            <w:r>
+              <w:t xml:space="preserve">Recent changes to the activities you can see.</w:t>
+            </w:r>
+          </w:p>
+        </w:tc>
+      </w:tr>
+      <w:tr>
+        <w:tc>
+          <w:p>
+            <w:hyperlink w:history="1" w:anchor="section_4">
+              <w:r>
+                <w:t xml:space="preserve">Add or change an activity</w:t>
+              </w:r>
+            </w:hyperlink>
+          </w:p>
+        </w:tc>
+        <w:tc>
+          <w:p>
+            <w:r>
+              <w:t xml:space="preserve">New activity, Save, Clone, files and </w:t>
+            </w:r>
+            <w:r>
+              <w:rPr>
+                <w:b/>
+                <w:bCs/>
+              </w:rPr>
+              <w:t xml:space="preserve">View changes</w:t>
+            </w:r>
+            <w:r>
+              <w:t xml:space="preserve">.</w:t>
+            </w:r>
+          </w:p>
+        </w:tc>
+      </w:tr>
+      <w:tr>
+        <w:tc>
+          <w:p>
+            <w:hyperlink w:history="1" w:anchor="section_5">
+              <w:r>
+                <w:t xml:space="preserve">Activity fields</w:t>
+              </w:r>
+            </w:hyperlink>
+          </w:p>
+        </w:tc>
+        <w:tc>
+          <w:p>
+            <w:r>
+              <w:t xml:space="preserve">What each field is for, and which ones you must fill in.</w:t>
+            </w:r>
+          </w:p>
+        </w:tc>
+      </w:tr>
+      <w:tr>
+        <w:tc>
+          <w:p>
+            <w:hyperlink w:history="1" w:anchor="section_6">
+              <w:r>
+                <w:t xml:space="preserve">The edit lock and the daily change freeze</w:t>
+              </w:r>
+            </w:hyperlink>
+          </w:p>
+        </w:tc>
+        <w:tc>
+          <w:p>
+            <w:r>
+              <w:t xml:space="preserve">When an activity opens read-only, and why.</w:t>
+            </w:r>
+          </w:p>
+        </w:tc>
+      </w:tr>
+      <w:tr>
+        <w:tc>
+          <w:p>
+            <w:hyperlink w:history="1" w:anchor="section_7">
+              <w:r>
+                <w:t xml:space="preserve">HQ review and corporate queries</w:t>
+              </w:r>
+            </w:hyperlink>
+          </w:p>
+        </w:tc>
+        <w:tc>
+          <w:p>
+            <w:r>
+              <w:t xml:space="preserve">The HQ tools.</w:t>
+            </w:r>
+          </w:p>
+        </w:tc>
+      </w:tr>
+      <w:tr>
+        <w:tc>
+          <w:p>
+            <w:hyperlink w:history="1" w:anchor="section_8">
+              <w:r>
+                <w:t xml:space="preserve">Reports</w:t>
+              </w:r>
+            </w:hyperlink>
+          </w:p>
+        </w:tc>
+        <w:tc>
+          <w:p>
+            <w:r>
+              <w:t xml:space="preserve">The </w:t>
+            </w:r>
+            <w:r>
+              <w:rPr>
+                <w:b/>
+                <w:bCs/>
+              </w:rPr>
+              <w:t xml:space="preserve">Look Ahead</w:t>
+            </w:r>
+            <w:r>
+              <w:t xml:space="preserve">, </w:t>
+            </w:r>
+            <w:r>
+              <w:rPr>
+                <w:b/>
+                <w:bCs/>
+              </w:rPr>
+              <w:t xml:space="preserve">30/60/90</w:t>
+            </w:r>
+            <w:r>
+              <w:t xml:space="preserve"> and </w:t>
+            </w:r>
+            <w:r>
+              <w:rPr>
+                <w:b/>
+                <w:bCs/>
+              </w:rPr>
+              <w:t xml:space="preserve">Planning</w:t>
+            </w:r>
+            <w:r>
+              <w:t xml:space="preserve"> reports.</w:t>
+            </w:r>
+          </w:p>
+        </w:tc>
+      </w:tr>
+      <w:tr>
+        <w:tc>
+          <w:p>
+            <w:hyperlink w:history="1" w:anchor="section_9">
+              <w:r>
+                <w:t xml:space="preserve">Releases and the Forecast</w:t>
+              </w:r>
+            </w:hyperlink>
+          </w:p>
+        </w:tc>
+        <w:tc>
+          <w:p>
+            <w:r>
+              <w:t xml:space="preserve">How activities and news releases are linked.</w:t>
+            </w:r>
+          </w:p>
+        </w:tc>
+      </w:tr>
+    </w:tbl>
+    <w:p/>
+    <w:p>
+      <w:pPr>
+        <w:pStyle w:val="Heading2"/>
+      </w:pPr>
+      <w:r>
+        <w:t xml:space="preserve">Who sees an activity</w:t>
+      </w:r>
+    </w:p>
+    <w:p>
+      <w:pPr>
+        <w:pStyle w:val="ListParagraph"/>
+        <w:numPr>
+          <w:ilvl w:val="0"/>
+          <w:numId w:val="1"/>
+        </w:numPr>
+      </w:pPr>
+      <w:r>
+        <w:t xml:space="preserve">Its lead ministry, and every ministry ticked in </w:t>
+      </w:r>
+      <w:r>
+        <w:rPr>
+          <w:b/>
+          <w:bCs/>
+        </w:rPr>
+        <w:t xml:space="preserve">Shared With</w:t>
+      </w:r>
+      <w:r>
+        <w:t xml:space="preserve">, see it.</w:t>
+      </w:r>
+    </w:p>
+    <w:p>
+      <w:pPr>
+        <w:pStyle w:val="ListParagraph"/>
+        <w:numPr>
+          <w:ilvl w:val="0"/>
+          <w:numId w:val="1"/>
+        </w:numPr>
+      </w:pPr>
+      <w:r>
+        <w:t xml:space="preserve">HQ organizations see every ministry's activities.</w:t>
+      </w:r>
+    </w:p>
+    <w:p>
+      <w:pPr>
+        <w:pStyle w:val="ListParagraph"/>
+        <w:numPr>
+          <w:ilvl w:val="0"/>
+          <w:numId w:val="1"/>
+        </w:numPr>
+      </w:pPr>
+      <w:r>
+        <w:t xml:space="preserve">An activity marked </w:t>
+      </w:r>
+      <w:r>
+        <w:rPr>
+          <w:b/>
+          <w:bCs/>
+        </w:rPr>
+        <w:t xml:space="preserve">Not for Look Ahead</w:t>
+      </w:r>
+      <w:r>
+        <w:t xml:space="preserve"> is seen only by its lead and shared ministries, and by HQ advanced users and HQ Administrators. HQ editors don't see other ministries' ones.</w:t>
+      </w:r>
+    </w:p>
+    <w:p>
+      <w:pPr>
+        <w:pStyle w:val="ListParagraph"/>
+        <w:numPr>
+          <w:ilvl w:val="0"/>
+          <w:numId w:val="1"/>
+        </w:numPr>
+      </w:pPr>
+      <w:r>
+        <w:t xml:space="preserve">Only the lead ministry and HQ can change an activity. A ministry it is only shared with can open it but not change it.</w:t>
+      </w:r>
+    </w:p>
+    <w:p>
+      <w:pPr>
+        <w:pStyle w:val="ListParagraph"/>
+        <w:numPr>
+          <w:ilvl w:val="0"/>
+          <w:numId w:val="1"/>
+        </w:numPr>
+      </w:pPr>
+      <w:r>
+        <w:t xml:space="preserve">A deleted activity leaves the Calendar for everyone except HQ Administrators.</w:t>
+      </w:r>
+    </w:p>
+    <w:p>
+      <w:pPr>
+        <w:pStyle w:val="Heading2"/>
+      </w:pPr>
+      <w:r>
+        <w:t xml:space="preserve">What you see in the side menu</w:t>
+      </w:r>
+    </w:p>
+    <w:p>
+      <w:pPr>
+        <w:spacing w:after="120"/>
+      </w:pPr>
+      <w:r>
+        <w:t xml:space="preserve">Under </w:t>
+      </w:r>
+      <w:r>
+        <w:rPr>
+          <w:b/>
+          <w:bCs/>
+        </w:rPr>
+        <w:t xml:space="preserve">Work</w:t>
+      </w:r>
+      <w:r>
+        <w:t xml:space="preserve"> you see </w:t>
+      </w:r>
+      <w:r>
+        <w:rPr>
+          <w:b/>
+          <w:bCs/>
+        </w:rPr>
+        <w:t xml:space="preserve">Calendar</w:t>
+      </w:r>
+      <w:r>
+        <w:t xml:space="preserve">. Its tabs are </w:t>
+      </w:r>
+      <w:r>
+        <w:rPr>
+          <w:b/>
+          <w:bCs/>
+        </w:rPr>
+        <w:t xml:space="preserve">Calendar</w:t>
+      </w:r>
+      <w:r>
+        <w:t xml:space="preserve"> and </w:t>
+      </w:r>
+      <w:r>
+        <w:rPr>
+          <w:b/>
+          <w:bCs/>
+        </w:rPr>
+        <w:t xml:space="preserve">Updates</w:t>
+      </w:r>
+      <w:r>
+        <w:t xml:space="preserve">.</w:t>
+      </w:r>
+    </w:p>
+    <w:p>
+      <w:pPr>
+        <w:spacing w:after="120"/>
+      </w:pPr>
+      <w:r>
+        <w:t xml:space="preserve">You may also see </w:t>
+      </w:r>
+      <w:r>
+        <w:rPr>
+          <w:b/>
+          <w:bCs/>
+        </w:rPr>
+        <w:t xml:space="preserve">Releases</w:t>
+      </w:r>
+      <w:r>
+        <w:t xml:space="preserve"> or </w:t>
+      </w:r>
+      <w:r>
+        <w:rPr>
+          <w:b/>
+          <w:bCs/>
+        </w:rPr>
+        <w:t xml:space="preserve">Subscribers</w:t>
+      </w:r>
+      <w:r>
+        <w:t xml:space="preserve"> if you have a role there. Those have their own manuals.</w:t>
+      </w:r>
+    </w:p>
+    <w:p>
+      <w:pPr>
+        <w:pStyle w:val="Heading2"/>
+      </w:pPr>
+      <w:r>
+        <w:t xml:space="preserve">When the list is empty</w:t>
+      </w:r>
+    </w:p>
+    <w:p>
+      <w:pPr>
+        <w:spacing w:after="120"/>
+      </w:pPr>
+      <w:r>
+        <w:t xml:space="preserve">"You aren't in any ministry yet, so there are no activities to show you. Ask a Calendar administrator." means your Calendar access has no ministry. A Calendar administrator adds it.</w:t>
+      </w:r>
+    </w:p>
+    <w:p>
+      <w:pPr>
+        <w:spacing w:after="120"/>
+      </w:pPr>
+      <w:r>
+        <w:t xml:space="preserve">"You don't have Calendar access. Ask a Calendar administrator." means your Calendar access was removed. You stay signed in to the Hub.</w:t>
+      </w:r>
+    </w:p>
+    <w:p>
+      <w:pPr>
+        <w:pStyle w:val="Heading2"/>
+      </w:pPr>
+      <w:r>
+        <w:t xml:space="preserve">Keyboard shortcuts</w:t>
+      </w:r>
+    </w:p>
+    <w:p>
+      <w:pPr>
+        <w:spacing w:after="120"/>
+      </w:pPr>
+      <w:r>
+        <w:t xml:space="preserve">On a Mac use Command (⌘); on Windows use Ctrl.</w:t>
+      </w:r>
+    </w:p>
+    <w:tbl>
+      <w:tblPr>
+        <w:tblW w:type="pct" w:w="5000"/>
+        <w:tblBorders>
+          <w:top w:val="single" w:color="auto" w:sz="4"/>
+          <w:left w:val="single" w:color="auto" w:sz="4"/>
+          <w:bottom w:val="single" w:color="auto" w:sz="4"/>
+          <w:right w:val="single" w:color="auto" w:sz="4"/>
+          <w:insideH w:val="single" w:color="auto" w:sz="4"/>
+          <w:insideV w:val="single" w:color="auto" w:sz="4"/>
+        </w:tblBorders>
+      </w:tblPr>
+      <w:tblGrid>
+        <w:gridCol w:w="4513"/>
+        <w:gridCol w:w="4513"/>
+      </w:tblGrid>
+      <w:tr>
+        <w:trPr>
+          <w:tblHeader/>
+        </w:trPr>
+        <w:tc>
+          <w:tcPr>
+            <w:shd w:fill="E8EEF5" w:val="clear"/>
+          </w:tcPr>
+          <w:p>
+            <w:r>
+              <w:rPr>
+                <w:b/>
+                <w:bCs/>
+              </w:rPr>
+              <w:t xml:space="preserve">Keys</w:t>
+            </w:r>
+          </w:p>
+        </w:tc>
+        <w:tc>
+          <w:tcPr>
+            <w:shd w:fill="E8EEF5" w:val="clear"/>
+          </w:tcPr>
+          <w:p>
+            <w:r>
+              <w:rPr>
+                <w:b/>
+                <w:bCs/>
+              </w:rPr>
+              <w:t xml:space="preserve">What it does</w:t>
+            </w:r>
+          </w:p>
+        </w:tc>
+      </w:tr>
+      <w:tr>
+        <w:tc>
+          <w:p>
+            <w:r>
+              <w:t xml:space="preserve">⌘K or Ctrl+K</w:t>
+            </w:r>
+          </w:p>
+        </w:tc>
+        <w:tc>
+          <w:p>
+            <w:r>
+              <w:t xml:space="preserve">On the activity list, opens </w:t>
+            </w:r>
+            <w:r>
+              <w:rPr>
+                <w:b/>
+                <w:bCs/>
+              </w:rPr>
+              <w:t xml:space="preserve">Filters</w:t>
+            </w:r>
+            <w:r>
+              <w:t xml:space="preserve"> and goes to </w:t>
+            </w:r>
+            <w:r>
+              <w:rPr>
+                <w:b/>
+                <w:bCs/>
+              </w:rPr>
+              <w:t xml:space="preserve">Search for</w:t>
+            </w:r>
+            <w:r>
+              <w:t xml:space="preserve">.</w:t>
+            </w:r>
+          </w:p>
+        </w:tc>
+      </w:tr>
+      <w:tr>
+        <w:tc>
+          <w:p>
+            <w:r>
+              <w:t xml:space="preserve">⌘S or Ctrl+S</w:t>
+            </w:r>
+          </w:p>
+        </w:tc>
+        <w:tc>
+          <w:p>
+            <w:r>
+              <w:t xml:space="preserve">On an activity, saves it, the same as </w:t>
+            </w:r>
+            <w:r>
+              <w:rPr>
+                <w:b/>
+                <w:bCs/>
+              </w:rPr>
+              <w:t xml:space="preserve">Save</w:t>
+            </w:r>
+            <w:r>
+              <w:t xml:space="preserve">.</w:t>
+            </w:r>
+          </w:p>
+        </w:tc>
+      </w:tr>
+      <w:tr>
+        <w:tc>
+          <w:p>
+            <w:r>
+              <w:t xml:space="preserve">⌘Enter or Ctrl+Enter</w:t>
+            </w:r>
+          </w:p>
+        </w:tc>
+        <w:tc>
+          <w:p>
+            <w:r>
+              <w:t xml:space="preserve">On a new activity, saves it.</w:t>
+            </w:r>
+          </w:p>
+        </w:tc>
+      </w:tr>
+    </w:tbl>
+    <w:p/>
+    <w:p>
+      <w:pPr>
+        <w:pStyle w:val="Heading2"/>
+      </w:pPr>
+      <w:r>
+        <w:t xml:space="preserve">Signing in</w:t>
+      </w:r>
+    </w:p>
+    <w:p>
+      <w:pPr>
+        <w:spacing w:after="120"/>
+      </w:pPr>
+      <w:r>
+        <w:t xml:space="preserve">Choose </w:t>
+      </w:r>
+      <w:r>
+        <w:rPr>
+          <w:b/>
+          <w:bCs/>
+        </w:rPr>
+        <w:t xml:space="preserve">Sign in with Microsoft</w:t>
+      </w:r>
+      <w:r>
+        <w:t xml:space="preserve"> and use your government Microsoft account. You need a Hub account first: if you see "Your account hasn't been set up. Contact an administrator.", ask a Core administrator to add you. Signing out of the Hub doesn't sign you out of Microsoft.</w:t>
+      </w:r>
+    </w:p>
+    <w:p>
+      <w:pPr>
+        <w:pStyle w:val="Heading1"/>
+      </w:pPr>
+      <w:bookmarkStart w:name="section_2" w:id="2"/>
+      <w:r>
+        <w:t xml:space="preserve">The activity list</w:t>
+      </w:r>
+      <w:bookmarkEnd w:id="2"/>
+    </w:p>
+    <w:p>
+      <w:pPr>
+        <w:spacing w:after="120"/>
+      </w:pPr>
+      <w:r>
+        <w:rPr>
+          <w:b/>
+          <w:bCs/>
+        </w:rPr>
+        <w:t xml:space="preserve">Who this is for:</w:t>
+      </w:r>
+      <w:r>
+        <w:t xml:space="preserve"> Calendar advanced users (Calendar.Advanced).</w:t>
+      </w:r>
+    </w:p>
+    <w:p>
+      <w:pPr>
+        <w:spacing w:after="120"/>
+      </w:pPr>
+      <w:r>
+        <w:rPr>
+          <w:b/>
+          <w:bCs/>
+        </w:rPr>
+        <w:t xml:space="preserve">Calendar</w:t>
+      </w:r>
+      <w:r>
+        <w:t xml:space="preserve"> lists the activities you can see, from today on, earliest first. The first 30 show. More load as you scroll down, or when you choose </w:t>
+      </w:r>
+      <w:r>
+        <w:rPr>
+          <w:b/>
+          <w:bCs/>
+        </w:rPr>
+        <w:t xml:space="preserve">Show more</w:t>
+      </w:r>
+      <w:r>
+        <w:t xml:space="preserve"> (the button names how many).</w:t>
+      </w:r>
+    </w:p>
+    <w:p>
+      <w:pPr>
+        <w:spacing w:after="120"/>
+      </w:pPr>
+      <w:r>
+        <w:t xml:space="preserve">Two kinds of activity are left out until you ask for them:</w:t>
+      </w:r>
+    </w:p>
+    <w:p>
+      <w:pPr>
+        <w:pStyle w:val="ListParagraph"/>
+        <w:numPr>
+          <w:ilvl w:val="0"/>
+          <w:numId w:val="1"/>
+        </w:numPr>
+      </w:pPr>
+      <w:r>
+        <w:t xml:space="preserve">Awareness dates. Choose </w:t>
+      </w:r>
+      <w:r>
+        <w:rPr>
+          <w:b/>
+          <w:bCs/>
+        </w:rPr>
+        <w:t xml:space="preserve">Awareness Day / Week / Month</w:t>
+      </w:r>
+      <w:r>
+        <w:t xml:space="preserve"> in </w:t>
+      </w:r>
+      <w:r>
+        <w:rPr>
+          <w:b/>
+          <w:bCs/>
+        </w:rPr>
+        <w:t xml:space="preserve">Category</w:t>
+      </w:r>
+      <w:r>
+        <w:t xml:space="preserve"> to see them.</w:t>
+      </w:r>
+    </w:p>
+    <w:p>
+      <w:pPr>
+        <w:pStyle w:val="ListParagraph"/>
+        <w:numPr>
+          <w:ilvl w:val="0"/>
+          <w:numId w:val="1"/>
+        </w:numPr>
+      </w:pPr>
+      <w:r>
+        <w:t xml:space="preserve">Activities led by the consultations ministry, shown as </w:t>
+      </w:r>
+      <w:r>
+        <w:rPr>
+          <w:b/>
+          <w:bCs/>
+        </w:rPr>
+        <w:t xml:space="preserve">CITENG</w:t>
+      </w:r>
+      <w:r>
+        <w:t xml:space="preserve">. Choose </w:t>
+      </w:r>
+      <w:r>
+        <w:rPr>
+          <w:b/>
+          <w:bCs/>
+        </w:rPr>
+        <w:t xml:space="preserve">CITENG</w:t>
+      </w:r>
+      <w:r>
+        <w:t xml:space="preserve"> in </w:t>
+      </w:r>
+      <w:r>
+        <w:rPr>
+          <w:b/>
+          <w:bCs/>
+        </w:rPr>
+        <w:t xml:space="preserve">Lead Ministry</w:t>
+      </w:r>
+      <w:r>
+        <w:t xml:space="preserve"> to see them.</w:t>
+      </w:r>
+    </w:p>
+    <w:p>
+      <w:pPr>
+        <w:pStyle w:val="Heading2"/>
+      </w:pPr>
+      <w:r>
+        <w:t xml:space="preserve">Read the list</w:t>
+      </w:r>
+    </w:p>
+    <w:p>
+      <w:pPr>
+        <w:pStyle w:val="ListParagraph"/>
+        <w:numPr>
+          <w:ilvl w:val="0"/>
+          <w:numId w:val="1"/>
+        </w:numPr>
+      </w:pPr>
+      <w:r>
+        <w:t xml:space="preserve">Choose an activity's title to open it. When you come back, its row is brought into view.</w:t>
+      </w:r>
+    </w:p>
+    <w:p>
+      <w:pPr>
+        <w:pStyle w:val="ListParagraph"/>
+        <w:numPr>
+          <w:ilvl w:val="0"/>
+          <w:numId w:val="1"/>
+        </w:numPr>
+      </w:pPr>
+      <w:r>
+        <w:t xml:space="preserve">The </w:t>
+      </w:r>
+      <w:r>
+        <w:rPr>
+          <w:b/>
+          <w:bCs/>
+        </w:rPr>
+        <w:t xml:space="preserve">Activity Id</w:t>
+      </w:r>
+      <w:r>
+        <w:t xml:space="preserve"> column shows the ministry and number, such as HLTH-12. It also shows </w:t>
+      </w:r>
+      <w:r>
+        <w:rPr>
+          <w:b/>
+          <w:bCs/>
+        </w:rPr>
+        <w:t xml:space="preserve">Reviewed</w:t>
+      </w:r>
+      <w:r>
+        <w:t xml:space="preserve"> when HQ has reviewed the activity, </w:t>
+      </w:r>
+      <w:r>
+        <w:rPr>
+          <w:b/>
+          <w:bCs/>
+        </w:rPr>
+        <w:t xml:space="preserve">Shared</w:t>
+      </w:r>
+      <w:r>
+        <w:t xml:space="preserve"> when it is shared with other ministries, and </w:t>
+      </w:r>
+      <w:r>
+        <w:rPr>
+          <w:b/>
+          <w:bCs/>
+        </w:rPr>
+        <w:t xml:space="preserve">Release</w:t>
+      </w:r>
+      <w:r>
+        <w:t xml:space="preserve"> when a news release is linked to it.</w:t>
+      </w:r>
+    </w:p>
+    <w:p>
+      <w:pPr>
+        <w:pStyle w:val="ListParagraph"/>
+        <w:numPr>
+          <w:ilvl w:val="0"/>
+          <w:numId w:val="1"/>
+        </w:numPr>
+      </w:pPr>
+      <w:r>
+        <w:t xml:space="preserve">Under the title you see when it was last updated, by whom, and when it was created.</w:t>
+      </w:r>
+    </w:p>
+    <w:p>
+      <w:pPr>
+        <w:pStyle w:val="ListParagraph"/>
+        <w:numPr>
+          <w:ilvl w:val="0"/>
+          <w:numId w:val="1"/>
+        </w:numPr>
+      </w:pPr>
+      <w:r>
+        <w:rPr>
+          <w:b/>
+          <w:bCs/>
+        </w:rPr>
+        <w:t xml:space="preserve">Not for Look Ahead</w:t>
+      </w:r>
+      <w:r>
+        <w:t xml:space="preserve"> under </w:t>
+      </w:r>
+      <w:r>
+        <w:rPr>
+          <w:b/>
+          <w:bCs/>
+        </w:rPr>
+        <w:t xml:space="preserve">Categories</w:t>
+      </w:r>
+      <w:r>
+        <w:t xml:space="preserve"> marks an activity kept out of the Look Ahead. See </w:t>
+      </w:r>
+      <w:hyperlink w:history="1" w:anchor="section_1">
+        <w:r>
+          <w:t xml:space="preserve">Who sees an activity</w:t>
+        </w:r>
+      </w:hyperlink>
+      <w:r>
+        <w:t xml:space="preserve">.</w:t>
+      </w:r>
+    </w:p>
+    <w:p>
+      <w:pPr>
+        <w:pStyle w:val="ListParagraph"/>
+        <w:numPr>
+          <w:ilvl w:val="0"/>
+          <w:numId w:val="1"/>
+        </w:numPr>
+      </w:pPr>
+      <w:r>
+        <w:t xml:space="preserve">Point at the date to see the scheduling considerations, at the title to see the significance, and at </w:t>
+      </w:r>
+      <w:r>
+        <w:rPr>
+          <w:b/>
+          <w:bCs/>
+        </w:rPr>
+        <w:t xml:space="preserve">Comm. Materials</w:t>
+      </w:r>
+      <w:r>
+        <w:t xml:space="preserve"> to see the origin and distribution.</w:t>
+      </w:r>
+    </w:p>
+    <w:p>
+      <w:pPr>
+        <w:pStyle w:val="ListParagraph"/>
+        <w:numPr>
+          <w:ilvl w:val="0"/>
+          <w:numId w:val="1"/>
+        </w:numPr>
+      </w:pPr>
+      <w:r>
+        <w:t xml:space="preserve">Choose a column heading to sort by it, except </w:t>
+      </w:r>
+      <w:r>
+        <w:rPr>
+          <w:b/>
+          <w:bCs/>
+        </w:rPr>
+        <w:t xml:space="preserve">Premier</w:t>
+      </w:r>
+      <w:r>
+        <w:t xml:space="preserve">. Choose it again to reverse the order.</w:t>
+      </w:r>
+    </w:p>
+    <w:p>
+      <w:pPr>
+        <w:pStyle w:val="ListParagraph"/>
+        <w:numPr>
+          <w:ilvl w:val="0"/>
+          <w:numId w:val="1"/>
+        </w:numPr>
+      </w:pPr>
+      <w:r>
+        <w:rPr>
+          <w:b/>
+          <w:bCs/>
+        </w:rPr>
+        <w:t xml:space="preserve">What the column names mean</w:t>
+      </w:r>
+      <w:r>
+        <w:t xml:space="preserve">, under the list, explains the short names.</w:t>
+      </w:r>
+    </w:p>
+    <w:p>
+      <w:pPr>
+        <w:pStyle w:val="Heading2"/>
+      </w:pPr>
+      <w:r>
+        <w:t xml:space="preserve">Filter the list</w:t>
+      </w:r>
+    </w:p>
+    <w:p>
+      <w:pPr>
+        <w:pStyle w:val="ListParagraph"/>
+        <w:numPr>
+          <w:ilvl w:val="0"/>
+          <w:numId w:val="2"/>
+        </w:numPr>
+      </w:pPr>
+      <w:r>
+        <w:t xml:space="preserve">Open </w:t>
+      </w:r>
+      <w:r>
+        <w:rPr>
+          <w:b/>
+          <w:bCs/>
+        </w:rPr>
+        <w:t xml:space="preserve">Filters</w:t>
+      </w:r>
+      <w:r>
+        <w:t xml:space="preserve">. The line beside it shows the filter in use, or "No filters".</w:t>
+      </w:r>
+    </w:p>
+    <w:p>
+      <w:pPr>
+        <w:pStyle w:val="ListParagraph"/>
+        <w:numPr>
+          <w:ilvl w:val="0"/>
+          <w:numId w:val="2"/>
+        </w:numPr>
+      </w:pPr>
+      <w:r>
+        <w:t xml:space="preserve">Fill in what you want. You can use </w:t>
+      </w:r>
+      <w:r>
+        <w:rPr>
+          <w:b/>
+          <w:bCs/>
+        </w:rPr>
+        <w:t xml:space="preserve">From</w:t>
+      </w:r>
+      <w:r>
+        <w:t xml:space="preserve">, </w:t>
+      </w:r>
+      <w:r>
+        <w:rPr>
+          <w:b/>
+          <w:bCs/>
+        </w:rPr>
+        <w:t xml:space="preserve">To</w:t>
+      </w:r>
+      <w:r>
+        <w:t xml:space="preserve">, </w:t>
+      </w:r>
+      <w:r>
+        <w:rPr>
+          <w:b/>
+          <w:bCs/>
+        </w:rPr>
+        <w:t xml:space="preserve">This day only</w:t>
+      </w:r>
+      <w:r>
+        <w:t xml:space="preserve">, </w:t>
+      </w:r>
+      <w:r>
+        <w:rPr>
+          <w:b/>
+          <w:bCs/>
+        </w:rPr>
+        <w:t xml:space="preserve">Search for</w:t>
+      </w:r>
+      <w:r>
+        <w:t xml:space="preserve">, </w:t>
+      </w:r>
+      <w:r>
+        <w:rPr>
+          <w:b/>
+          <w:bCs/>
+        </w:rPr>
+        <w:t xml:space="preserve">HQ Tags</w:t>
+      </w:r>
+      <w:r>
+        <w:t xml:space="preserve">, </w:t>
+      </w:r>
+      <w:r>
+        <w:rPr>
+          <w:b/>
+          <w:bCs/>
+        </w:rPr>
+        <w:t xml:space="preserve">Issue</w:t>
+      </w:r>
+      <w:r>
+        <w:t xml:space="preserve">, </w:t>
+      </w:r>
+      <w:r>
+        <w:rPr>
+          <w:b/>
+          <w:bCs/>
+        </w:rPr>
+        <w:t xml:space="preserve">Date Confirmed</w:t>
+      </w:r>
+      <w:r>
+        <w:t xml:space="preserve">, </w:t>
+      </w:r>
+      <w:r>
+        <w:rPr>
+          <w:b/>
+          <w:bCs/>
+        </w:rPr>
+        <w:t xml:space="preserve">Status</w:t>
+      </w:r>
+      <w:r>
+        <w:t xml:space="preserve">, </w:t>
+      </w:r>
+      <w:r>
+        <w:rPr>
+          <w:b/>
+          <w:bCs/>
+        </w:rPr>
+        <w:t xml:space="preserve">Category</w:t>
+      </w:r>
+      <w:r>
+        <w:t xml:space="preserve">, </w:t>
+      </w:r>
+      <w:r>
+        <w:rPr>
+          <w:b/>
+          <w:bCs/>
+        </w:rPr>
+        <w:t xml:space="preserve">Lead Ministry</w:t>
+      </w:r>
+      <w:r>
+        <w:t xml:space="preserve">, </w:t>
+      </w:r>
+      <w:r>
+        <w:rPr>
+          <w:b/>
+          <w:bCs/>
+        </w:rPr>
+        <w:t xml:space="preserve">Comm Contact</w:t>
+      </w:r>
+      <w:r>
+        <w:t xml:space="preserve">, </w:t>
+      </w:r>
+      <w:r>
+        <w:rPr>
+          <w:b/>
+          <w:bCs/>
+        </w:rPr>
+        <w:t xml:space="preserve">Representative</w:t>
+      </w:r>
+      <w:r>
+        <w:t xml:space="preserve">, </w:t>
+      </w:r>
+      <w:r>
+        <w:rPr>
+          <w:b/>
+          <w:bCs/>
+        </w:rPr>
+        <w:t xml:space="preserve">Initiative</w:t>
+      </w:r>
+      <w:r>
+        <w:t xml:space="preserve">, </w:t>
+      </w:r>
+      <w:r>
+        <w:rPr>
+          <w:b/>
+          <w:bCs/>
+        </w:rPr>
+        <w:t xml:space="preserve">Premier Requested</w:t>
+      </w:r>
+      <w:r>
+        <w:t xml:space="preserve"> and </w:t>
+      </w:r>
+      <w:r>
+        <w:rPr>
+          <w:b/>
+          <w:bCs/>
+        </w:rPr>
+        <w:t xml:space="preserve">Distribution</w:t>
+      </w:r>
+      <w:r>
+        <w:t xml:space="preserve">.</w:t>
+      </w:r>
+    </w:p>
+    <w:p>
+      <w:pPr>
+        <w:pStyle w:val="ListParagraph"/>
+        <w:numPr>
+          <w:ilvl w:val="0"/>
+          <w:numId w:val="2"/>
+        </w:numPr>
+      </w:pPr>
+      <w:r>
+        <w:t xml:space="preserve">Under </w:t>
+      </w:r>
+      <w:r>
+        <w:rPr>
+          <w:b/>
+          <w:bCs/>
+        </w:rPr>
+        <w:t xml:space="preserve">Display</w:t>
+      </w:r>
+      <w:r>
+        <w:t xml:space="preserve">, choose </w:t>
+      </w:r>
+      <w:r>
+        <w:rPr>
+          <w:b/>
+          <w:bCs/>
+        </w:rPr>
+        <w:t xml:space="preserve">Show All</w:t>
+      </w:r>
+      <w:r>
+        <w:t xml:space="preserve">, </w:t>
+      </w:r>
+      <w:r>
+        <w:rPr>
+          <w:b/>
+          <w:bCs/>
+        </w:rPr>
+        <w:t xml:space="preserve">My Ministries' Activities Only</w:t>
+      </w:r>
+      <w:r>
+        <w:t xml:space="preserve">, </w:t>
+      </w:r>
+      <w:r>
+        <w:rPr>
+          <w:b/>
+          <w:bCs/>
+        </w:rPr>
+        <w:t xml:space="preserve">My Activities Only</w:t>
+      </w:r>
+      <w:r>
+        <w:t xml:space="preserve"> or </w:t>
+      </w:r>
+      <w:r>
+        <w:rPr>
+          <w:b/>
+          <w:bCs/>
+        </w:rPr>
+        <w:t xml:space="preserve">My Watchlist Only</w:t>
+      </w:r>
+      <w:r>
+        <w:t xml:space="preserve">.</w:t>
+      </w:r>
+    </w:p>
+    <w:p>
+      <w:pPr>
+        <w:pStyle w:val="ListParagraph"/>
+        <w:numPr>
+          <w:ilvl w:val="0"/>
+          <w:numId w:val="2"/>
+        </w:numPr>
+      </w:pPr>
+      <w:r>
+        <w:t xml:space="preserve">Choose </w:t>
+      </w:r>
+      <w:r>
+        <w:rPr>
+          <w:b/>
+          <w:bCs/>
+        </w:rPr>
+        <w:t xml:space="preserve">Apply filters</w:t>
+      </w:r>
+      <w:r>
+        <w:t xml:space="preserve">.</w:t>
+      </w:r>
+    </w:p>
+    <w:p>
+      <w:pPr>
+        <w:spacing w:after="120"/>
+      </w:pPr>
+      <w:r>
+        <w:t xml:space="preserve">What some choices do:</w:t>
+      </w:r>
+    </w:p>
+    <w:p>
+      <w:pPr>
+        <w:pStyle w:val="ListParagraph"/>
+        <w:numPr>
+          <w:ilvl w:val="0"/>
+          <w:numId w:val="1"/>
+        </w:numPr>
+      </w:pPr>
+      <w:r>
+        <w:rPr>
+          <w:b/>
+          <w:bCs/>
+        </w:rPr>
+        <w:t xml:space="preserve">Search for</w:t>
+      </w:r>
+      <w:r>
+        <w:t xml:space="preserve"> takes an activity number, such as HLTH-12345, or words in the title, summary, city and other text. An activity number finds that activity whatever the other filters and dates say. A plain number without the ministry counts as an activity number only above 10,000; a smaller one, such as a year, is searched as a word.</w:t>
+      </w:r>
+    </w:p>
+    <w:p>
+      <w:pPr>
+        <w:pStyle w:val="ListParagraph"/>
+        <w:numPr>
+          <w:ilvl w:val="0"/>
+          <w:numId w:val="1"/>
+        </w:numPr>
+      </w:pPr>
+      <w:r>
+        <w:rPr>
+          <w:b/>
+          <w:bCs/>
+        </w:rPr>
+        <w:t xml:space="preserve">Lead Ministry</w:t>
+      </w:r>
+      <w:r>
+        <w:t xml:space="preserve"> also finds activities shared with that ministry.</w:t>
+      </w:r>
+    </w:p>
+    <w:p>
+      <w:pPr>
+        <w:pStyle w:val="ListParagraph"/>
+        <w:numPr>
+          <w:ilvl w:val="0"/>
+          <w:numId w:val="1"/>
+        </w:numPr>
+      </w:pPr>
+      <w:r>
+        <w:rPr>
+          <w:b/>
+          <w:bCs/>
+        </w:rPr>
+        <w:t xml:space="preserve">My Ministries' Activities Only</w:t>
+      </w:r>
+      <w:r>
+        <w:t xml:space="preserve"> shows activities your ministries lead, not those only shared with them.</w:t>
+      </w:r>
+    </w:p>
+    <w:p>
+      <w:pPr>
+        <w:pStyle w:val="ListParagraph"/>
+        <w:numPr>
+          <w:ilvl w:val="0"/>
+          <w:numId w:val="1"/>
+        </w:numPr>
+      </w:pPr>
+      <w:r>
+        <w:rPr>
+          <w:b/>
+          <w:bCs/>
+        </w:rPr>
+        <w:t xml:space="preserve">My Activities Only</w:t>
+      </w:r>
+      <w:r>
+        <w:t xml:space="preserve"> shows activities where you are the comm contact.</w:t>
+      </w:r>
+    </w:p>
+    <w:p>
+      <w:pPr>
+        <w:pStyle w:val="ListParagraph"/>
+        <w:numPr>
+          <w:ilvl w:val="0"/>
+          <w:numId w:val="1"/>
+        </w:numPr>
+      </w:pPr>
+      <w:r>
+        <w:rPr>
+          <w:b/>
+          <w:bCs/>
+        </w:rPr>
+        <w:t xml:space="preserve">My Watchlist Only</w:t>
+      </w:r>
+      <w:r>
+        <w:t xml:space="preserve"> shows the activities you have starred.</w:t>
+      </w:r>
+    </w:p>
+    <w:p>
+      <w:pPr>
+        <w:spacing w:after="120"/>
+      </w:pPr>
+      <w:r>
+        <w:rPr>
+          <w:b/>
+          <w:bCs/>
+        </w:rPr>
+        <w:t xml:space="preserve">Reset</w:t>
+      </w:r>
+      <w:r>
+        <w:t xml:space="preserve"> empties the filter. Choose </w:t>
+      </w:r>
+      <w:r>
+        <w:rPr>
+          <w:b/>
+          <w:bCs/>
+        </w:rPr>
+        <w:t xml:space="preserve">Apply filters</w:t>
+      </w:r>
+      <w:r>
+        <w:t xml:space="preserve"> to run it.</w:t>
+      </w:r>
+    </w:p>
+    <w:p>
+      <w:pPr>
+        <w:spacing w:after="120"/>
+      </w:pPr>
+      <w:r>
+        <w:t xml:space="preserve">The Hub keeps your </w:t>
+      </w:r>
+      <w:r>
+        <w:rPr>
+          <w:b/>
+          <w:bCs/>
+        </w:rPr>
+        <w:t xml:space="preserve">Display</w:t>
+      </w:r>
+      <w:r>
+        <w:t xml:space="preserve"> choice for next time. To share a filtered list, copy the page address. If the link uses HQ tools you don't have, the list opens without them.</w:t>
+      </w:r>
+    </w:p>
+    <w:p>
+      <w:pPr>
+        <w:pStyle w:val="Heading2"/>
+      </w:pPr>
+      <w:r>
+        <w:t xml:space="preserve">Save a filter</w:t>
+      </w:r>
+    </w:p>
+    <w:p>
+      <w:pPr>
+        <w:spacing w:after="120"/>
+      </w:pPr>
+      <w:r>
+        <w:t xml:space="preserve">Under </w:t>
+      </w:r>
+      <w:r>
+        <w:rPr>
+          <w:b/>
+          <w:bCs/>
+        </w:rPr>
+        <w:t xml:space="preserve">Saved views</w:t>
+      </w:r>
+      <w:r>
+        <w:t xml:space="preserve">, </w:t>
+      </w:r>
+      <w:r>
+        <w:rPr>
+          <w:b/>
+          <w:bCs/>
+        </w:rPr>
+        <w:t xml:space="preserve">My Queries</w:t>
+      </w:r>
+      <w:r>
+        <w:t xml:space="preserve"> keeps filters you use often. Only you see them.</w:t>
+      </w:r>
+    </w:p>
+    <w:p>
+      <w:pPr>
+        <w:pStyle w:val="ListParagraph"/>
+        <w:numPr>
+          <w:ilvl w:val="0"/>
+          <w:numId w:val="3"/>
+        </w:numPr>
+      </w:pPr>
+      <w:r>
+        <w:t xml:space="preserve">Set the filter and choose </w:t>
+      </w:r>
+      <w:r>
+        <w:rPr>
+          <w:b/>
+          <w:bCs/>
+        </w:rPr>
+        <w:t xml:space="preserve">Apply filters</w:t>
+      </w:r>
+      <w:r>
+        <w:t xml:space="preserve">.</w:t>
+      </w:r>
+    </w:p>
+    <w:p>
+      <w:pPr>
+        <w:pStyle w:val="ListParagraph"/>
+        <w:numPr>
+          <w:ilvl w:val="0"/>
+          <w:numId w:val="3"/>
+        </w:numPr>
+      </w:pPr>
+      <w:r>
+        <w:t xml:space="preserve">Open </w:t>
+      </w:r>
+      <w:r>
+        <w:rPr>
+          <w:b/>
+          <w:bCs/>
+        </w:rPr>
+        <w:t xml:space="preserve">Saved views</w:t>
+      </w:r>
+      <w:r>
+        <w:t xml:space="preserve">.</w:t>
+      </w:r>
+    </w:p>
+    <w:p>
+      <w:pPr>
+        <w:pStyle w:val="ListParagraph"/>
+        <w:numPr>
+          <w:ilvl w:val="0"/>
+          <w:numId w:val="3"/>
+        </w:numPr>
+      </w:pPr>
+      <w:r>
+        <w:t xml:space="preserve">Type a name in </w:t>
+      </w:r>
+      <w:r>
+        <w:rPr>
+          <w:b/>
+          <w:bCs/>
+        </w:rPr>
+        <w:t xml:space="preserve">Name for this filter</w:t>
+      </w:r>
+      <w:r>
+        <w:t xml:space="preserve">.</w:t>
+      </w:r>
+    </w:p>
+    <w:p>
+      <w:pPr>
+        <w:pStyle w:val="ListParagraph"/>
+        <w:numPr>
+          <w:ilvl w:val="0"/>
+          <w:numId w:val="3"/>
+        </w:numPr>
+      </w:pPr>
+      <w:r>
+        <w:t xml:space="preserve">Choose </w:t>
+      </w:r>
+      <w:r>
+        <w:rPr>
+          <w:b/>
+          <w:bCs/>
+        </w:rPr>
+        <w:t xml:space="preserve">Save query</w:t>
+      </w:r>
+      <w:r>
+        <w:t xml:space="preserve">. You see, for example, "Saved the query “My week”."</w:t>
+      </w:r>
+    </w:p>
+    <w:p>
+      <w:pPr>
+        <w:spacing w:after="120"/>
+      </w:pPr>
+      <w:r>
+        <w:t xml:space="preserve">To run a saved filter, choose its name. </w:t>
+      </w:r>
+      <w:r>
+        <w:rPr>
+          <w:b/>
+          <w:bCs/>
+        </w:rPr>
+        <w:t xml:space="preserve">Saved views</w:t>
+      </w:r>
+      <w:r>
+        <w:t xml:space="preserve"> then shows, for example, "Running “My week”". Each query also has </w:t>
+      </w:r>
+      <w:r>
+        <w:rPr>
+          <w:b/>
+          <w:bCs/>
+        </w:rPr>
+        <w:t xml:space="preserve">Rename</w:t>
+      </w:r>
+      <w:r>
+        <w:t xml:space="preserve">, </w:t>
+      </w:r>
+      <w:r>
+        <w:rPr>
+          <w:b/>
+          <w:bCs/>
+        </w:rPr>
+        <w:t xml:space="preserve">Up</w:t>
+      </w:r>
+      <w:r>
+        <w:t xml:space="preserve">, </w:t>
+      </w:r>
+      <w:r>
+        <w:rPr>
+          <w:b/>
+          <w:bCs/>
+        </w:rPr>
+        <w:t xml:space="preserve">Down</w:t>
+      </w:r>
+      <w:r>
+        <w:t xml:space="preserve"> and </w:t>
+      </w:r>
+      <w:r>
+        <w:rPr>
+          <w:b/>
+          <w:bCs/>
+        </w:rPr>
+        <w:t xml:space="preserve">Delete</w:t>
+      </w:r>
+      <w:r>
+        <w:t xml:space="preserve">.</w:t>
+      </w:r>
+    </w:p>
+    <w:p>
+      <w:pPr>
+        <w:spacing w:after="120"/>
+      </w:pPr>
+      <w:r>
+        <w:t xml:space="preserve">"Your queries changed in another tab, so they were reloaded." means you changed them somewhere else. Try again.</w:t>
+      </w:r>
+    </w:p>
+    <w:p>
+      <w:pPr>
+        <w:pStyle w:val="Heading2"/>
+      </w:pPr>
+      <w:r>
+        <w:t xml:space="preserve">Columns</w:t>
+      </w:r>
+    </w:p>
+    <w:p>
+      <w:pPr>
+        <w:pStyle w:val="ListParagraph"/>
+        <w:numPr>
+          <w:ilvl w:val="0"/>
+          <w:numId w:val="4"/>
+        </w:numPr>
+      </w:pPr>
+      <w:r>
+        <w:t xml:space="preserve">Choose </w:t>
+      </w:r>
+      <w:r>
+        <w:rPr>
+          <w:b/>
+          <w:bCs/>
+        </w:rPr>
+        <w:t xml:space="preserve">Columns</w:t>
+      </w:r>
+      <w:r>
+        <w:t xml:space="preserve">.</w:t>
+      </w:r>
+    </w:p>
+    <w:p>
+      <w:pPr>
+        <w:pStyle w:val="ListParagraph"/>
+        <w:numPr>
+          <w:ilvl w:val="0"/>
+          <w:numId w:val="4"/>
+        </w:numPr>
+      </w:pPr>
+      <w:r>
+        <w:t xml:space="preserve">Tick or untick the columns under </w:t>
+      </w:r>
+      <w:r>
+        <w:rPr>
+          <w:b/>
+          <w:bCs/>
+        </w:rPr>
+        <w:t xml:space="preserve">Show these columns</w:t>
+      </w:r>
+      <w:r>
+        <w:t xml:space="preserve">.</w:t>
+      </w:r>
+    </w:p>
+    <w:p>
+      <w:pPr>
+        <w:spacing w:after="120"/>
+      </w:pPr>
+      <w:r>
+        <w:t xml:space="preserve">The Hub keeps your choice for next time. </w:t>
+      </w:r>
+      <w:r>
+        <w:rPr>
+          <w:b/>
+          <w:bCs/>
+        </w:rPr>
+        <w:t xml:space="preserve">Activity Id</w:t>
+      </w:r>
+      <w:r>
+        <w:t xml:space="preserve"> always shows. At first, </w:t>
+      </w:r>
+      <w:r>
+        <w:rPr>
+          <w:b/>
+          <w:bCs/>
+        </w:rPr>
+        <w:t xml:space="preserve">HQ Tags</w:t>
+      </w:r>
+      <w:r>
+        <w:t xml:space="preserve">, </w:t>
+      </w:r>
+      <w:r>
+        <w:rPr>
+          <w:b/>
+          <w:bCs/>
+        </w:rPr>
+        <w:t xml:space="preserve">Ministry</w:t>
+      </w:r>
+      <w:r>
+        <w:t xml:space="preserve">, </w:t>
+      </w:r>
+      <w:r>
+        <w:rPr>
+          <w:b/>
+          <w:bCs/>
+        </w:rPr>
+        <w:t xml:space="preserve">Status</w:t>
+      </w:r>
+      <w:r>
+        <w:t xml:space="preserve"> and </w:t>
+      </w:r>
+      <w:r>
+        <w:rPr>
+          <w:b/>
+          <w:bCs/>
+        </w:rPr>
+        <w:t xml:space="preserve">Translations</w:t>
+      </w:r>
+      <w:r>
+        <w:t xml:space="preserve"> are hidden.</w:t>
+      </w:r>
+    </w:p>
+    <w:p>
+      <w:pPr>
+        <w:pStyle w:val="Heading2"/>
+      </w:pPr>
+      <w:r>
+        <w:t xml:space="preserve">Month and Week</w:t>
+      </w:r>
+    </w:p>
+    <w:p>
+      <w:pPr>
+        <w:spacing w:after="120"/>
+      </w:pPr>
+      <w:r>
+        <w:t xml:space="preserve">Choose </w:t>
+      </w:r>
+      <w:r>
+        <w:rPr>
+          <w:b/>
+          <w:bCs/>
+        </w:rPr>
+        <w:t xml:space="preserve">Month</w:t>
+      </w:r>
+      <w:r>
+        <w:t xml:space="preserve"> or </w:t>
+      </w:r>
+      <w:r>
+        <w:rPr>
+          <w:b/>
+          <w:bCs/>
+        </w:rPr>
+        <w:t xml:space="preserve">Week</w:t>
+      </w:r>
+      <w:r>
+        <w:t xml:space="preserve"> to see the same filter as a calendar. An activity that runs several days shows on each of them. Use </w:t>
+      </w:r>
+      <w:r>
+        <w:rPr>
+          <w:b/>
+          <w:bCs/>
+        </w:rPr>
+        <w:t xml:space="preserve">Previous month</w:t>
+      </w:r>
+      <w:r>
+        <w:t xml:space="preserve">, </w:t>
+      </w:r>
+      <w:r>
+        <w:rPr>
+          <w:b/>
+          <w:bCs/>
+        </w:rPr>
+        <w:t xml:space="preserve">Today</w:t>
+      </w:r>
+      <w:r>
+        <w:t xml:space="preserve"> and </w:t>
+      </w:r>
+      <w:r>
+        <w:rPr>
+          <w:b/>
+          <w:bCs/>
+        </w:rPr>
+        <w:t xml:space="preserve">Next month</w:t>
+      </w:r>
+      <w:r>
+        <w:t xml:space="preserve"> (or </w:t>
+      </w:r>
+      <w:r>
+        <w:rPr>
+          <w:b/>
+          <w:bCs/>
+        </w:rPr>
+        <w:t xml:space="preserve">Previous week</w:t>
+      </w:r>
+      <w:r>
+        <w:t xml:space="preserve"> and </w:t>
+      </w:r>
+      <w:r>
+        <w:rPr>
+          <w:b/>
+          <w:bCs/>
+        </w:rPr>
+        <w:t xml:space="preserve">Next week</w:t>
+      </w:r>
+      <w:r>
+        <w:t xml:space="preserve">) to move. Choose </w:t>
+      </w:r>
+      <w:r>
+        <w:rPr>
+          <w:b/>
+          <w:bCs/>
+        </w:rPr>
+        <w:t xml:space="preserve">List</w:t>
+      </w:r>
+      <w:r>
+        <w:t xml:space="preserve"> to go back.</w:t>
+      </w:r>
+    </w:p>
+    <w:p>
+      <w:pPr>
+        <w:spacing w:after="120"/>
+      </w:pPr>
+      <w:r>
+        <w:t xml:space="preserve">At most 1,000 activities fit. "Only the first 1,000 activities are shown. Narrow the filter to see the rest." means there are more.</w:t>
+      </w:r>
+    </w:p>
+    <w:p>
+      <w:pPr>
+        <w:pStyle w:val="Heading2"/>
+      </w:pPr>
+      <w:r>
+        <w:t xml:space="preserve">Watch an activity</w:t>
+      </w:r>
+    </w:p>
+    <w:p>
+      <w:pPr>
+        <w:spacing w:after="120"/>
+      </w:pPr>
+      <w:r>
+        <w:t xml:space="preserve">Choose the star beside an activity to add it to your watchlist. Choose it again to remove it. Point at the star to see who else watches it, or "Nobody watches this yet".</w:t>
+      </w:r>
+    </w:p>
+    <w:p>
+      <w:pPr>
+        <w:spacing w:after="120"/>
+      </w:pPr>
+      <w:r>
+        <w:t xml:space="preserve">Use </w:t>
+      </w:r>
+      <w:r>
+        <w:rPr>
+          <w:b/>
+          <w:bCs/>
+        </w:rPr>
+        <w:t xml:space="preserve">My Watchlist Only</w:t>
+      </w:r>
+      <w:r>
+        <w:t xml:space="preserve"> in </w:t>
+      </w:r>
+      <w:r>
+        <w:rPr>
+          <w:b/>
+          <w:bCs/>
+        </w:rPr>
+        <w:t xml:space="preserve">Filters</w:t>
+      </w:r>
+      <w:r>
+        <w:t xml:space="preserve"> to list your starred activities. The star also works during the daily change freeze.</w:t>
+      </w:r>
+    </w:p>
+    <w:p>
+      <w:pPr>
+        <w:pStyle w:val="Heading2"/>
+      </w:pPr>
+      <w:r>
+        <w:t xml:space="preserve">Excel export</w:t>
+      </w:r>
+    </w:p>
+    <w:p>
+      <w:pPr>
+        <w:pStyle w:val="ListParagraph"/>
+        <w:numPr>
+          <w:ilvl w:val="0"/>
+          <w:numId w:val="5"/>
+        </w:numPr>
+      </w:pPr>
+      <w:r>
+        <w:t xml:space="preserve">Choose </w:t>
+      </w:r>
+      <w:r>
+        <w:rPr>
+          <w:b/>
+          <w:bCs/>
+        </w:rPr>
+        <w:t xml:space="preserve">Export and reports</w:t>
+      </w:r>
+      <w:r>
+        <w:t xml:space="preserve">.</w:t>
+      </w:r>
+    </w:p>
+    <w:p>
+      <w:pPr>
+        <w:pStyle w:val="ListParagraph"/>
+        <w:numPr>
+          <w:ilvl w:val="0"/>
+          <w:numId w:val="5"/>
+        </w:numPr>
+      </w:pPr>
+      <w:r>
+        <w:t xml:space="preserve">Choose </w:t>
+      </w:r>
+      <w:r>
+        <w:rPr>
+          <w:b/>
+          <w:bCs/>
+        </w:rPr>
+        <w:t xml:space="preserve">Excel export</w:t>
+      </w:r>
+      <w:r>
+        <w:t xml:space="preserve">. A spreadsheet of the activities your filter finds downloads, up to 10,000.</w:t>
+      </w:r>
+    </w:p>
+    <w:tbl>
+      <w:tblPr>
+        <w:tblW w:type="pct" w:w="5000"/>
+        <w:tblBorders>
+          <w:top w:val="single" w:color="auto" w:sz="4"/>
+          <w:left w:val="single" w:color="auto" w:sz="4"/>
+          <w:bottom w:val="single" w:color="auto" w:sz="4"/>
+          <w:right w:val="single" w:color="auto" w:sz="4"/>
+          <w:insideH w:val="single" w:color="auto" w:sz="4"/>
+          <w:insideV w:val="single" w:color="auto" w:sz="4"/>
+        </w:tblBorders>
+      </w:tblPr>
+      <w:tblGrid>
+        <w:gridCol w:w="4513"/>
+        <w:gridCol w:w="4513"/>
+      </w:tblGrid>
+      <w:tr>
+        <w:trPr>
+          <w:tblHeader/>
+        </w:trPr>
+        <w:tc>
+          <w:tcPr>
+            <w:shd w:fill="E8EEF5" w:val="clear"/>
+          </w:tcPr>
+          <w:p>
+            <w:r>
+              <w:rPr>
+                <w:b/>
+                <w:bCs/>
+              </w:rPr>
+              <w:t xml:space="preserve">Message</w:t>
+            </w:r>
+          </w:p>
+        </w:tc>
+        <w:tc>
+          <w:tcPr>
+            <w:shd w:fill="E8EEF5" w:val="clear"/>
+          </w:tcPr>
+          <w:p>
+            <w:r>
+              <w:rPr>
+                <w:b/>
+                <w:bCs/>
+              </w:rPr>
+              <w:t xml:space="preserve">What it means</w:t>
+            </w:r>
+          </w:p>
+        </w:tc>
+      </w:tr>
+      <w:tr>
+        <w:tc>
+          <w:p>
+            <w:r>
+              <w:t xml:space="preserve">"More than 10,000 activities match: narrow the filter and export again"</w:t>
+            </w:r>
+          </w:p>
+        </w:tc>
+        <w:tc>
+          <w:p>
+            <w:r>
+              <w:t xml:space="preserve">Narrow the dates or the filter.</w:t>
+            </w:r>
+          </w:p>
+        </w:tc>
+      </w:tr>
+      <w:tr>
+        <w:tc>
+          <w:p>
+            <w:r>
+              <w:t xml:space="preserve">"Other exports are running: try again in a few seconds"</w:t>
+            </w:r>
+          </w:p>
+        </w:tc>
+        <w:tc>
+          <w:p>
+            <w:r>
+              <w:t xml:space="preserve">Wait a moment and try again.</w:t>
+            </w:r>
+          </w:p>
+        </w:tc>
+      </w:tr>
+    </w:tbl>
+    <w:p/>
+    <w:p>
+      <w:pPr>
+        <w:spacing w:after="120"/>
+      </w:pPr>
+      <w:r>
+        <w:t xml:space="preserve">For the PDF reports in the same panel, see </w:t>
+      </w:r>
+      <w:hyperlink w:history="1" w:anchor="section_8">
+        <w:r>
+          <w:t xml:space="preserve">Reports</w:t>
+        </w:r>
+      </w:hyperlink>
+      <w:r>
+        <w:t xml:space="preserve">.</w:t>
+      </w:r>
+    </w:p>
+    <w:p>
+      <w:pPr>
+        <w:pStyle w:val="Heading2"/>
+      </w:pPr>
+      <w:r>
+        <w:t xml:space="preserve">The freeze line</w:t>
+      </w:r>
+    </w:p>
+    <w:p>
+      <w:pPr>
+        <w:spacing w:after="120"/>
+      </w:pPr>
+      <w:r>
+        <w:t xml:space="preserve">"Daily change freeze." at the top of the list says when no changes can be made. While the freeze applies to you, it shows as a </w:t>
+      </w:r>
+      <w:r>
+        <w:rPr>
+          <w:b/>
+          <w:bCs/>
+        </w:rPr>
+        <w:t xml:space="preserve">Change freeze</w:t>
+      </w:r>
+      <w:r>
+        <w:t xml:space="preserve"> warning and </w:t>
+      </w:r>
+      <w:r>
+        <w:rPr>
+          <w:b/>
+          <w:bCs/>
+        </w:rPr>
+        <w:t xml:space="preserve">New activity</w:t>
+      </w:r>
+      <w:r>
+        <w:t xml:space="preserve"> is hidden. See </w:t>
+      </w:r>
+      <w:hyperlink w:history="1" w:anchor="section_6">
+        <w:r>
+          <w:t xml:space="preserve">The edit lock and the daily change freeze</w:t>
+        </w:r>
+      </w:hyperlink>
+      <w:r>
+        <w:t xml:space="preserve">.</w:t>
+      </w:r>
+    </w:p>
+    <w:p>
+      <w:pPr>
+        <w:pStyle w:val="Heading2"/>
+      </w:pPr>
+      <w:r>
+        <w:t xml:space="preserve">HQ tools</w:t>
+      </w:r>
+    </w:p>
+    <w:p>
+      <w:pPr>
+        <w:spacing w:after="120"/>
+      </w:pPr>
+      <w:r>
+        <w:t xml:space="preserve">If you are in an HQ organization, you also see the </w:t>
+      </w:r>
+      <w:r>
+        <w:rPr>
+          <w:b/>
+          <w:bCs/>
+        </w:rPr>
+        <w:t xml:space="preserve">Look Ahead filter</w:t>
+      </w:r>
+      <w:r>
+        <w:t xml:space="preserve">, </w:t>
+      </w:r>
+      <w:r>
+        <w:rPr>
+          <w:b/>
+          <w:bCs/>
+        </w:rPr>
+        <w:t xml:space="preserve">Corporate Queries</w:t>
+      </w:r>
+      <w:r>
+        <w:t xml:space="preserve"> under </w:t>
+      </w:r>
+      <w:r>
+        <w:rPr>
+          <w:b/>
+          <w:bCs/>
+        </w:rPr>
+        <w:t xml:space="preserve">Saved views</w:t>
+      </w:r>
+      <w:r>
+        <w:t xml:space="preserve">, and </w:t>
+      </w:r>
+      <w:r>
+        <w:rPr>
+          <w:b/>
+          <w:bCs/>
+        </w:rPr>
+        <w:t xml:space="preserve">LA status</w:t>
+      </w:r>
+      <w:r>
+        <w:t xml:space="preserve">. See </w:t>
+      </w:r>
+      <w:hyperlink w:history="1" w:anchor="section_7">
+        <w:r>
+          <w:t xml:space="preserve">HQ review and corporate queries</w:t>
+        </w:r>
+      </w:hyperlink>
+      <w:r>
+        <w:t xml:space="preserve">.</w:t>
+      </w:r>
+    </w:p>
+    <w:p>
+      <w:pPr>
+        <w:spacing w:after="120"/>
+      </w:pPr>
+      <w:r>
+        <w:t xml:space="preserve">For </w:t>
+      </w:r>
+      <w:r>
+        <w:rPr>
+          <w:b/>
+          <w:bCs/>
+        </w:rPr>
+        <w:t xml:space="preserve">Review selected</w:t>
+      </w:r>
+      <w:r>
+        <w:t xml:space="preserve">, deleted activities, the </w:t>
+      </w:r>
+      <w:r>
+        <w:rPr>
+          <w:b/>
+          <w:bCs/>
+        </w:rPr>
+        <w:t xml:space="preserve">Exec Look Ahead</w:t>
+      </w:r>
+      <w:r>
+        <w:t xml:space="preserve"> and other administrator tasks, see the Calendar administrator manual.</w:t>
+      </w:r>
+    </w:p>
+    <w:p>
+      <w:pPr>
+        <w:pStyle w:val="Heading2"/>
+      </w:pPr>
+      <w:r>
+        <w:t xml:space="preserve">Can't do this?</w:t>
+      </w:r>
+    </w:p>
+    <w:tbl>
+      <w:tblPr>
+        <w:tblW w:type="pct" w:w="5000"/>
+        <w:tblBorders>
+          <w:top w:val="single" w:color="auto" w:sz="4"/>
+          <w:left w:val="single" w:color="auto" w:sz="4"/>
+          <w:bottom w:val="single" w:color="auto" w:sz="4"/>
+          <w:right w:val="single" w:color="auto" w:sz="4"/>
+          <w:insideH w:val="single" w:color="auto" w:sz="4"/>
+          <w:insideV w:val="single" w:color="auto" w:sz="4"/>
+        </w:tblBorders>
+      </w:tblPr>
+      <w:tblGrid>
+        <w:gridCol w:w="4513"/>
+        <w:gridCol w:w="4513"/>
+      </w:tblGrid>
+      <w:tr>
+        <w:trPr>
+          <w:tblHeader/>
+        </w:trPr>
+        <w:tc>
+          <w:tcPr>
+            <w:shd w:fill="E8EEF5" w:val="clear"/>
+          </w:tcPr>
+          <w:p>
+            <w:r>
+              <w:rPr>
+                <w:b/>
+                <w:bCs/>
+              </w:rPr>
+              <w:t xml:space="preserve">Message</w:t>
+            </w:r>
+          </w:p>
+        </w:tc>
+        <w:tc>
+          <w:tcPr>
+            <w:shd w:fill="E8EEF5" w:val="clear"/>
+          </w:tcPr>
+          <w:p>
+            <w:r>
+              <w:rPr>
+                <w:b/>
+                <w:bCs/>
+              </w:rPr>
+              <w:t xml:space="preserve">What it means</w:t>
+            </w:r>
+          </w:p>
+        </w:tc>
+      </w:tr>
+      <w:tr>
+        <w:tc>
+          <w:p>
+            <w:r>
+              <w:t xml:space="preserve">"From must be on or before To."</w:t>
+            </w:r>
+          </w:p>
+        </w:tc>
+        <w:tc>
+          <w:p>
+            <w:r>
+              <w:t xml:space="preserve">Fix the dates.</w:t>
+            </w:r>
+          </w:p>
+        </w:tc>
+      </w:tr>
+      <w:tr>
+        <w:tc>
+          <w:p>
+            <w:r>
+              <w:t xml:space="preserve">"No activities match."</w:t>
+            </w:r>
+          </w:p>
+        </w:tc>
+        <w:tc>
+          <w:p>
+            <w:r>
+              <w:t xml:space="preserve">Nothing fits the filter. Widen it, or choose </w:t>
+            </w:r>
+            <w:r>
+              <w:rPr>
+                <w:b/>
+                <w:bCs/>
+              </w:rPr>
+              <w:t xml:space="preserve">Reset</w:t>
+            </w:r>
+            <w:r>
+              <w:t xml:space="preserve">.</w:t>
+            </w:r>
+          </w:p>
+        </w:tc>
+      </w:tr>
+      <w:tr>
+        <w:tc>
+          <w:p>
+            <w:r>
+              <w:t xml:space="preserve">"(no longer available)" in a filter box</w:t>
+            </w:r>
+          </w:p>
+        </w:tc>
+        <w:tc>
+          <w:p>
+            <w:r>
+              <w:t xml:space="preserve">The filter names a choice that was removed. Choose another.</w:t>
+            </w:r>
+          </w:p>
+        </w:tc>
+      </w:tr>
+      <w:tr>
+        <w:tc>
+          <w:p>
+            <w:r>
+              <w:t xml:space="preserve">"Couldn't save your list settings."</w:t>
+            </w:r>
+          </w:p>
+        </w:tc>
+        <w:tc>
+          <w:p>
+            <w:r>
+              <w:t xml:space="preserve">Your column or display choice wasn't kept. Try again.</w:t>
+            </w:r>
+          </w:p>
+        </w:tc>
+      </w:tr>
+    </w:tbl>
+    <w:p/>
+    <w:p>
+      <w:pPr>
+        <w:pStyle w:val="Heading1"/>
+      </w:pPr>
+      <w:bookmarkStart w:name="section_3" w:id="3"/>
+      <w:r>
+        <w:t xml:space="preserve">Updates</w:t>
+      </w:r>
+      <w:bookmarkEnd w:id="3"/>
+    </w:p>
+    <w:p>
+      <w:pPr>
+        <w:spacing w:after="120"/>
+      </w:pPr>
+      <w:r>
+        <w:rPr>
+          <w:b/>
+          <w:bCs/>
+        </w:rPr>
+        <w:t xml:space="preserve">Who this is for:</w:t>
+      </w:r>
+      <w:r>
+        <w:t xml:space="preserve"> Calendar advanced users (Calendar.Advanced).</w:t>
+      </w:r>
+    </w:p>
+    <w:p>
+      <w:pPr>
+        <w:spacing w:after="120"/>
+      </w:pPr>
+      <w:r>
+        <w:rPr>
+          <w:b/>
+          <w:bCs/>
+        </w:rPr>
+        <w:t xml:space="preserve">Calendar</w:t>
+      </w:r>
+      <w:r>
+        <w:t xml:space="preserve"> &gt; </w:t>
+      </w:r>
+      <w:r>
+        <w:rPr>
+          <w:b/>
+          <w:bCs/>
+        </w:rPr>
+        <w:t xml:space="preserve">Updates</w:t>
+      </w:r>
+      <w:r>
+        <w:t xml:space="preserve"> lists recent changes to the activities you can see, newest first. It opens on </w:t>
+      </w:r>
+      <w:r>
+        <w:rPr>
+          <w:b/>
+          <w:bCs/>
+        </w:rPr>
+        <w:t xml:space="preserve">Today's updates</w:t>
+      </w:r>
+      <w:r>
+        <w:t xml:space="preserve">. </w:t>
+      </w:r>
+      <w:r>
+        <w:rPr>
+          <w:b/>
+          <w:bCs/>
+        </w:rPr>
+        <w:t xml:space="preserve">Latest 5 updates</w:t>
+      </w:r>
+      <w:r>
+        <w:t xml:space="preserve"> shows the five newest.</w:t>
+      </w:r>
+    </w:p>
+    <w:p>
+      <w:pPr>
+        <w:spacing w:after="120"/>
+      </w:pPr>
+      <w:r>
+        <w:t xml:space="preserve">Each line says when, who, and what they did: "added activity", "changed activity", "reviewed activity" or "added new clone". Then come the activity's number, its title and its dates as they are now. Point at the title to see the summary.</w:t>
+      </w:r>
+    </w:p>
+    <w:p>
+      <w:pPr>
+        <w:spacing w:after="120"/>
+      </w:pPr>
+      <w:r>
+        <w:t xml:space="preserve">Choose the activity's number to open it. </w:t>
+      </w:r>
+      <w:r>
+        <w:rPr>
+          <w:b/>
+          <w:bCs/>
+        </w:rPr>
+        <w:t xml:space="preserve">Save</w:t>
+      </w:r>
+      <w:r>
+        <w:t xml:space="preserve"> or </w:t>
+      </w:r>
+      <w:r>
+        <w:rPr>
+          <w:b/>
+          <w:bCs/>
+        </w:rPr>
+        <w:t xml:space="preserve">Cancel</w:t>
+      </w:r>
+      <w:r>
+        <w:t xml:space="preserve"> there brings you back to the same updates.</w:t>
+      </w:r>
+    </w:p>
+    <w:p>
+      <w:pPr>
+        <w:pStyle w:val="Heading2"/>
+      </w:pPr>
+      <w:r>
+        <w:t xml:space="preserve">Find older updates</w:t>
+      </w:r>
+    </w:p>
+    <w:p>
+      <w:pPr>
+        <w:pStyle w:val="ListParagraph"/>
+        <w:numPr>
+          <w:ilvl w:val="0"/>
+          <w:numId w:val="6"/>
+        </w:numPr>
+      </w:pPr>
+      <w:r>
+        <w:t xml:space="preserve">Fill in </w:t>
+      </w:r>
+      <w:r>
+        <w:rPr>
+          <w:b/>
+          <w:bCs/>
+        </w:rPr>
+        <w:t xml:space="preserve">From</w:t>
+      </w:r>
+      <w:r>
+        <w:t xml:space="preserve"> and </w:t>
+      </w:r>
+      <w:r>
+        <w:rPr>
+          <w:b/>
+          <w:bCs/>
+        </w:rPr>
+        <w:t xml:space="preserve">To</w:t>
+      </w:r>
+      <w:r>
+        <w:t xml:space="preserve">. </w:t>
+      </w:r>
+      <w:r>
+        <w:rPr>
+          <w:b/>
+          <w:bCs/>
+        </w:rPr>
+        <w:t xml:space="preserve">From</w:t>
+      </w:r>
+      <w:r>
+        <w:t xml:space="preserve"> starts at yesterday. Both days are included. Leave either one empty to leave that end open.</w:t>
+      </w:r>
+    </w:p>
+    <w:p>
+      <w:pPr>
+        <w:pStyle w:val="ListParagraph"/>
+        <w:numPr>
+          <w:ilvl w:val="0"/>
+          <w:numId w:val="6"/>
+        </w:numPr>
+      </w:pPr>
+      <w:r>
+        <w:t xml:space="preserve">To narrow it, choose an </w:t>
+      </w:r>
+      <w:r>
+        <w:rPr>
+          <w:b/>
+          <w:bCs/>
+        </w:rPr>
+        <w:t xml:space="preserve">Update type</w:t>
+      </w:r>
+      <w:r>
+        <w:t xml:space="preserve">: </w:t>
+      </w:r>
+      <w:r>
+        <w:rPr>
+          <w:b/>
+          <w:bCs/>
+        </w:rPr>
+        <w:t xml:space="preserve">Changed</w:t>
+      </w:r>
+      <w:r>
+        <w:t xml:space="preserve">, </w:t>
+      </w:r>
+      <w:r>
+        <w:rPr>
+          <w:b/>
+          <w:bCs/>
+        </w:rPr>
+        <w:t xml:space="preserve">Added</w:t>
+      </w:r>
+      <w:r>
+        <w:t xml:space="preserve">, </w:t>
+      </w:r>
+      <w:r>
+        <w:rPr>
+          <w:b/>
+          <w:bCs/>
+        </w:rPr>
+        <w:t xml:space="preserve">Deleted</w:t>
+      </w:r>
+      <w:r>
+        <w:t xml:space="preserve">, </w:t>
+      </w:r>
+      <w:r>
+        <w:rPr>
+          <w:b/>
+          <w:bCs/>
+        </w:rPr>
+        <w:t xml:space="preserve">Reviewed</w:t>
+      </w:r>
+      <w:r>
+        <w:t xml:space="preserve"> or </w:t>
+      </w:r>
+      <w:r>
+        <w:rPr>
+          <w:b/>
+          <w:bCs/>
+        </w:rPr>
+        <w:t xml:space="preserve">Cloned</w:t>
+      </w:r>
+      <w:r>
+        <w:t xml:space="preserve">. </w:t>
+      </w:r>
+      <w:r>
+        <w:rPr>
+          <w:b/>
+          <w:bCs/>
+        </w:rPr>
+        <w:t xml:space="preserve">Deleted</w:t>
+      </w:r>
+      <w:r>
+        <w:t xml:space="preserve"> finds nothing for you, since you can't see deleted activities.</w:t>
+      </w:r>
+    </w:p>
+    <w:p>
+      <w:pPr>
+        <w:pStyle w:val="ListParagraph"/>
+        <w:numPr>
+          <w:ilvl w:val="0"/>
+          <w:numId w:val="6"/>
+        </w:numPr>
+      </w:pPr>
+      <w:r>
+        <w:t xml:space="preserve">To narrow it further, type in </w:t>
+      </w:r>
+      <w:r>
+        <w:rPr>
+          <w:b/>
+          <w:bCs/>
+        </w:rPr>
+        <w:t xml:space="preserve">Search for</w:t>
+      </w:r>
+      <w:r>
+        <w:t xml:space="preserve">: words in the activity's title or summary, or the name of who made the change.</w:t>
+      </w:r>
+    </w:p>
+    <w:p>
+      <w:pPr>
+        <w:pStyle w:val="ListParagraph"/>
+        <w:numPr>
+          <w:ilvl w:val="0"/>
+          <w:numId w:val="6"/>
+        </w:numPr>
+      </w:pPr>
+      <w:r>
+        <w:t xml:space="preserve">Choose </w:t>
+      </w:r>
+      <w:r>
+        <w:rPr>
+          <w:b/>
+          <w:bCs/>
+        </w:rPr>
+        <w:t xml:space="preserve">Search</w:t>
+      </w:r>
+      <w:r>
+        <w:t xml:space="preserve">.</w:t>
+      </w:r>
+    </w:p>
+    <w:p>
+      <w:pPr>
+        <w:spacing w:after="120"/>
+      </w:pPr>
+      <w:r>
+        <w:t xml:space="preserve">To see one activity's updates, type its number above 10,000, such as HLTH-20001, in </w:t>
+      </w:r>
+      <w:r>
+        <w:rPr>
+          <w:b/>
+          <w:bCs/>
+        </w:rPr>
+        <w:t xml:space="preserve">Search for</w:t>
+      </w:r>
+      <w:r>
+        <w:t xml:space="preserve">. Shorter numbers, and words like COVID-19, are searched as text.</w:t>
+      </w:r>
+    </w:p>
+    <w:p>
+      <w:pPr>
+        <w:spacing w:after="120"/>
+      </w:pPr>
+      <w:r>
+        <w:t xml:space="preserve">At most 1,000 updates show at once. "Showing the newest 1,000. Narrow the dates or the search to see older updates." means there were more.</w:t>
+      </w:r>
+    </w:p>
+    <w:p>
+      <w:pPr>
+        <w:pStyle w:val="Heading2"/>
+      </w:pPr>
+      <w:r>
+        <w:t xml:space="preserve">What isn't here</w:t>
+      </w:r>
+    </w:p>
+    <w:p>
+      <w:pPr>
+        <w:pStyle w:val="ListParagraph"/>
+        <w:numPr>
+          <w:ilvl w:val="0"/>
+          <w:numId w:val="1"/>
+        </w:numPr>
+      </w:pPr>
+      <w:r>
+        <w:t xml:space="preserve">Changes from before the new Calendar started. Open the activity and choose </w:t>
+      </w:r>
+      <w:r>
+        <w:rPr>
+          <w:b/>
+          <w:bCs/>
+        </w:rPr>
+        <w:t xml:space="preserve">View changes</w:t>
+      </w:r>
+      <w:r>
+        <w:t xml:space="preserve">: older changes are marked "from legacy log".</w:t>
+      </w:r>
+    </w:p>
+    <w:p>
+      <w:pPr>
+        <w:pStyle w:val="ListParagraph"/>
+        <w:numPr>
+          <w:ilvl w:val="0"/>
+          <w:numId w:val="1"/>
+        </w:numPr>
+      </w:pPr>
+      <w:r>
+        <w:t xml:space="preserve">Transfers between comm contacts, and </w:t>
+      </w:r>
+      <w:r>
+        <w:rPr>
+          <w:b/>
+          <w:bCs/>
+        </w:rPr>
+        <w:t xml:space="preserve">Clear LA Status</w:t>
+      </w:r>
+      <w:r>
+        <w:t xml:space="preserve">. Those show only on the activity's </w:t>
+      </w:r>
+      <w:r>
+        <w:rPr>
+          <w:b/>
+          <w:bCs/>
+        </w:rPr>
+        <w:t xml:space="preserve">View changes</w:t>
+      </w:r>
+      <w:r>
+        <w:t xml:space="preserve">.</w:t>
+      </w:r>
+    </w:p>
+    <w:p>
+      <w:pPr>
+        <w:pStyle w:val="ListParagraph"/>
+        <w:numPr>
+          <w:ilvl w:val="0"/>
+          <w:numId w:val="1"/>
+        </w:numPr>
+      </w:pPr>
+      <w:r>
+        <w:t xml:space="preserve">Activities you can no longer see. When an activity is marked </w:t>
+      </w:r>
+      <w:r>
+        <w:rPr>
+          <w:b/>
+          <w:bCs/>
+        </w:rPr>
+        <w:t xml:space="preserve">Not for Look Ahead</w:t>
+      </w:r>
+      <w:r>
+        <w:t xml:space="preserve">, moved to another ministry or deleted, its updates leave the list for anyone who can't see it now.</w:t>
+      </w:r>
+    </w:p>
+    <w:p>
+      <w:pPr>
+        <w:pStyle w:val="ListParagraph"/>
+        <w:numPr>
+          <w:ilvl w:val="0"/>
+          <w:numId w:val="1"/>
+        </w:numPr>
+      </w:pPr>
+      <w:r>
+        <w:t xml:space="preserve">Changes to the </w:t>
+      </w:r>
+      <w:r>
+        <w:rPr>
+          <w:b/>
+          <w:bCs/>
+        </w:rPr>
+        <w:t xml:space="preserve">Look Ahead</w:t>
+      </w:r>
+      <w:r>
+        <w:t xml:space="preserve"> fields, unless you see those fields. In an HQ organization you do.</w:t>
+      </w:r>
+    </w:p>
+    <w:p>
+      <w:pPr>
+        <w:pStyle w:val="Heading2"/>
+      </w:pPr>
+      <w:r>
+        <w:t xml:space="preserve">Can't do this?</w:t>
+      </w:r>
+    </w:p>
+    <w:tbl>
+      <w:tblPr>
+        <w:tblW w:type="pct" w:w="5000"/>
+        <w:tblBorders>
+          <w:top w:val="single" w:color="auto" w:sz="4"/>
+          <w:left w:val="single" w:color="auto" w:sz="4"/>
+          <w:bottom w:val="single" w:color="auto" w:sz="4"/>
+          <w:right w:val="single" w:color="auto" w:sz="4"/>
+          <w:insideH w:val="single" w:color="auto" w:sz="4"/>
+          <w:insideV w:val="single" w:color="auto" w:sz="4"/>
+        </w:tblBorders>
+      </w:tblPr>
+      <w:tblGrid>
+        <w:gridCol w:w="4513"/>
+        <w:gridCol w:w="4513"/>
+      </w:tblGrid>
+      <w:tr>
+        <w:trPr>
+          <w:tblHeader/>
+        </w:trPr>
+        <w:tc>
+          <w:tcPr>
+            <w:shd w:fill="E8EEF5" w:val="clear"/>
+          </w:tcPr>
+          <w:p>
+            <w:r>
+              <w:rPr>
+                <w:b/>
+                <w:bCs/>
+              </w:rPr>
+              <w:t xml:space="preserve">Message</w:t>
+            </w:r>
+          </w:p>
+        </w:tc>
+        <w:tc>
+          <w:tcPr>
+            <w:shd w:fill="E8EEF5" w:val="clear"/>
+          </w:tcPr>
+          <w:p>
+            <w:r>
+              <w:rPr>
+                <w:b/>
+                <w:bCs/>
+              </w:rPr>
+              <w:t xml:space="preserve">What it means</w:t>
+            </w:r>
+          </w:p>
+        </w:tc>
+      </w:tr>
+      <w:tr>
+        <w:tc>
+          <w:p>
+            <w:r>
+              <w:t xml:space="preserve">"From must be on or before To."</w:t>
+            </w:r>
+          </w:p>
+        </w:tc>
+        <w:tc>
+          <w:p>
+            <w:r>
+              <w:t xml:space="preserve">Fix the dates.</w:t>
+            </w:r>
+          </w:p>
+        </w:tc>
+      </w:tr>
+      <w:tr>
+        <w:tc>
+          <w:p>
+            <w:r>
+              <w:t xml:space="preserve">"No updates."</w:t>
+            </w:r>
+          </w:p>
+        </w:tc>
+        <w:tc>
+          <w:p>
+            <w:r>
+              <w:t xml:space="preserve">Nothing changed in that time, or nothing matches the search.</w:t>
+            </w:r>
+          </w:p>
+        </w:tc>
+      </w:tr>
+      <w:tr>
+        <w:tc>
+          <w:p>
+            <w:r>
+              <w:t xml:space="preserve">"Activity not found: it doesn't exist, or you can't see it."</w:t>
+            </w:r>
+          </w:p>
+        </w:tc>
+        <w:tc>
+          <w:p>
+            <w:r>
+              <w:t xml:space="preserve">Check the number.</w:t>
+            </w:r>
+          </w:p>
+        </w:tc>
+      </w:tr>
+    </w:tbl>
+    <w:p/>
+    <w:p>
+      <w:pPr>
+        <w:pStyle w:val="Heading1"/>
+      </w:pPr>
+      <w:bookmarkStart w:name="section_4" w:id="4"/>
+      <w:r>
+        <w:t xml:space="preserve">Add or change an activity</w:t>
+      </w:r>
+      <w:bookmarkEnd w:id="4"/>
+    </w:p>
+    <w:p>
+      <w:pPr>
+        <w:spacing w:after="120"/>
+      </w:pPr>
+      <w:r>
+        <w:rPr>
+          <w:b/>
+          <w:bCs/>
+        </w:rPr>
+        <w:t xml:space="preserve">Who this is for:</w:t>
+      </w:r>
+      <w:r>
+        <w:t xml:space="preserve"> Calendar advanced users (Calendar.Advanced).</w:t>
+      </w:r>
+    </w:p>
+    <w:p>
+      <w:pPr>
+        <w:spacing w:after="120"/>
+      </w:pPr>
+      <w:r>
+        <w:t xml:space="preserve">You add activities for your ministries, and change the activities your ministries lead. In an HQ organization you can add and change any ministry's activities. What each field is for is on </w:t>
+      </w:r>
+      <w:hyperlink w:history="1" w:anchor="section_5">
+        <w:r>
+          <w:t xml:space="preserve">Activity fields</w:t>
+        </w:r>
+      </w:hyperlink>
+      <w:r>
+        <w:t xml:space="preserve">.</w:t>
+      </w:r>
+    </w:p>
+    <w:p>
+      <w:pPr>
+        <w:pStyle w:val="Heading2"/>
+      </w:pPr>
+      <w:r>
+        <w:t xml:space="preserve">Add an activity</w:t>
+      </w:r>
+    </w:p>
+    <w:p>
+      <w:pPr>
+        <w:pStyle w:val="ListParagraph"/>
+        <w:numPr>
+          <w:ilvl w:val="0"/>
+          <w:numId w:val="7"/>
+        </w:numPr>
+      </w:pPr>
+      <w:r>
+        <w:t xml:space="preserve">On </w:t>
+      </w:r>
+      <w:r>
+        <w:rPr>
+          <w:b/>
+          <w:bCs/>
+        </w:rPr>
+        <w:t xml:space="preserve">Calendar</w:t>
+      </w:r>
+      <w:r>
+        <w:t xml:space="preserve">, choose </w:t>
+      </w:r>
+      <w:r>
+        <w:rPr>
+          <w:b/>
+          <w:bCs/>
+        </w:rPr>
+        <w:t xml:space="preserve">New activity</w:t>
+      </w:r>
+      <w:r>
+        <w:t xml:space="preserve">.</w:t>
+      </w:r>
+    </w:p>
+    <w:p>
+      <w:pPr>
+        <w:pStyle w:val="ListParagraph"/>
+        <w:numPr>
+          <w:ilvl w:val="0"/>
+          <w:numId w:val="7"/>
+        </w:numPr>
+      </w:pPr>
+      <w:r>
+        <w:t xml:space="preserve">Fill in the fields. The times start at 8:00 AM to 6:00 PM. If you have only one ministry, it is already the </w:t>
+      </w:r>
+      <w:r>
+        <w:rPr>
+          <w:b/>
+          <w:bCs/>
+        </w:rPr>
+        <w:t xml:space="preserve">Lead Ministry</w:t>
+      </w:r>
+      <w:r>
+        <w:t xml:space="preserve">.</w:t>
+      </w:r>
+    </w:p>
+    <w:p>
+      <w:pPr>
+        <w:pStyle w:val="ListParagraph"/>
+        <w:numPr>
+          <w:ilvl w:val="0"/>
+          <w:numId w:val="7"/>
+        </w:numPr>
+      </w:pPr>
+      <w:r>
+        <w:t xml:space="preserve">Choose </w:t>
+      </w:r>
+      <w:r>
+        <w:rPr>
+          <w:b/>
+          <w:bCs/>
+        </w:rPr>
+        <w:t xml:space="preserve">Save</w:t>
+      </w:r>
+      <w:r>
+        <w:t xml:space="preserve">. You see, for example, "Created HLTH-21." The activity stays open, so you can add files.</w:t>
+      </w:r>
+    </w:p>
+    <w:p>
+      <w:pPr>
+        <w:spacing w:after="120"/>
+      </w:pPr>
+      <w:r>
+        <w:rPr>
+          <w:b/>
+          <w:bCs/>
+        </w:rPr>
+        <w:t xml:space="preserve">New activity</w:t>
+      </w:r>
+      <w:r>
+        <w:t xml:space="preserve"> is hidden during the daily change freeze, unless you are in an HQ organization.</w:t>
+      </w:r>
+    </w:p>
+    <w:p>
+      <w:pPr>
+        <w:pStyle w:val="Heading2"/>
+      </w:pPr>
+      <w:r>
+        <w:t xml:space="preserve">Change an activity</w:t>
+      </w:r>
+    </w:p>
+    <w:p>
+      <w:pPr>
+        <w:pStyle w:val="ListParagraph"/>
+        <w:numPr>
+          <w:ilvl w:val="0"/>
+          <w:numId w:val="8"/>
+        </w:numPr>
+      </w:pPr>
+      <w:r>
+        <w:t xml:space="preserve">Open the activity: choose its title in the list or the calendar, or its number on </w:t>
+      </w:r>
+      <w:r>
+        <w:rPr>
+          <w:b/>
+          <w:bCs/>
+        </w:rPr>
+        <w:t xml:space="preserve">Updates</w:t>
+      </w:r>
+      <w:r>
+        <w:t xml:space="preserve">.</w:t>
+      </w:r>
+    </w:p>
+    <w:p>
+      <w:pPr>
+        <w:pStyle w:val="ListParagraph"/>
+        <w:numPr>
+          <w:ilvl w:val="0"/>
+          <w:numId w:val="8"/>
+        </w:numPr>
+      </w:pPr>
+      <w:r>
+        <w:t xml:space="preserve">Make your changes. As soon as you change something, the activity is yours to edit: anyone else who opens it sees it read-only until you finish.</w:t>
+      </w:r>
+    </w:p>
+    <w:p>
+      <w:pPr>
+        <w:pStyle w:val="ListParagraph"/>
+        <w:numPr>
+          <w:ilvl w:val="0"/>
+          <w:numId w:val="8"/>
+        </w:numPr>
+      </w:pPr>
+      <w:r>
+        <w:t xml:space="preserve">Choose </w:t>
+      </w:r>
+      <w:r>
+        <w:rPr>
+          <w:b/>
+          <w:bCs/>
+        </w:rPr>
+        <w:t xml:space="preserve">Save</w:t>
+      </w:r>
+      <w:r>
+        <w:t xml:space="preserve">. You are back where you came from and see, for example, "Saved HLTH-21."</w:t>
+      </w:r>
+    </w:p>
+    <w:p>
+      <w:pPr>
+        <w:spacing w:after="120"/>
+      </w:pPr>
+      <w:r>
+        <w:rPr>
+          <w:b/>
+          <w:bCs/>
+        </w:rPr>
+        <w:t xml:space="preserve">Cancel</w:t>
+      </w:r>
+      <w:r>
+        <w:t xml:space="preserve"> goes back without saving. If you have unsaved changes, the Hub asks "You have unsaved changes to this activity. Leave anyway and discard them?" Choose </w:t>
+      </w:r>
+      <w:r>
+        <w:rPr>
+          <w:b/>
+          <w:bCs/>
+        </w:rPr>
+        <w:t xml:space="preserve">Stay</w:t>
+      </w:r>
+      <w:r>
+        <w:t xml:space="preserve"> or </w:t>
+      </w:r>
+      <w:r>
+        <w:rPr>
+          <w:b/>
+          <w:bCs/>
+        </w:rPr>
+        <w:t xml:space="preserve">Leave</w:t>
+      </w:r>
+      <w:r>
+        <w:t xml:space="preserve">.</w:t>
+      </w:r>
+    </w:p>
+    <w:p>
+      <w:pPr>
+        <w:pStyle w:val="Heading2"/>
+      </w:pPr>
+      <w:r>
+        <w:t xml:space="preserve">If Save finds a problem</w:t>
+      </w:r>
+    </w:p>
+    <w:p>
+      <w:pPr>
+        <w:spacing w:after="120"/>
+      </w:pPr>
+      <w:r>
+        <w:t xml:space="preserve">A box at the top, "Fix these to save", lists each problem. Choose one to go to its field. Nothing is saved until they are fixed.</w:t>
+      </w:r>
+    </w:p>
+    <w:p>
+      <w:pPr>
+        <w:spacing w:after="120"/>
+      </w:pPr>
+      <w:r>
+        <w:t xml:space="preserve">A start or end date in the past is only a warning: "The start date is in the past." or "The end date is in the past." The activity still saves.</w:t>
+      </w:r>
+    </w:p>
+    <w:p>
+      <w:pPr>
+        <w:pStyle w:val="Heading2"/>
+      </w:pPr>
+      <w:r>
+        <w:t xml:space="preserve">What happens when you save</w:t>
+      </w:r>
+    </w:p>
+    <w:p>
+      <w:pPr>
+        <w:pStyle w:val="ListParagraph"/>
+        <w:numPr>
+          <w:ilvl w:val="0"/>
+          <w:numId w:val="1"/>
+        </w:numPr>
+      </w:pPr>
+      <w:r>
+        <w:t xml:space="preserve">A new activity is </w:t>
+      </w:r>
+      <w:r>
+        <w:rPr>
+          <w:b/>
+          <w:bCs/>
+        </w:rPr>
+        <w:t xml:space="preserve">New</w:t>
+      </w:r>
+      <w:r>
+        <w:t xml:space="preserve">. Saving a change to most fields makes it </w:t>
+      </w:r>
+      <w:r>
+        <w:rPr>
+          <w:b/>
+          <w:bCs/>
+        </w:rPr>
+        <w:t xml:space="preserve">Changed</w:t>
+      </w:r>
+      <w:r>
+        <w:t xml:space="preserve">, until HQ reviews it.</w:t>
+      </w:r>
+    </w:p>
+    <w:p>
+      <w:pPr>
+        <w:pStyle w:val="ListParagraph"/>
+        <w:numPr>
+          <w:ilvl w:val="0"/>
+          <w:numId w:val="1"/>
+        </w:numPr>
+      </w:pPr>
+      <w:r>
+        <w:t xml:space="preserve">HQ sees which fields changed, marked "Changed: needs review".</w:t>
+      </w:r>
+    </w:p>
+    <w:p>
+      <w:pPr>
+        <w:pStyle w:val="ListParagraph"/>
+        <w:numPr>
+          <w:ilvl w:val="0"/>
+          <w:numId w:val="1"/>
+        </w:numPr>
+      </w:pPr>
+      <w:r>
+        <w:t xml:space="preserve">The change reaches </w:t>
+      </w:r>
+      <w:r>
+        <w:rPr>
+          <w:b/>
+          <w:bCs/>
+        </w:rPr>
+        <w:t xml:space="preserve">Releases</w:t>
+      </w:r>
+      <w:r>
+        <w:t xml:space="preserve"> within a minute. See </w:t>
+      </w:r>
+      <w:hyperlink w:history="1" w:anchor="section_9">
+        <w:r>
+          <w:t xml:space="preserve">Releases and the Forecast</w:t>
+        </w:r>
+      </w:hyperlink>
+      <w:r>
+        <w:t xml:space="preserve">.</w:t>
+      </w:r>
+    </w:p>
+    <w:p>
+      <w:pPr>
+        <w:pStyle w:val="ListParagraph"/>
+        <w:numPr>
+          <w:ilvl w:val="0"/>
+          <w:numId w:val="1"/>
+        </w:numPr>
+      </w:pPr>
+      <w:r>
+        <w:t xml:space="preserve">Every change is kept in </w:t>
+      </w:r>
+      <w:r>
+        <w:rPr>
+          <w:b/>
+          <w:bCs/>
+        </w:rPr>
+        <w:t xml:space="preserve">View changes</w:t>
+      </w:r>
+      <w:r>
+        <w:t xml:space="preserve">.</w:t>
+      </w:r>
+    </w:p>
+    <w:p>
+      <w:pPr>
+        <w:pStyle w:val="ListParagraph"/>
+        <w:numPr>
+          <w:ilvl w:val="0"/>
+          <w:numId w:val="1"/>
+        </w:numPr>
+      </w:pPr>
+      <w:r>
+        <w:t xml:space="preserve">Nobody is emailed.</w:t>
+      </w:r>
+    </w:p>
+    <w:p>
+      <w:pPr>
+        <w:pStyle w:val="Heading2"/>
+      </w:pPr>
+      <w:r>
+        <w:t xml:space="preserve">Activities you can only view</w:t>
+      </w:r>
+    </w:p>
+    <w:p>
+      <w:pPr>
+        <w:spacing w:after="120"/>
+      </w:pPr>
+      <w:r>
+        <w:t xml:space="preserve">"Your ministry is shared on this activity: you can view it but not change it." means another ministry leads it. The fields are read-only, each checklist shows only what is ticked (or "None"), and the button is </w:t>
+      </w:r>
+      <w:r>
+        <w:rPr>
+          <w:b/>
+          <w:bCs/>
+        </w:rPr>
+        <w:t xml:space="preserve">Back</w:t>
+      </w:r>
+      <w:r>
+        <w:t xml:space="preserve">.</w:t>
+      </w:r>
+    </w:p>
+    <w:p>
+      <w:pPr>
+        <w:spacing w:after="120"/>
+      </w:pPr>
+      <w:r>
+        <w:t xml:space="preserve">An activity also opens read-only while someone else is editing it, or during the daily change freeze. See </w:t>
+      </w:r>
+      <w:hyperlink w:history="1" w:anchor="section_6">
+        <w:r>
+          <w:t xml:space="preserve">The edit lock and the daily change freeze</w:t>
+        </w:r>
+      </w:hyperlink>
+      <w:r>
+        <w:t xml:space="preserve">.</w:t>
+      </w:r>
+    </w:p>
+    <w:p>
+      <w:pPr>
+        <w:pStyle w:val="Heading2"/>
+      </w:pPr>
+      <w:r>
+        <w:t xml:space="preserve">Clone an activity</w:t>
+      </w:r>
+    </w:p>
+    <w:p>
+      <w:pPr>
+        <w:spacing w:after="120"/>
+      </w:pPr>
+      <w:r>
+        <w:rPr>
+          <w:b/>
+          <w:bCs/>
+        </w:rPr>
+        <w:t xml:space="preserve">Clone</w:t>
+      </w:r>
+      <w:r>
+        <w:t xml:space="preserve"> makes a new activity from this one, for the same lead ministry and comm contact.</w:t>
+      </w:r>
+    </w:p>
+    <w:p>
+      <w:pPr>
+        <w:pStyle w:val="ListParagraph"/>
+        <w:numPr>
+          <w:ilvl w:val="0"/>
+          <w:numId w:val="9"/>
+        </w:numPr>
+      </w:pPr>
+      <w:r>
+        <w:t xml:space="preserve">Open the activity.</w:t>
+      </w:r>
+    </w:p>
+    <w:p>
+      <w:pPr>
+        <w:pStyle w:val="ListParagraph"/>
+        <w:numPr>
+          <w:ilvl w:val="0"/>
+          <w:numId w:val="9"/>
+        </w:numPr>
+      </w:pPr>
+      <w:r>
+        <w:t xml:space="preserve">Choose </w:t>
+      </w:r>
+      <w:r>
+        <w:rPr>
+          <w:b/>
+          <w:bCs/>
+        </w:rPr>
+        <w:t xml:space="preserve">Clone</w:t>
+      </w:r>
+      <w:r>
+        <w:t xml:space="preserve">. The new activity opens, and you see, for example, "Cloned HLTH-21 as HLTH-22."</w:t>
+      </w:r>
+    </w:p>
+    <w:p>
+      <w:pPr>
+        <w:pStyle w:val="ListParagraph"/>
+        <w:numPr>
+          <w:ilvl w:val="0"/>
+          <w:numId w:val="9"/>
+        </w:numPr>
+      </w:pPr>
+      <w:r>
+        <w:t xml:space="preserve">Check it, change what differs, and choose </w:t>
+      </w:r>
+      <w:r>
+        <w:rPr>
+          <w:b/>
+          <w:bCs/>
+        </w:rPr>
+        <w:t xml:space="preserve">Save</w:t>
+      </w:r>
+      <w:r>
+        <w:t xml:space="preserve">.</w:t>
+      </w:r>
+    </w:p>
+    <w:p>
+      <w:pPr>
+        <w:spacing w:after="120"/>
+      </w:pPr>
+      <w:r>
+        <w:t xml:space="preserve">The clone starts as </w:t>
+      </w:r>
+      <w:r>
+        <w:rPr>
+          <w:b/>
+          <w:bCs/>
+        </w:rPr>
+        <w:t xml:space="preserve">New</w:t>
+      </w:r>
+      <w:r>
+        <w:t xml:space="preserve">. It copies the activity's fields except these:</w:t>
+      </w:r>
+    </w:p>
+    <w:p>
+      <w:pPr>
+        <w:pStyle w:val="ListParagraph"/>
+        <w:numPr>
+          <w:ilvl w:val="0"/>
+          <w:numId w:val="1"/>
+        </w:numPr>
+      </w:pPr>
+      <w:r>
+        <w:t xml:space="preserve">the release date and time are emptied;</w:t>
+      </w:r>
+    </w:p>
+    <w:p>
+      <w:pPr>
+        <w:pStyle w:val="ListParagraph"/>
+        <w:numPr>
+          <w:ilvl w:val="0"/>
+          <w:numId w:val="1"/>
+        </w:numPr>
+      </w:pPr>
+      <w:r>
+        <w:rPr>
+          <w:b/>
+          <w:bCs/>
+        </w:rPr>
+        <w:t xml:space="preserve">Internal notes</w:t>
+      </w:r>
+      <w:r>
+        <w:t xml:space="preserve"> is emptied;</w:t>
+      </w:r>
+    </w:p>
+    <w:p>
+      <w:pPr>
+        <w:pStyle w:val="ListParagraph"/>
+        <w:numPr>
+          <w:ilvl w:val="0"/>
+          <w:numId w:val="1"/>
+        </w:numPr>
+      </w:pPr>
+      <w:r>
+        <w:rPr>
+          <w:b/>
+          <w:bCs/>
+        </w:rPr>
+        <w:t xml:space="preserve">News Subscribe</w:t>
+      </w:r>
+      <w:r>
+        <w:t xml:space="preserve"> is emptied;</w:t>
+      </w:r>
+    </w:p>
+    <w:p>
+      <w:pPr>
+        <w:pStyle w:val="ListParagraph"/>
+        <w:numPr>
+          <w:ilvl w:val="0"/>
+          <w:numId w:val="1"/>
+        </w:numPr>
+      </w:pPr>
+      <w:r>
+        <w:t xml:space="preserve">of the </w:t>
+      </w:r>
+      <w:r>
+        <w:rPr>
+          <w:b/>
+          <w:bCs/>
+        </w:rPr>
+        <w:t xml:space="preserve">HQ Tags</w:t>
+      </w:r>
+      <w:r>
+        <w:t xml:space="preserve">, only "30-60-90" is kept;</w:t>
+      </w:r>
+    </w:p>
+    <w:p>
+      <w:pPr>
+        <w:pStyle w:val="ListParagraph"/>
+        <w:numPr>
+          <w:ilvl w:val="0"/>
+          <w:numId w:val="1"/>
+        </w:numPr>
+      </w:pPr>
+      <w:r>
+        <w:t xml:space="preserve">the </w:t>
+      </w:r>
+      <w:r>
+        <w:rPr>
+          <w:b/>
+          <w:bCs/>
+        </w:rPr>
+        <w:t xml:space="preserve">Executive Summary</w:t>
+      </w:r>
+      <w:r>
+        <w:t xml:space="preserve"> is set to "**";</w:t>
+      </w:r>
+    </w:p>
+    <w:p>
+      <w:pPr>
+        <w:pStyle w:val="ListParagraph"/>
+        <w:numPr>
+          <w:ilvl w:val="0"/>
+          <w:numId w:val="1"/>
+        </w:numPr>
+      </w:pPr>
+      <w:r>
+        <w:t xml:space="preserve">files and linked releases stay with the original.</w:t>
+      </w:r>
+    </w:p>
+    <w:p>
+      <w:pPr>
+        <w:spacing w:after="120"/>
+      </w:pPr>
+      <w:r>
+        <w:t xml:space="preserve">If you have unsaved changes, </w:t>
+      </w:r>
+      <w:r>
+        <w:rPr>
+          <w:b/>
+          <w:bCs/>
+        </w:rPr>
+        <w:t xml:space="preserve">Clone</w:t>
+      </w:r>
+      <w:r>
+        <w:t xml:space="preserve"> waits: "Save or cancel your changes to review or clone." Clone isn't offered during the daily change freeze, unless you are in an HQ organization.</w:t>
+      </w:r>
+    </w:p>
+    <w:p>
+      <w:pPr>
+        <w:pStyle w:val="Heading2"/>
+      </w:pPr>
+      <w:r>
+        <w:t xml:space="preserve">Add files</w:t>
+      </w:r>
+    </w:p>
+    <w:p>
+      <w:pPr>
+        <w:spacing w:after="120"/>
+      </w:pPr>
+      <w:r>
+        <w:t xml:space="preserve">The </w:t>
+      </w:r>
+      <w:r>
+        <w:rPr>
+          <w:b/>
+          <w:bCs/>
+        </w:rPr>
+        <w:t xml:space="preserve">Records</w:t>
+      </w:r>
+      <w:r>
+        <w:t xml:space="preserve"> section appears only when it is turned on for your Calendar. When it shows:</w:t>
+      </w:r>
+    </w:p>
+    <w:p>
+      <w:pPr>
+        <w:pStyle w:val="ListParagraph"/>
+        <w:numPr>
+          <w:ilvl w:val="0"/>
+          <w:numId w:val="10"/>
+        </w:numPr>
+      </w:pPr>
+      <w:r>
+        <w:t xml:space="preserve">Save a new activity first. Until then it says "Save the activity first to add files."</w:t>
+      </w:r>
+    </w:p>
+    <w:p>
+      <w:pPr>
+        <w:pStyle w:val="ListParagraph"/>
+        <w:numPr>
+          <w:ilvl w:val="0"/>
+          <w:numId w:val="10"/>
+        </w:numPr>
+      </w:pPr>
+      <w:r>
+        <w:t xml:space="preserve">Under </w:t>
+      </w:r>
+      <w:r>
+        <w:rPr>
+          <w:b/>
+          <w:bCs/>
+        </w:rPr>
+        <w:t xml:space="preserve">Records</w:t>
+      </w:r>
+      <w:r>
+        <w:t xml:space="preserve">, choose </w:t>
+      </w:r>
+      <w:r>
+        <w:rPr>
+          <w:b/>
+          <w:bCs/>
+        </w:rPr>
+        <w:t xml:space="preserve">Add files</w:t>
+      </w:r>
+      <w:r>
+        <w:t xml:space="preserve"> and pick one or more files.</w:t>
+      </w:r>
+    </w:p>
+    <w:p>
+      <w:pPr>
+        <w:pStyle w:val="ListParagraph"/>
+        <w:numPr>
+          <w:ilvl w:val="0"/>
+          <w:numId w:val="10"/>
+        </w:numPr>
+      </w:pPr>
+      <w:r>
+        <w:t xml:space="preserve">Each file is added straight away, on its own. You see, for example, "Added 2 files."</w:t>
+      </w:r>
+    </w:p>
+    <w:p>
+      <w:pPr>
+        <w:spacing w:after="120"/>
+      </w:pPr>
+      <w:r>
+        <w:t xml:space="preserve">A file can be a PDF, a PNG, JPEG or GIF image, a Word, Excel or PowerPoint file, an Outlook message, RTF, text or CSV. Each can be up to 25 MB, and an activity holds up to 50. A file with the same name replaces the old one.</w:t>
+      </w:r>
+    </w:p>
+    <w:p>
+      <w:pPr>
+        <w:spacing w:after="120"/>
+      </w:pPr>
+      <w:r>
+        <w:t xml:space="preserve">To remove a file, choose </w:t>
+      </w:r>
+      <w:r>
+        <w:rPr>
+          <w:b/>
+          <w:bCs/>
+        </w:rPr>
+        <w:t xml:space="preserve">Remove</w:t>
+      </w:r>
+      <w:r>
+        <w:t xml:space="preserve"> beside it, then </w:t>
+      </w:r>
+      <w:r>
+        <w:rPr>
+          <w:b/>
+          <w:bCs/>
+        </w:rPr>
+        <w:t xml:space="preserve">Remove</w:t>
+      </w:r>
+      <w:r>
+        <w:t xml:space="preserve"> again in the "The file is deleted from this activity." box.</w:t>
+      </w:r>
+    </w:p>
+    <w:p>
+      <w:pPr>
+        <w:spacing w:after="120"/>
+      </w:pPr>
+      <w:r>
+        <w:t xml:space="preserve">Adding or removing a file doesn't touch your unsaved changes to the fields. Like saving, it isn't possible while someone else is editing the activity, or during the daily change freeze unless you are in an HQ organization. A file opens only for people who can see its activity.</w:t>
+      </w:r>
+    </w:p>
+    <w:p>
+      <w:pPr>
+        <w:pStyle w:val="Heading2"/>
+      </w:pPr>
+      <w:r>
+        <w:t xml:space="preserve">View changes</w:t>
+      </w:r>
+    </w:p>
+    <w:p>
+      <w:pPr>
+        <w:spacing w:after="120"/>
+      </w:pPr>
+      <w:r>
+        <w:rPr>
+          <w:b/>
+          <w:bCs/>
+        </w:rPr>
+        <w:t xml:space="preserve">View changes</w:t>
+      </w:r>
+      <w:r>
+        <w:t xml:space="preserve"> lists every change to the activity, newest first. Each entry says when, who and what they did, such as "changed it", "created it as a clone", "reviewed it", "transferred it" or "cleared its LA status". A table shows each field before and after. Changes brought over from the old Calendar are marked "from legacy log".</w:t>
+      </w:r>
+    </w:p>
+    <w:p>
+      <w:pPr>
+        <w:spacing w:after="120"/>
+      </w:pPr>
+      <w:r>
+        <w:t xml:space="preserve">Choose </w:t>
+      </w:r>
+      <w:r>
+        <w:rPr>
+          <w:b/>
+          <w:bCs/>
+        </w:rPr>
+        <w:t xml:space="preserve">Back to the activity</w:t>
+      </w:r>
+      <w:r>
+        <w:t xml:space="preserve"> to return.</w:t>
+      </w:r>
+    </w:p>
+    <w:p>
+      <w:pPr>
+        <w:pStyle w:val="Heading2"/>
+      </w:pPr>
+      <w:r>
+        <w:t xml:space="preserve">Delete an activity</w:t>
+      </w:r>
+    </w:p>
+    <w:p>
+      <w:pPr>
+        <w:spacing w:after="120"/>
+      </w:pPr>
+      <w:r>
+        <w:t xml:space="preserve">You can't delete activities, so </w:t>
+      </w:r>
+      <w:r>
+        <w:rPr>
+          <w:b/>
+          <w:bCs/>
+        </w:rPr>
+        <w:t xml:space="preserve">Delete</w:t>
+      </w:r>
+      <w:r>
+        <w:t xml:space="preserve"> isn't offered. Ask a Calendar administrator of the lead ministry, or an HQ Administrator.</w:t>
+      </w:r>
+    </w:p>
+    <w:p>
+      <w:pPr>
+        <w:pStyle w:val="Heading2"/>
+      </w:pPr>
+      <w:r>
+        <w:t xml:space="preserve">If your session runs out</w:t>
+      </w:r>
+    </w:p>
+    <w:p>
+      <w:pPr>
+        <w:spacing w:after="120"/>
+      </w:pPr>
+      <w:r>
+        <w:t xml:space="preserve">If you are signed out while you have unsaved changes, sign in again and open the same activity. It says "Your unsaved changes were restored." Signing out yourself discards them.</w:t>
+      </w:r>
+    </w:p>
+    <w:p>
+      <w:pPr>
+        <w:pStyle w:val="Heading2"/>
+      </w:pPr>
+      <w:r>
+        <w:t xml:space="preserve">Can't do this?</w:t>
+      </w:r>
+    </w:p>
+    <w:tbl>
+      <w:tblPr>
+        <w:tblW w:type="pct" w:w="5000"/>
+        <w:tblBorders>
+          <w:top w:val="single" w:color="auto" w:sz="4"/>
+          <w:left w:val="single" w:color="auto" w:sz="4"/>
+          <w:bottom w:val="single" w:color="auto" w:sz="4"/>
+          <w:right w:val="single" w:color="auto" w:sz="4"/>
+          <w:insideH w:val="single" w:color="auto" w:sz="4"/>
+          <w:insideV w:val="single" w:color="auto" w:sz="4"/>
+        </w:tblBorders>
+      </w:tblPr>
+      <w:tblGrid>
+        <w:gridCol w:w="4513"/>
+        <w:gridCol w:w="4513"/>
+      </w:tblGrid>
+      <w:tr>
+        <w:trPr>
+          <w:tblHeader/>
+        </w:trPr>
+        <w:tc>
+          <w:tcPr>
+            <w:shd w:fill="E8EEF5" w:val="clear"/>
+          </w:tcPr>
+          <w:p>
+            <w:r>
+              <w:rPr>
+                <w:b/>
+                <w:bCs/>
+              </w:rPr>
+              <w:t xml:space="preserve">Message</w:t>
+            </w:r>
+          </w:p>
+        </w:tc>
+        <w:tc>
+          <w:tcPr>
+            <w:shd w:fill="E8EEF5" w:val="clear"/>
+          </w:tcPr>
+          <w:p>
+            <w:r>
+              <w:rPr>
+                <w:b/>
+                <w:bCs/>
+              </w:rPr>
+              <w:t xml:space="preserve">What it means</w:t>
+            </w:r>
+          </w:p>
+        </w:tc>
+      </w:tr>
+      <w:tr>
+        <w:tc>
+          <w:p>
+            <w:r>
+              <w:t xml:space="preserve">"It doesn't exist, or you can't see it." (under "Activity not found")</w:t>
+            </w:r>
+          </w:p>
+        </w:tc>
+        <w:tc>
+          <w:p>
+            <w:r>
+              <w:t xml:space="preserve">Check the number. The activity may be led by a ministry you're not in, or it was deleted.</w:t>
+            </w:r>
+          </w:p>
+        </w:tc>
+      </w:tr>
+      <w:tr>
+        <w:tc>
+          <w:p>
+            <w:r>
+              <w:t xml:space="preserve">"Someone else changed this activity — reload to see their changes"</w:t>
+            </w:r>
+          </w:p>
+        </w:tc>
+        <w:tc>
+          <w:p>
+            <w:r>
+              <w:t xml:space="preserve">Someone saved it after you opened it. Choose </w:t>
+            </w:r>
+            <w:r>
+              <w:rPr>
+                <w:b/>
+                <w:bCs/>
+              </w:rPr>
+              <w:t xml:space="preserve">Reload</w:t>
+            </w:r>
+            <w:r>
+              <w:t xml:space="preserve">. If you have unsaved changes, it asks "Reload and lose your changes? The activity as it is now replaces them." Choose </w:t>
+            </w:r>
+            <w:r>
+              <w:rPr>
+                <w:b/>
+                <w:bCs/>
+              </w:rPr>
+              <w:t xml:space="preserve">Reload</w:t>
+            </w:r>
+            <w:r>
+              <w:t xml:space="preserve">, then make your change again, or </w:t>
+            </w:r>
+            <w:r>
+              <w:rPr>
+                <w:b/>
+                <w:bCs/>
+              </w:rPr>
+              <w:t xml:space="preserve">Keep editing</w:t>
+            </w:r>
+            <w:r>
+              <w:t xml:space="preserve">.</w:t>
+            </w:r>
+          </w:p>
+        </w:tc>
+      </w:tr>
+      <w:tr>
+        <w:tc>
+          <w:p>
+            <w:r>
+              <w:t xml:space="preserve">"This activity is no longer available."</w:t>
+            </w:r>
+          </w:p>
+        </w:tc>
+        <w:tc>
+          <w:p>
+            <w:r>
+              <w:t xml:space="preserve">It was deleted, or moved out of your ministries, after you opened it.</w:t>
+            </w:r>
+          </w:p>
+        </w:tc>
+      </w:tr>
+      <w:tr>
+        <w:tc>
+          <w:p>
+            <w:r>
+              <w:t xml:space="preserve">"This activity is deleted"</w:t>
+            </w:r>
+          </w:p>
+        </w:tc>
+        <w:tc>
+          <w:p>
+            <w:r>
+              <w:t xml:space="preserve">Someone deleted it while you were editing. Your changes stay on the page but can't be saved.</w:t>
+            </w:r>
+          </w:p>
+        </w:tc>
+      </w:tr>
+      <w:tr>
+        <w:tc>
+          <w:p>
+            <w:r>
+              <w:t xml:space="preserve">"You can only choose one of your ministries"</w:t>
+            </w:r>
+          </w:p>
+        </w:tc>
+        <w:tc>
+          <w:p>
+            <w:r>
+              <w:t xml:space="preserve">Choose one of your own ministries as the </w:t>
+            </w:r>
+            <w:r>
+              <w:rPr>
+                <w:b/>
+                <w:bCs/>
+              </w:rPr>
+              <w:t xml:space="preserve">Lead Ministry</w:t>
+            </w:r>
+            <w:r>
+              <w:t xml:space="preserve">.</w:t>
+            </w:r>
+          </w:p>
+        </w:tc>
+      </w:tr>
+      <w:tr>
+        <w:tc>
+          <w:p>
+            <w:r>
+              <w:t xml:space="preserve">"Choose a comm contact of the lead ministry"</w:t>
+            </w:r>
+          </w:p>
+        </w:tc>
+        <w:tc>
+          <w:p>
+            <w:r>
+              <w:t xml:space="preserve">The comm contact belongs to another ministry. Choose another.</w:t>
+            </w:r>
+          </w:p>
+        </w:tc>
+      </w:tr>
+      <w:tr>
+        <w:tc>
+          <w:p>
+            <w:r>
+              <w:t xml:space="preserve">"That comm contact is no longer active" or "That person's account is inactive"</w:t>
+            </w:r>
+          </w:p>
+        </w:tc>
+        <w:tc>
+          <w:p>
+            <w:r>
+              <w:t xml:space="preserve">Choose another comm contact. An activity that already has them still saves, but can't be cloned.</w:t>
+            </w:r>
+          </w:p>
+        </w:tc>
+      </w:tr>
+      <w:tr>
+        <w:tc>
+          <w:p>
+            <w:r>
+              <w:t xml:space="preserve">"That category is no longer in use"</w:t>
+            </w:r>
+          </w:p>
+        </w:tc>
+        <w:tc>
+          <w:p>
+            <w:r>
+              <w:t xml:space="preserve">Choose another category.</w:t>
+            </w:r>
+          </w:p>
+        </w:tc>
+      </w:tr>
+      <w:tr>
+        <w:tc>
+          <w:p>
+            <w:r>
+              <w:t xml:space="preserve">"Couldn't save. Your changes are still here; try again."</w:t>
+            </w:r>
+          </w:p>
+        </w:tc>
+        <w:tc>
+          <w:p>
+            <w:r>
+              <w:t xml:space="preserve">Something went wrong on the way. Choose </w:t>
+            </w:r>
+            <w:r>
+              <w:rPr>
+                <w:b/>
+                <w:bCs/>
+              </w:rPr>
+              <w:t xml:space="preserve">Save</w:t>
+            </w:r>
+            <w:r>
+              <w:t xml:space="preserve"> again.</w:t>
+            </w:r>
+          </w:p>
+        </w:tc>
+      </w:tr>
+    </w:tbl>
+    <w:p/>
+    <w:p>
+      <w:pPr>
+        <w:pStyle w:val="Heading1"/>
+      </w:pPr>
+      <w:bookmarkStart w:name="section_5" w:id="5"/>
+      <w:r>
+        <w:t xml:space="preserve">Activity fields</w:t>
+      </w:r>
+      <w:bookmarkEnd w:id="5"/>
+    </w:p>
+    <w:p>
+      <w:pPr>
+        <w:spacing w:after="120"/>
+      </w:pPr>
+      <w:r>
+        <w:rPr>
+          <w:b/>
+          <w:bCs/>
+        </w:rPr>
+        <w:t xml:space="preserve">Who this is for:</w:t>
+      </w:r>
+      <w:r>
+        <w:t xml:space="preserve"> Calendar advanced users (Calendar.Advanced).</w:t>
+      </w:r>
+    </w:p>
+    <w:p>
+      <w:pPr>
+        <w:spacing w:after="120"/>
+      </w:pPr>
+      <w:r>
+        <w:t xml:space="preserve">An activity's fields are in sections: </w:t>
+      </w:r>
+      <w:r>
+        <w:rPr>
+          <w:b/>
+          <w:bCs/>
+        </w:rPr>
+        <w:t xml:space="preserve">Overview</w:t>
+      </w:r>
+      <w:r>
+        <w:t xml:space="preserve">, </w:t>
+      </w:r>
+      <w:r>
+        <w:rPr>
+          <w:b/>
+          <w:bCs/>
+        </w:rPr>
+        <w:t xml:space="preserve">Planning</w:t>
+      </w:r>
+      <w:r>
+        <w:t xml:space="preserve">, </w:t>
+      </w:r>
+      <w:r>
+        <w:rPr>
+          <w:b/>
+          <w:bCs/>
+        </w:rPr>
+        <w:t xml:space="preserve">Ministry</w:t>
+      </w:r>
+      <w:r>
+        <w:t xml:space="preserve">, </w:t>
+      </w:r>
+      <w:r>
+        <w:rPr>
+          <w:b/>
+          <w:bCs/>
+        </w:rPr>
+        <w:t xml:space="preserve">Schedule</w:t>
+      </w:r>
+      <w:r>
+        <w:t xml:space="preserve">, </w:t>
+      </w:r>
+      <w:r>
+        <w:rPr>
+          <w:b/>
+          <w:bCs/>
+        </w:rPr>
+        <w:t xml:space="preserve">Release</w:t>
+      </w:r>
+      <w:r>
+        <w:t xml:space="preserve">, </w:t>
+      </w:r>
+      <w:r>
+        <w:rPr>
+          <w:b/>
+          <w:bCs/>
+        </w:rPr>
+        <w:t xml:space="preserve">Event</w:t>
+      </w:r>
+      <w:r>
+        <w:t xml:space="preserve"> and, when turned on, </w:t>
+      </w:r>
+      <w:r>
+        <w:rPr>
+          <w:b/>
+          <w:bCs/>
+        </w:rPr>
+        <w:t xml:space="preserve">Records</w:t>
+      </w:r>
+      <w:r>
+        <w:t xml:space="preserve">. In an HQ organization you also see </w:t>
+      </w:r>
+      <w:r>
+        <w:rPr>
+          <w:b/>
+          <w:bCs/>
+        </w:rPr>
+        <w:t xml:space="preserve">Look Ahead</w:t>
+      </w:r>
+      <w:r>
+        <w:t xml:space="preserve">. A "?" beside a field explains it.</w:t>
+      </w:r>
+    </w:p>
+    <w:p>
+      <w:pPr>
+        <w:pStyle w:val="Heading2"/>
+      </w:pPr>
+      <w:r>
+        <w:t xml:space="preserve">What you must fill in</w:t>
+      </w:r>
+    </w:p>
+    <w:p>
+      <w:pPr>
+        <w:spacing w:after="120"/>
+      </w:pPr>
+      <w:r>
+        <w:t xml:space="preserve">Fields marked "(required)" must be filled in before you can save:</w:t>
+      </w:r>
+    </w:p>
+    <w:p>
+      <w:pPr>
+        <w:pStyle w:val="ListParagraph"/>
+        <w:numPr>
+          <w:ilvl w:val="0"/>
+          <w:numId w:val="1"/>
+        </w:numPr>
+      </w:pPr>
+      <w:r>
+        <w:rPr>
+          <w:b/>
+          <w:bCs/>
+        </w:rPr>
+        <w:t xml:space="preserve">Category</w:t>
+      </w:r>
+      <w:r>
+        <w:t xml:space="preserve">, </w:t>
+      </w:r>
+      <w:r>
+        <w:rPr>
+          <w:b/>
+          <w:bCs/>
+        </w:rPr>
+        <w:t xml:space="preserve">Title</w:t>
+      </w:r>
+      <w:r>
+        <w:t xml:space="preserve">, </w:t>
+      </w:r>
+      <w:r>
+        <w:rPr>
+          <w:b/>
+          <w:bCs/>
+        </w:rPr>
+        <w:t xml:space="preserve">Comm Contact</w:t>
+      </w:r>
+      <w:r>
+        <w:t xml:space="preserve"> and </w:t>
+      </w:r>
+      <w:r>
+        <w:rPr>
+          <w:b/>
+          <w:bCs/>
+        </w:rPr>
+        <w:t xml:space="preserve">Lead Ministry</w:t>
+      </w:r>
+      <w:r>
+        <w:t xml:space="preserve">;</w:t>
+      </w:r>
+    </w:p>
+    <w:p>
+      <w:pPr>
+        <w:pStyle w:val="ListParagraph"/>
+        <w:numPr>
+          <w:ilvl w:val="0"/>
+          <w:numId w:val="1"/>
+        </w:numPr>
+      </w:pPr>
+      <w:r>
+        <w:rPr>
+          <w:b/>
+          <w:bCs/>
+        </w:rPr>
+        <w:t xml:space="preserve">Start date</w:t>
+      </w:r>
+      <w:r>
+        <w:t xml:space="preserve"> and </w:t>
+      </w:r>
+      <w:r>
+        <w:rPr>
+          <w:b/>
+          <w:bCs/>
+        </w:rPr>
+        <w:t xml:space="preserve">End date</w:t>
+      </w:r>
+      <w:r>
+        <w:t xml:space="preserve">, and both times unless you tick </w:t>
+      </w:r>
+      <w:r>
+        <w:rPr>
+          <w:b/>
+          <w:bCs/>
+        </w:rPr>
+        <w:t xml:space="preserve">All Day</w:t>
+      </w:r>
+      <w:r>
+        <w:t xml:space="preserve">;</w:t>
+      </w:r>
+    </w:p>
+    <w:p>
+      <w:pPr>
+        <w:pStyle w:val="ListParagraph"/>
+        <w:numPr>
+          <w:ilvl w:val="0"/>
+          <w:numId w:val="1"/>
+        </w:numPr>
+      </w:pPr>
+      <w:r>
+        <w:rPr>
+          <w:b/>
+          <w:bCs/>
+        </w:rPr>
+        <w:t xml:space="preserve">Summary</w:t>
+      </w:r>
+      <w:r>
+        <w:t xml:space="preserve">, </w:t>
+      </w:r>
+      <w:r>
+        <w:rPr>
+          <w:b/>
+          <w:bCs/>
+        </w:rPr>
+        <w:t xml:space="preserve">Significance</w:t>
+      </w:r>
+      <w:r>
+        <w:t xml:space="preserve"> and </w:t>
+      </w:r>
+      <w:r>
+        <w:rPr>
+          <w:b/>
+          <w:bCs/>
+        </w:rPr>
+        <w:t xml:space="preserve">Scheduling considerations</w:t>
+      </w:r>
+      <w:r>
+        <w:t xml:space="preserve">. In an HQ organization these three are optional.</w:t>
+      </w:r>
+    </w:p>
+    <w:p>
+      <w:pPr>
+        <w:spacing w:after="120"/>
+      </w:pPr>
+      <w:r>
+        <w:t xml:space="preserve">A category that is a release, such as </w:t>
+      </w:r>
+      <w:r>
+        <w:rPr>
+          <w:b/>
+          <w:bCs/>
+        </w:rPr>
+        <w:t xml:space="preserve">Approved Release</w:t>
+      </w:r>
+      <w:r>
+        <w:t xml:space="preserve">, also needs </w:t>
+      </w:r>
+      <w:r>
+        <w:rPr>
+          <w:b/>
+          <w:bCs/>
+        </w:rPr>
+        <w:t xml:space="preserve">Origin</w:t>
+      </w:r>
+      <w:r>
+        <w:t xml:space="preserve">, </w:t>
+      </w:r>
+      <w:r>
+        <w:rPr>
+          <w:b/>
+          <w:bCs/>
+        </w:rPr>
+        <w:t xml:space="preserve">Distribution</w:t>
+      </w:r>
+      <w:r>
+        <w:t xml:space="preserve"> and at least one </w:t>
+      </w:r>
+      <w:r>
+        <w:rPr>
+          <w:b/>
+          <w:bCs/>
+        </w:rPr>
+        <w:t xml:space="preserve">Comm Materials</w:t>
+      </w:r>
+      <w:r>
+        <w:t xml:space="preserve">. The message says, for example, "Choose the origin: this category is a release".</w:t>
+      </w:r>
+    </w:p>
+    <w:p>
+      <w:pPr>
+        <w:pStyle w:val="Heading2"/>
+      </w:pPr>
+      <w:r>
+        <w:t xml:space="preserve">Overview</w:t>
+      </w:r>
+    </w:p>
+    <w:tbl>
+      <w:tblPr>
+        <w:tblW w:type="pct" w:w="5000"/>
+        <w:tblBorders>
+          <w:top w:val="single" w:color="auto" w:sz="4"/>
+          <w:left w:val="single" w:color="auto" w:sz="4"/>
+          <w:bottom w:val="single" w:color="auto" w:sz="4"/>
+          <w:right w:val="single" w:color="auto" w:sz="4"/>
+          <w:insideH w:val="single" w:color="auto" w:sz="4"/>
+          <w:insideV w:val="single" w:color="auto" w:sz="4"/>
+        </w:tblBorders>
+      </w:tblPr>
+      <w:tblGrid>
+        <w:gridCol w:w="4513"/>
+        <w:gridCol w:w="4513"/>
+      </w:tblGrid>
+      <w:tr>
+        <w:trPr>
+          <w:tblHeader/>
+        </w:trPr>
+        <w:tc>
+          <w:tcPr>
+            <w:shd w:fill="E8EEF5" w:val="clear"/>
+          </w:tcPr>
+          <w:p>
+            <w:r>
+              <w:rPr>
+                <w:b/>
+                <w:bCs/>
+              </w:rPr>
+              <w:t xml:space="preserve">Field</w:t>
+            </w:r>
+          </w:p>
+        </w:tc>
+        <w:tc>
+          <w:tcPr>
+            <w:shd w:fill="E8EEF5" w:val="clear"/>
+          </w:tcPr>
+          <w:p>
+            <w:r>
+              <w:rPr>
+                <w:b/>
+                <w:bCs/>
+              </w:rPr>
+              <w:t xml:space="preserve">What to enter</w:t>
+            </w:r>
+          </w:p>
+        </w:tc>
+      </w:tr>
+      <w:tr>
+        <w:tc>
+          <w:p>
+            <w:r>
+              <w:rPr>
+                <w:b/>
+                <w:bCs/>
+              </w:rPr>
+              <w:t xml:space="preserve">Category</w:t>
+            </w:r>
+          </w:p>
+        </w:tc>
+        <w:tc>
+          <w:p>
+            <w:r>
+              <w:t xml:space="preserve">The kind of activity. </w:t>
+            </w:r>
+            <w:r>
+              <w:rPr>
+                <w:b/>
+                <w:bCs/>
+              </w:rPr>
+              <w:t xml:space="preserve">HQ Placeholder</w:t>
+            </w:r>
+            <w:r>
+              <w:t xml:space="preserve"> is offered only to HQ.</w:t>
+            </w:r>
+          </w:p>
+        </w:tc>
+      </w:tr>
+      <w:tr>
+        <w:tc>
+          <w:p>
+            <w:r>
+              <w:rPr>
+                <w:b/>
+                <w:bCs/>
+              </w:rPr>
+              <w:t xml:space="preserve">Not for Look Ahead</w:t>
+            </w:r>
+          </w:p>
+        </w:tc>
+        <w:tc>
+          <w:p>
+            <w:r>
+              <w:t xml:space="preserve">Tick it to keep the activity out of the Look Ahead. Only its lead and shared ministries, HQ advanced users and HQ Administrators then see it, and it isn't offered on the releases </w:t>
+            </w:r>
+            <w:r>
+              <w:rPr>
+                <w:b/>
+                <w:bCs/>
+              </w:rPr>
+              <w:t xml:space="preserve">Forecast</w:t>
+            </w:r>
+            <w:r>
+              <w:t xml:space="preserve">.</w:t>
+            </w:r>
+          </w:p>
+        </w:tc>
+      </w:tr>
+      <w:tr>
+        <w:tc>
+          <w:p>
+            <w:r>
+              <w:rPr>
+                <w:b/>
+                <w:bCs/>
+              </w:rPr>
+              <w:t xml:space="preserve">Title</w:t>
+            </w:r>
+          </w:p>
+        </w:tc>
+        <w:tc>
+          <w:p>
+            <w:r>
+              <w:t xml:space="preserve">Up to 100 characters.</w:t>
+            </w:r>
+          </w:p>
+        </w:tc>
+      </w:tr>
+      <w:tr>
+        <w:tc>
+          <w:p>
+            <w:r>
+              <w:rPr>
+                <w:b/>
+                <w:bCs/>
+              </w:rPr>
+              <w:t xml:space="preserve">Summary</w:t>
+            </w:r>
+          </w:p>
+        </w:tc>
+        <w:tc>
+          <w:p>
+            <w:r>
+              <w:t xml:space="preserve">Up to 700 characters.</w:t>
+            </w:r>
+          </w:p>
+        </w:tc>
+      </w:tr>
+      <w:tr>
+        <w:tc>
+          <w:p>
+            <w:r>
+              <w:rPr>
+                <w:b/>
+                <w:bCs/>
+              </w:rPr>
+              <w:t xml:space="preserve">Issue</w:t>
+            </w:r>
+          </w:p>
+        </w:tc>
+        <w:tc>
+          <w:p>
+            <w:r>
+              <w:t xml:space="preserve">Tick it if the activity is an issue.</w:t>
+            </w:r>
+          </w:p>
+        </w:tc>
+      </w:tr>
+      <w:tr>
+        <w:tc>
+          <w:p>
+            <w:r>
+              <w:rPr>
+                <w:b/>
+                <w:bCs/>
+              </w:rPr>
+              <w:t xml:space="preserve">Significance</w:t>
+            </w:r>
+          </w:p>
+        </w:tc>
+        <w:tc>
+          <w:p>
+            <w:r>
+              <w:t xml:space="preserve">Why it matters. Up to 500 characters.</w:t>
+            </w:r>
+          </w:p>
+        </w:tc>
+      </w:tr>
+      <w:tr>
+        <w:tc>
+          <w:p>
+            <w:r>
+              <w:rPr>
+                <w:b/>
+                <w:bCs/>
+              </w:rPr>
+              <w:t xml:space="preserve">Lead Organization</w:t>
+            </w:r>
+          </w:p>
+        </w:tc>
+        <w:tc>
+          <w:p>
+            <w:r>
+              <w:t xml:space="preserve">The organization leading it, when that isn't the lead ministry, such as a partner. Up to 80 characters.</w:t>
+            </w:r>
+          </w:p>
+        </w:tc>
+      </w:tr>
+      <w:tr>
+        <w:tc>
+          <w:p>
+            <w:r>
+              <w:rPr>
+                <w:b/>
+                <w:bCs/>
+              </w:rPr>
+              <w:t xml:space="preserve">HQ Initiatives &amp; Leads</w:t>
+            </w:r>
+          </w:p>
+        </w:tc>
+        <w:tc>
+          <w:p>
+            <w:r>
+              <w:t xml:space="preserve">Tick the initiatives it supports.</w:t>
+            </w:r>
+          </w:p>
+        </w:tc>
+      </w:tr>
+      <w:tr>
+        <w:tc>
+          <w:p>
+            <w:r>
+              <w:rPr>
+                <w:b/>
+                <w:bCs/>
+              </w:rPr>
+              <w:t xml:space="preserve">HQ Tags</w:t>
+            </w:r>
+          </w:p>
+        </w:tc>
+        <w:tc>
+          <w:p>
+            <w:r>
+              <w:t xml:space="preserve">Type a tag and choose </w:t>
+            </w:r>
+            <w:r>
+              <w:rPr>
+                <w:b/>
+                <w:bCs/>
+              </w:rPr>
+              <w:t xml:space="preserve">Add tag</w:t>
+            </w:r>
+            <w:r>
+              <w:t xml:space="preserve">, or press Enter. Existing tags are suggested as you type. A new tag is created when you save. Up to 20. Choose × beside a tag to remove it.</w:t>
+            </w:r>
+          </w:p>
+        </w:tc>
+      </w:tr>
+    </w:tbl>
+    <w:p/>
+    <w:p>
+      <w:pPr>
+        <w:pStyle w:val="Heading2"/>
+      </w:pPr>
+      <w:r>
+        <w:t xml:space="preserve">Planning</w:t>
+      </w:r>
+    </w:p>
+    <w:tbl>
+      <w:tblPr>
+        <w:tblW w:type="pct" w:w="5000"/>
+        <w:tblBorders>
+          <w:top w:val="single" w:color="auto" w:sz="4"/>
+          <w:left w:val="single" w:color="auto" w:sz="4"/>
+          <w:bottom w:val="single" w:color="auto" w:sz="4"/>
+          <w:right w:val="single" w:color="auto" w:sz="4"/>
+          <w:insideH w:val="single" w:color="auto" w:sz="4"/>
+          <w:insideV w:val="single" w:color="auto" w:sz="4"/>
+        </w:tblBorders>
+      </w:tblPr>
+      <w:tblGrid>
+        <w:gridCol w:w="4513"/>
+        <w:gridCol w:w="4513"/>
+      </w:tblGrid>
+      <w:tr>
+        <w:trPr>
+          <w:tblHeader/>
+        </w:trPr>
+        <w:tc>
+          <w:tcPr>
+            <w:shd w:fill="E8EEF5" w:val="clear"/>
+          </w:tcPr>
+          <w:p>
+            <w:r>
+              <w:rPr>
+                <w:b/>
+                <w:bCs/>
+              </w:rPr>
+              <w:t xml:space="preserve">Field</w:t>
+            </w:r>
+          </w:p>
+        </w:tc>
+        <w:tc>
+          <w:tcPr>
+            <w:shd w:fill="E8EEF5" w:val="clear"/>
+          </w:tcPr>
+          <w:p>
+            <w:r>
+              <w:rPr>
+                <w:b/>
+                <w:bCs/>
+              </w:rPr>
+              <w:t xml:space="preserve">What to enter</w:t>
+            </w:r>
+          </w:p>
+        </w:tc>
+      </w:tr>
+      <w:tr>
+        <w:tc>
+          <w:p>
+            <w:r>
+              <w:rPr>
+                <w:b/>
+                <w:bCs/>
+              </w:rPr>
+              <w:t xml:space="preserve">Comm Contact</w:t>
+            </w:r>
+          </w:p>
+        </w:tc>
+        <w:tc>
+          <w:p>
+            <w:r>
+              <w:t xml:space="preserve">The communications person responsible. Only the lead ministry's active comm contacts are offered, so choose the </w:t>
+            </w:r>
+            <w:r>
+              <w:rPr>
+                <w:b/>
+                <w:bCs/>
+              </w:rPr>
+              <w:t xml:space="preserve">Lead Ministry</w:t>
+            </w:r>
+            <w:r>
+              <w:t xml:space="preserve"> first.</w:t>
+            </w:r>
+          </w:p>
+        </w:tc>
+      </w:tr>
+      <w:tr>
+        <w:tc>
+          <w:p>
+            <w:r>
+              <w:rPr>
+                <w:b/>
+                <w:bCs/>
+              </w:rPr>
+              <w:t xml:space="preserve">Key activity</w:t>
+            </w:r>
+          </w:p>
+        </w:tc>
+        <w:tc>
+          <w:p>
+            <w:r>
+              <w:t xml:space="preserve">Tick it for a key activity.</w:t>
+            </w:r>
+          </w:p>
+        </w:tc>
+      </w:tr>
+      <w:tr>
+        <w:tc>
+          <w:p>
+            <w:r>
+              <w:rPr>
+                <w:b/>
+                <w:bCs/>
+              </w:rPr>
+              <w:t xml:space="preserve">Strategy</w:t>
+            </w:r>
+          </w:p>
+        </w:tc>
+        <w:tc>
+          <w:p>
+            <w:r>
+              <w:t xml:space="preserve">Up to 500 characters.</w:t>
+            </w:r>
+          </w:p>
+        </w:tc>
+      </w:tr>
+      <w:tr>
+        <w:tc>
+          <w:p>
+            <w:r>
+              <w:rPr>
+                <w:b/>
+                <w:bCs/>
+              </w:rPr>
+              <w:t xml:space="preserve">Comm Materials</w:t>
+            </w:r>
+          </w:p>
+        </w:tc>
+        <w:tc>
+          <w:p>
+            <w:r>
+              <w:t xml:space="preserve">The products planned, such as a news release.</w:t>
+            </w:r>
+          </w:p>
+        </w:tc>
+      </w:tr>
+      <w:tr>
+        <w:tc>
+          <w:p>
+            <w:r>
+              <w:rPr>
+                <w:b/>
+                <w:bCs/>
+              </w:rPr>
+              <w:t xml:space="preserve">Internal notes</w:t>
+            </w:r>
+          </w:p>
+        </w:tc>
+        <w:tc>
+          <w:p>
+            <w:r>
+              <w:t xml:space="preserve">Up to 4,000 characters.</w:t>
+            </w:r>
+          </w:p>
+        </w:tc>
+      </w:tr>
+    </w:tbl>
+    <w:p/>
+    <w:p>
+      <w:pPr>
+        <w:pStyle w:val="Heading2"/>
+      </w:pPr>
+      <w:r>
+        <w:t xml:space="preserve">Ministry</w:t>
+      </w:r>
+    </w:p>
+    <w:tbl>
+      <w:tblPr>
+        <w:tblW w:type="pct" w:w="5000"/>
+        <w:tblBorders>
+          <w:top w:val="single" w:color="auto" w:sz="4"/>
+          <w:left w:val="single" w:color="auto" w:sz="4"/>
+          <w:bottom w:val="single" w:color="auto" w:sz="4"/>
+          <w:right w:val="single" w:color="auto" w:sz="4"/>
+          <w:insideH w:val="single" w:color="auto" w:sz="4"/>
+          <w:insideV w:val="single" w:color="auto" w:sz="4"/>
+        </w:tblBorders>
+      </w:tblPr>
+      <w:tblGrid>
+        <w:gridCol w:w="4513"/>
+        <w:gridCol w:w="4513"/>
+      </w:tblGrid>
+      <w:tr>
+        <w:trPr>
+          <w:tblHeader/>
+        </w:trPr>
+        <w:tc>
+          <w:tcPr>
+            <w:shd w:fill="E8EEF5" w:val="clear"/>
+          </w:tcPr>
+          <w:p>
+            <w:r>
+              <w:rPr>
+                <w:b/>
+                <w:bCs/>
+              </w:rPr>
+              <w:t xml:space="preserve">Field</w:t>
+            </w:r>
+          </w:p>
+        </w:tc>
+        <w:tc>
+          <w:tcPr>
+            <w:shd w:fill="E8EEF5" w:val="clear"/>
+          </w:tcPr>
+          <w:p>
+            <w:r>
+              <w:rPr>
+                <w:b/>
+                <w:bCs/>
+              </w:rPr>
+              <w:t xml:space="preserve">What to enter</w:t>
+            </w:r>
+          </w:p>
+        </w:tc>
+      </w:tr>
+      <w:tr>
+        <w:tc>
+          <w:p>
+            <w:r>
+              <w:rPr>
+                <w:b/>
+                <w:bCs/>
+              </w:rPr>
+              <w:t xml:space="preserve">Lead Ministry</w:t>
+            </w:r>
+          </w:p>
+        </w:tc>
+        <w:tc>
+          <w:p>
+            <w:r>
+              <w:t xml:space="preserve">One of your ministries. In an HQ organization, any active ministry. Some ministries can't lead activities and aren't offered. Changing it empties </w:t>
+            </w:r>
+            <w:r>
+              <w:rPr>
+                <w:b/>
+                <w:bCs/>
+              </w:rPr>
+              <w:t xml:space="preserve">Comm Contact</w:t>
+            </w:r>
+            <w:r>
+              <w:t xml:space="preserve"> if the contact belongs to another ministry.</w:t>
+            </w:r>
+          </w:p>
+        </w:tc>
+      </w:tr>
+      <w:tr>
+        <w:tc>
+          <w:p>
+            <w:r>
+              <w:rPr>
+                <w:b/>
+                <w:bCs/>
+              </w:rPr>
+              <w:t xml:space="preserve">Cross-Government</w:t>
+            </w:r>
+          </w:p>
+        </w:tc>
+        <w:tc>
+          <w:p>
+            <w:r>
+              <w:t xml:space="preserve">Tick it for a cross-government activity. It doesn't change who sees the activity.</w:t>
+            </w:r>
+          </w:p>
+        </w:tc>
+      </w:tr>
+      <w:tr>
+        <w:tc>
+          <w:p>
+            <w:r>
+              <w:rPr>
+                <w:b/>
+                <w:bCs/>
+              </w:rPr>
+              <w:t xml:space="preserve">Shared With</w:t>
+            </w:r>
+          </w:p>
+        </w:tc>
+        <w:tc>
+          <w:p>
+            <w:r>
+              <w:t xml:space="preserve">Tick the other ministries that should see it. They can open it but not change it.</w:t>
+            </w:r>
+          </w:p>
+        </w:tc>
+      </w:tr>
+    </w:tbl>
+    <w:p/>
+    <w:p>
+      <w:pPr>
+        <w:pStyle w:val="Heading2"/>
+      </w:pPr>
+      <w:r>
+        <w:t xml:space="preserve">Look Ahead</w:t>
+      </w:r>
+    </w:p>
+    <w:p>
+      <w:pPr>
+        <w:spacing w:after="120"/>
+      </w:pPr>
+      <w:r>
+        <w:t xml:space="preserve">Only HQ sees this section. Other users' saves leave it as it is.</w:t>
+      </w:r>
+    </w:p>
+    <w:tbl>
+      <w:tblPr>
+        <w:tblW w:type="pct" w:w="5000"/>
+        <w:tblBorders>
+          <w:top w:val="single" w:color="auto" w:sz="4"/>
+          <w:left w:val="single" w:color="auto" w:sz="4"/>
+          <w:bottom w:val="single" w:color="auto" w:sz="4"/>
+          <w:right w:val="single" w:color="auto" w:sz="4"/>
+          <w:insideH w:val="single" w:color="auto" w:sz="4"/>
+          <w:insideV w:val="single" w:color="auto" w:sz="4"/>
+        </w:tblBorders>
+      </w:tblPr>
+      <w:tblGrid>
+        <w:gridCol w:w="4513"/>
+        <w:gridCol w:w="4513"/>
+      </w:tblGrid>
+      <w:tr>
+        <w:trPr>
+          <w:tblHeader/>
+        </w:trPr>
+        <w:tc>
+          <w:tcPr>
+            <w:shd w:fill="E8EEF5" w:val="clear"/>
+          </w:tcPr>
+          <w:p>
+            <w:r>
+              <w:rPr>
+                <w:b/>
+                <w:bCs/>
+              </w:rPr>
+              <w:t xml:space="preserve">Field</w:t>
+            </w:r>
+          </w:p>
+        </w:tc>
+        <w:tc>
+          <w:tcPr>
+            <w:shd w:fill="E8EEF5" w:val="clear"/>
+          </w:tcPr>
+          <w:p>
+            <w:r>
+              <w:rPr>
+                <w:b/>
+                <w:bCs/>
+              </w:rPr>
+              <w:t xml:space="preserve">What to enter</w:t>
+            </w:r>
+          </w:p>
+        </w:tc>
+      </w:tr>
+      <w:tr>
+        <w:tc>
+          <w:p>
+            <w:r>
+              <w:rPr>
+                <w:b/>
+                <w:bCs/>
+              </w:rPr>
+              <w:t xml:space="preserve">Executive Summary</w:t>
+            </w:r>
+          </w:p>
+        </w:tc>
+        <w:tc>
+          <w:p>
+            <w:r>
+              <w:t xml:space="preserve">Shown in HQ's Look Ahead report. Up to 2,000 characters.</w:t>
+            </w:r>
+          </w:p>
+        </w:tc>
+      </w:tr>
+      <w:tr>
+        <w:tc>
+          <w:p>
+            <w:r>
+              <w:rPr>
+                <w:b/>
+                <w:bCs/>
+              </w:rPr>
+              <w:t xml:space="preserve">LA Status</w:t>
+            </w:r>
+          </w:p>
+        </w:tc>
+        <w:tc>
+          <w:p>
+            <w:r>
+              <w:rPr>
+                <w:b/>
+                <w:bCs/>
+              </w:rPr>
+              <w:t xml:space="preserve">None</w:t>
+            </w:r>
+            <w:r>
+              <w:t xml:space="preserve">, </w:t>
+            </w:r>
+            <w:r>
+              <w:rPr>
+                <w:b/>
+                <w:bCs/>
+              </w:rPr>
+              <w:t xml:space="preserve">New</w:t>
+            </w:r>
+            <w:r>
+              <w:t xml:space="preserve"> or </w:t>
+            </w:r>
+            <w:r>
+              <w:rPr>
+                <w:b/>
+                <w:bCs/>
+              </w:rPr>
+              <w:t xml:space="preserve">Changed</w:t>
+            </w:r>
+            <w:r>
+              <w:t xml:space="preserve">. HQ's Look Ahead flags the activity NEW or CHANGED.</w:t>
+            </w:r>
+          </w:p>
+        </w:tc>
+      </w:tr>
+      <w:tr>
+        <w:tc>
+          <w:p>
+            <w:r>
+              <w:rPr>
+                <w:b/>
+                <w:bCs/>
+              </w:rPr>
+              <w:t xml:space="preserve">LA Section</w:t>
+            </w:r>
+          </w:p>
+        </w:tc>
+        <w:tc>
+          <w:p>
+            <w:r>
+              <w:t xml:space="preserve">Where the activity goes in the Look Ahead. It is worked out from the category, </w:t>
+            </w:r>
+            <w:r>
+              <w:rPr>
+                <w:b/>
+                <w:bCs/>
+              </w:rPr>
+              <w:t xml:space="preserve">Issue</w:t>
+            </w:r>
+            <w:r>
+              <w:t xml:space="preserve">, </w:t>
+            </w:r>
+            <w:r>
+              <w:rPr>
+                <w:b/>
+                <w:bCs/>
+              </w:rPr>
+              <w:t xml:space="preserve">Dates Confirmed</w:t>
+            </w:r>
+            <w:r>
+              <w:t xml:space="preserve"> and </w:t>
+            </w:r>
+            <w:r>
+              <w:rPr>
+                <w:b/>
+                <w:bCs/>
+              </w:rPr>
+              <w:t xml:space="preserve">Comm Materials</w:t>
+            </w:r>
+            <w:r>
+              <w:t xml:space="preserve">, and says "Inferred from the activity". Choose another section to override it; it then says "Override" and offers </w:t>
+            </w:r>
+            <w:r>
+              <w:rPr>
+                <w:b/>
+                <w:bCs/>
+              </w:rPr>
+              <w:t xml:space="preserve">Use the inferred section</w:t>
+            </w:r>
+            <w:r>
+              <w:t xml:space="preserve">. Awareness dates and activities led by the ministry shown as </w:t>
+            </w:r>
+            <w:r>
+              <w:rPr>
+                <w:b/>
+                <w:bCs/>
+              </w:rPr>
+              <w:t xml:space="preserve">CITENG</w:t>
+            </w:r>
+            <w:r>
+              <w:t xml:space="preserve"> keep a fixed section, which can't be overridden.</w:t>
+            </w:r>
+          </w:p>
+        </w:tc>
+      </w:tr>
+      <w:tr>
+        <w:tc>
+          <w:p>
+            <w:r>
+              <w:rPr>
+                <w:b/>
+                <w:bCs/>
+              </w:rPr>
+              <w:t xml:space="preserve">Long Term Outlook</w:t>
+            </w:r>
+          </w:p>
+        </w:tc>
+        <w:tc>
+          <w:p>
+            <w:r>
+              <w:t xml:space="preserve">Tick it to list the activity in the Look Ahead's Long Term Outlook.</w:t>
+            </w:r>
+          </w:p>
+        </w:tc>
+      </w:tr>
+    </w:tbl>
+    <w:p/>
+    <w:p>
+      <w:pPr>
+        <w:spacing w:after="120"/>
+      </w:pPr>
+      <w:r>
+        <w:t xml:space="preserve">An activity marked </w:t>
+      </w:r>
+      <w:r>
+        <w:rPr>
+          <w:b/>
+          <w:bCs/>
+        </w:rPr>
+        <w:t xml:space="preserve">Not for Look Ahead</w:t>
+      </w:r>
+      <w:r>
+        <w:t xml:space="preserve"> whose section is overridden needs an </w:t>
+      </w:r>
+      <w:r>
+        <w:rPr>
+          <w:b/>
+          <w:bCs/>
+        </w:rPr>
+        <w:t xml:space="preserve">Executive Summary</w:t>
+      </w:r>
+      <w:r>
+        <w:t xml:space="preserve">.</w:t>
+      </w:r>
+    </w:p>
+    <w:p>
+      <w:pPr>
+        <w:pStyle w:val="Heading2"/>
+      </w:pPr>
+      <w:r>
+        <w:t xml:space="preserve">Schedule</w:t>
+      </w:r>
+    </w:p>
+    <w:tbl>
+      <w:tblPr>
+        <w:tblW w:type="pct" w:w="5000"/>
+        <w:tblBorders>
+          <w:top w:val="single" w:color="auto" w:sz="4"/>
+          <w:left w:val="single" w:color="auto" w:sz="4"/>
+          <w:bottom w:val="single" w:color="auto" w:sz="4"/>
+          <w:right w:val="single" w:color="auto" w:sz="4"/>
+          <w:insideH w:val="single" w:color="auto" w:sz="4"/>
+          <w:insideV w:val="single" w:color="auto" w:sz="4"/>
+        </w:tblBorders>
+      </w:tblPr>
+      <w:tblGrid>
+        <w:gridCol w:w="4513"/>
+        <w:gridCol w:w="4513"/>
+      </w:tblGrid>
+      <w:tr>
+        <w:trPr>
+          <w:tblHeader/>
+        </w:trPr>
+        <w:tc>
+          <w:tcPr>
+            <w:shd w:fill="E8EEF5" w:val="clear"/>
+          </w:tcPr>
+          <w:p>
+            <w:r>
+              <w:rPr>
+                <w:b/>
+                <w:bCs/>
+              </w:rPr>
+              <w:t xml:space="preserve">Field</w:t>
+            </w:r>
+          </w:p>
+        </w:tc>
+        <w:tc>
+          <w:tcPr>
+            <w:shd w:fill="E8EEF5" w:val="clear"/>
+          </w:tcPr>
+          <w:p>
+            <w:r>
+              <w:rPr>
+                <w:b/>
+                <w:bCs/>
+              </w:rPr>
+              <w:t xml:space="preserve">What to enter</w:t>
+            </w:r>
+          </w:p>
+        </w:tc>
+      </w:tr>
+      <w:tr>
+        <w:tc>
+          <w:p>
+            <w:r>
+              <w:rPr>
+                <w:b/>
+                <w:bCs/>
+              </w:rPr>
+              <w:t xml:space="preserve">Start date</w:t>
+            </w:r>
+            <w:r>
+              <w:t xml:space="preserve">, </w:t>
+            </w:r>
+            <w:r>
+              <w:rPr>
+                <w:b/>
+                <w:bCs/>
+              </w:rPr>
+              <w:t xml:space="preserve">Start time</w:t>
+            </w:r>
+          </w:p>
+        </w:tc>
+        <w:tc>
+          <w:p>
+            <w:r>
+              <w:t xml:space="preserve">Times go in 5-minute steps.</w:t>
+            </w:r>
+          </w:p>
+        </w:tc>
+      </w:tr>
+      <w:tr>
+        <w:tc>
+          <w:p>
+            <w:r>
+              <w:rPr>
+                <w:b/>
+                <w:bCs/>
+              </w:rPr>
+              <w:t xml:space="preserve">End date</w:t>
+            </w:r>
+            <w:r>
+              <w:t xml:space="preserve">, </w:t>
+            </w:r>
+            <w:r>
+              <w:rPr>
+                <w:b/>
+                <w:bCs/>
+              </w:rPr>
+              <w:t xml:space="preserve">End time</w:t>
+            </w:r>
+          </w:p>
+        </w:tc>
+        <w:tc>
+          <w:p>
+            <w:r>
+              <w:t xml:space="preserve">The end can't be before the start.</w:t>
+            </w:r>
+          </w:p>
+        </w:tc>
+      </w:tr>
+      <w:tr>
+        <w:tc>
+          <w:p>
+            <w:r>
+              <w:rPr>
+                <w:b/>
+                <w:bCs/>
+              </w:rPr>
+              <w:t xml:space="preserve">All Day</w:t>
+            </w:r>
+          </w:p>
+        </w:tc>
+        <w:tc>
+          <w:p>
+            <w:r>
+              <w:t xml:space="preserve">Hides the times.</w:t>
+            </w:r>
+          </w:p>
+        </w:tc>
+      </w:tr>
+      <w:tr>
+        <w:tc>
+          <w:p>
+            <w:r>
+              <w:rPr>
+                <w:b/>
+                <w:bCs/>
+              </w:rPr>
+              <w:t xml:space="preserve">Dates Confirmed</w:t>
+            </w:r>
+          </w:p>
+        </w:tc>
+        <w:tc>
+          <w:p>
+            <w:r>
+              <w:t xml:space="preserve">Tick it once the date is firm. Only confirmed activities are offered on the releases </w:t>
+            </w:r>
+            <w:r>
+              <w:rPr>
+                <w:b/>
+                <w:bCs/>
+              </w:rPr>
+              <w:t xml:space="preserve">Forecast</w:t>
+            </w:r>
+            <w:r>
+              <w:t xml:space="preserve">.</w:t>
+            </w:r>
+          </w:p>
+        </w:tc>
+      </w:tr>
+      <w:tr>
+        <w:tc>
+          <w:p>
+            <w:r>
+              <w:rPr>
+                <w:b/>
+                <w:bCs/>
+              </w:rPr>
+              <w:t xml:space="preserve">Potential Dates</w:t>
+            </w:r>
+          </w:p>
+        </w:tc>
+        <w:tc>
+          <w:p>
+            <w:r>
+              <w:t xml:space="preserve">A general timeline, like "late June". No numbers, TBC or TBD. Up to 50 characters.</w:t>
+            </w:r>
+          </w:p>
+        </w:tc>
+      </w:tr>
+      <w:tr>
+        <w:tc>
+          <w:p>
+            <w:r>
+              <w:rPr>
+                <w:b/>
+                <w:bCs/>
+              </w:rPr>
+              <w:t xml:space="preserve">Scheduling considerations</w:t>
+            </w:r>
+          </w:p>
+        </w:tc>
+        <w:tc>
+          <w:p>
+            <w:r>
+              <w:t xml:space="preserve">Anything that affects the timing. Up to 500 characters.</w:t>
+            </w:r>
+          </w:p>
+        </w:tc>
+      </w:tr>
+    </w:tbl>
+    <w:p/>
+    <w:p>
+      <w:pPr>
+        <w:pStyle w:val="Heading2"/>
+      </w:pPr>
+      <w:r>
+        <w:t xml:space="preserve">Release</w:t>
+      </w:r>
+    </w:p>
+    <w:p>
+      <w:pPr>
+        <w:spacing w:after="120"/>
+      </w:pPr>
+      <w:r>
+        <w:t xml:space="preserve">Some categories, such as </w:t>
+      </w:r>
+      <w:r>
+        <w:rPr>
+          <w:b/>
+          <w:bCs/>
+        </w:rPr>
+        <w:t xml:space="preserve">TV / Radio</w:t>
+      </w:r>
+      <w:r>
+        <w:t xml:space="preserve"> and </w:t>
+      </w:r>
+      <w:r>
+        <w:rPr>
+          <w:b/>
+          <w:bCs/>
+        </w:rPr>
+        <w:t xml:space="preserve">Awareness Day / Week / Month</w:t>
+      </w:r>
+      <w:r>
+        <w:t xml:space="preserve">, have no release. For those this section is hidden, and choosing one empties the release date and time.</w:t>
+      </w:r>
+    </w:p>
+    <w:tbl>
+      <w:tblPr>
+        <w:tblW w:type="pct" w:w="5000"/>
+        <w:tblBorders>
+          <w:top w:val="single" w:color="auto" w:sz="4"/>
+          <w:left w:val="single" w:color="auto" w:sz="4"/>
+          <w:bottom w:val="single" w:color="auto" w:sz="4"/>
+          <w:right w:val="single" w:color="auto" w:sz="4"/>
+          <w:insideH w:val="single" w:color="auto" w:sz="4"/>
+          <w:insideV w:val="single" w:color="auto" w:sz="4"/>
+        </w:tblBorders>
+      </w:tblPr>
+      <w:tblGrid>
+        <w:gridCol w:w="4513"/>
+        <w:gridCol w:w="4513"/>
+      </w:tblGrid>
+      <w:tr>
+        <w:trPr>
+          <w:tblHeader/>
+        </w:trPr>
+        <w:tc>
+          <w:tcPr>
+            <w:shd w:fill="E8EEF5" w:val="clear"/>
+          </w:tcPr>
+          <w:p>
+            <w:r>
+              <w:rPr>
+                <w:b/>
+                <w:bCs/>
+              </w:rPr>
+              <w:t xml:space="preserve">Field</w:t>
+            </w:r>
+          </w:p>
+        </w:tc>
+        <w:tc>
+          <w:tcPr>
+            <w:shd w:fill="E8EEF5" w:val="clear"/>
+          </w:tcPr>
+          <w:p>
+            <w:r>
+              <w:rPr>
+                <w:b/>
+                <w:bCs/>
+              </w:rPr>
+              <w:t xml:space="preserve">What to enter</w:t>
+            </w:r>
+          </w:p>
+        </w:tc>
+      </w:tr>
+      <w:tr>
+        <w:tc>
+          <w:p>
+            <w:r>
+              <w:rPr>
+                <w:b/>
+                <w:bCs/>
+              </w:rPr>
+              <w:t xml:space="preserve">Release date</w:t>
+            </w:r>
+            <w:r>
+              <w:t xml:space="preserve">, </w:t>
+            </w:r>
+            <w:r>
+              <w:rPr>
+                <w:b/>
+                <w:bCs/>
+              </w:rPr>
+              <w:t xml:space="preserve">Release time</w:t>
+            </w:r>
+          </w:p>
+        </w:tc>
+        <w:tc>
+          <w:p>
+            <w:r>
+              <w:t xml:space="preserve">When the news release goes out. Fill in both, or neither. It can't be after the end date.</w:t>
+            </w:r>
+          </w:p>
+        </w:tc>
+      </w:tr>
+      <w:tr>
+        <w:tc>
+          <w:p>
+            <w:r>
+              <w:rPr>
+                <w:b/>
+                <w:bCs/>
+              </w:rPr>
+              <w:t xml:space="preserve">Origin</w:t>
+            </w:r>
+            <w:r>
+              <w:t xml:space="preserve">, </w:t>
+            </w:r>
+            <w:r>
+              <w:rPr>
+                <w:b/>
+                <w:bCs/>
+              </w:rPr>
+              <w:t xml:space="preserve">Distribution</w:t>
+            </w:r>
+          </w:p>
+        </w:tc>
+        <w:tc>
+          <w:p>
+            <w:r>
+              <w:t xml:space="preserve">Where the release comes from, and how widely it goes.</w:t>
+            </w:r>
+          </w:p>
+        </w:tc>
+      </w:tr>
+      <w:tr>
+        <w:tc>
+          <w:p>
+            <w:r>
+              <w:rPr>
+                <w:b/>
+                <w:bCs/>
+              </w:rPr>
+              <w:t xml:space="preserve">Translations Required</w:t>
+            </w:r>
+          </w:p>
+        </w:tc>
+        <w:tc>
+          <w:p>
+            <w:r>
+              <w:t xml:space="preserve">The languages needed.</w:t>
+            </w:r>
+          </w:p>
+        </w:tc>
+      </w:tr>
+      <w:tr>
+        <w:tc>
+          <w:p>
+            <w:r>
+              <w:rPr>
+                <w:b/>
+                <w:bCs/>
+              </w:rPr>
+              <w:t xml:space="preserve">Sectors</w:t>
+            </w:r>
+            <w:r>
+              <w:t xml:space="preserve">, </w:t>
+            </w:r>
+            <w:r>
+              <w:rPr>
+                <w:b/>
+                <w:bCs/>
+              </w:rPr>
+              <w:t xml:space="preserve">Themes</w:t>
+            </w:r>
+            <w:r>
+              <w:t xml:space="preserve">, </w:t>
+            </w:r>
+            <w:r>
+              <w:rPr>
+                <w:b/>
+                <w:bCs/>
+              </w:rPr>
+              <w:t xml:space="preserve">News Subscribe</w:t>
+            </w:r>
+          </w:p>
+        </w:tc>
+        <w:tc>
+          <w:p>
+            <w:r>
+              <w:t xml:space="preserve">The release's topics. A release editor can copy them into a release.</w:t>
+            </w:r>
+          </w:p>
+        </w:tc>
+      </w:tr>
+      <w:tr>
+        <w:tc>
+          <w:p>
+            <w:r>
+              <w:rPr>
+                <w:b/>
+                <w:bCs/>
+              </w:rPr>
+              <w:t xml:space="preserve">BC Gov News</w:t>
+            </w:r>
+          </w:p>
+        </w:tc>
+        <w:tc>
+          <w:p>
+            <w:r>
+              <w:t xml:space="preserve">The news releases linked to this activity. See </w:t>
+            </w:r>
+            <w:hyperlink w:history="1" w:anchor="section_9">
+              <w:r>
+                <w:t xml:space="preserve">Releases and the Forecast</w:t>
+              </w:r>
+            </w:hyperlink>
+            <w:r>
+              <w:t xml:space="preserve">.</w:t>
+            </w:r>
+          </w:p>
+        </w:tc>
+      </w:tr>
+    </w:tbl>
+    <w:p/>
+    <w:p>
+      <w:pPr>
+        <w:pStyle w:val="Heading2"/>
+      </w:pPr>
+      <w:r>
+        <w:t xml:space="preserve">Event</w:t>
+      </w:r>
+    </w:p>
+    <w:tbl>
+      <w:tblPr>
+        <w:tblW w:type="pct" w:w="5000"/>
+        <w:tblBorders>
+          <w:top w:val="single" w:color="auto" w:sz="4"/>
+          <w:left w:val="single" w:color="auto" w:sz="4"/>
+          <w:bottom w:val="single" w:color="auto" w:sz="4"/>
+          <w:right w:val="single" w:color="auto" w:sz="4"/>
+          <w:insideH w:val="single" w:color="auto" w:sz="4"/>
+          <w:insideV w:val="single" w:color="auto" w:sz="4"/>
+        </w:tblBorders>
+      </w:tblPr>
+      <w:tblGrid>
+        <w:gridCol w:w="4513"/>
+        <w:gridCol w:w="4513"/>
+      </w:tblGrid>
+      <w:tr>
+        <w:trPr>
+          <w:tblHeader/>
+        </w:trPr>
+        <w:tc>
+          <w:tcPr>
+            <w:shd w:fill="E8EEF5" w:val="clear"/>
+          </w:tcPr>
+          <w:p>
+            <w:r>
+              <w:rPr>
+                <w:b/>
+                <w:bCs/>
+              </w:rPr>
+              <w:t xml:space="preserve">Field</w:t>
+            </w:r>
+          </w:p>
+        </w:tc>
+        <w:tc>
+          <w:tcPr>
+            <w:shd w:fill="E8EEF5" w:val="clear"/>
+          </w:tcPr>
+          <w:p>
+            <w:r>
+              <w:rPr>
+                <w:b/>
+                <w:bCs/>
+              </w:rPr>
+              <w:t xml:space="preserve">What to enter</w:t>
+            </w:r>
+          </w:p>
+        </w:tc>
+      </w:tr>
+      <w:tr>
+        <w:tc>
+          <w:p>
+            <w:r>
+              <w:rPr>
+                <w:b/>
+                <w:bCs/>
+              </w:rPr>
+              <w:t xml:space="preserve">Premier Requested</w:t>
+            </w:r>
+          </w:p>
+        </w:tc>
+        <w:tc>
+          <w:p>
+            <w:r>
+              <w:t xml:space="preserve">Whether the Premier was asked to take part, such as </w:t>
+            </w:r>
+            <w:r>
+              <w:rPr>
+                <w:b/>
+                <w:bCs/>
+              </w:rPr>
+              <w:t xml:space="preserve">Yes</w:t>
+            </w:r>
+            <w:r>
+              <w:t xml:space="preserve">, </w:t>
+            </w:r>
+            <w:r>
+              <w:rPr>
+                <w:b/>
+                <w:bCs/>
+              </w:rPr>
+              <w:t xml:space="preserve">No</w:t>
+            </w:r>
+            <w:r>
+              <w:t xml:space="preserve"> or </w:t>
+            </w:r>
+            <w:r>
+              <w:rPr>
+                <w:b/>
+                <w:bCs/>
+              </w:rPr>
+              <w:t xml:space="preserve">Invited</w:t>
+            </w:r>
+            <w:r>
+              <w:t xml:space="preserve">.</w:t>
+            </w:r>
+          </w:p>
+        </w:tc>
+      </w:tr>
+      <w:tr>
+        <w:tc>
+          <w:p>
+            <w:r>
+              <w:rPr>
+                <w:b/>
+                <w:bCs/>
+              </w:rPr>
+              <w:t xml:space="preserve">Representative</w:t>
+            </w:r>
+          </w:p>
+        </w:tc>
+        <w:tc>
+          <w:p>
+            <w:r>
+              <w:t xml:space="preserve">Who represents government at the activity.</w:t>
+            </w:r>
+          </w:p>
+        </w:tc>
+      </w:tr>
+      <w:tr>
+        <w:tc>
+          <w:p>
+            <w:r>
+              <w:rPr>
+                <w:b/>
+                <w:bCs/>
+              </w:rPr>
+              <w:t xml:space="preserve">At BC Legislature</w:t>
+            </w:r>
+          </w:p>
+        </w:tc>
+        <w:tc>
+          <w:p>
+            <w:r>
+              <w:t xml:space="preserve">Tick it if it takes place there.</w:t>
+            </w:r>
+          </w:p>
+        </w:tc>
+      </w:tr>
+      <w:tr>
+        <w:tc>
+          <w:p>
+            <w:r>
+              <w:rPr>
+                <w:b/>
+                <w:bCs/>
+              </w:rPr>
+              <w:t xml:space="preserve">City</w:t>
+            </w:r>
+            <w:r>
+              <w:t xml:space="preserve">, </w:t>
+            </w:r>
+            <w:r>
+              <w:rPr>
+                <w:b/>
+                <w:bCs/>
+              </w:rPr>
+              <w:t xml:space="preserve">Venue</w:t>
+            </w:r>
+          </w:p>
+        </w:tc>
+        <w:tc>
+          <w:p>
+            <w:r>
+              <w:t xml:space="preserve">Where it takes place. When you choose the city for places not on the list, </w:t>
+            </w:r>
+            <w:r>
+              <w:rPr>
+                <w:b/>
+                <w:bCs/>
+              </w:rPr>
+              <w:t xml:space="preserve">Other City</w:t>
+            </w:r>
+            <w:r>
+              <w:t xml:space="preserve"> appears: type the city there. Venue and Other City take up to 55 characters.</w:t>
+            </w:r>
+          </w:p>
+        </w:tc>
+      </w:tr>
+      <w:tr>
+        <w:tc>
+          <w:p>
+            <w:r>
+              <w:rPr>
+                <w:b/>
+                <w:bCs/>
+              </w:rPr>
+              <w:t xml:space="preserve">Event Planner</w:t>
+            </w:r>
+            <w:r>
+              <w:t xml:space="preserve">, </w:t>
+            </w:r>
+            <w:r>
+              <w:rPr>
+                <w:b/>
+                <w:bCs/>
+              </w:rPr>
+              <w:t xml:space="preserve">Digital</w:t>
+            </w:r>
+          </w:p>
+        </w:tc>
+        <w:tc>
+          <w:p>
+            <w:r>
+              <w:t xml:space="preserve">Who plans the event, and the videographer.</w:t>
+            </w:r>
+          </w:p>
+        </w:tc>
+      </w:tr>
+    </w:tbl>
+    <w:p/>
+    <w:p>
+      <w:pPr>
+        <w:spacing w:after="120"/>
+      </w:pPr>
+      <w:r>
+        <w:t xml:space="preserve">For </w:t>
+      </w:r>
+      <w:r>
+        <w:rPr>
+          <w:b/>
+          <w:bCs/>
+        </w:rPr>
+        <w:t xml:space="preserve">Records</w:t>
+      </w:r>
+      <w:r>
+        <w:t xml:space="preserve">, see </w:t>
+      </w:r>
+      <w:hyperlink w:history="1" w:anchor="section_4">
+        <w:r>
+          <w:t xml:space="preserve">Add or change an activity</w:t>
+        </w:r>
+      </w:hyperlink>
+      <w:r>
+        <w:t xml:space="preserve">.</w:t>
+      </w:r>
+    </w:p>
+    <w:p>
+      <w:pPr>
+        <w:pStyle w:val="Heading2"/>
+      </w:pPr>
+      <w:r>
+        <w:t xml:space="preserve">Choices no longer in use</w:t>
+      </w:r>
+    </w:p>
+    <w:p>
+      <w:pPr>
+        <w:spacing w:after="120"/>
+      </w:pPr>
+      <w:r>
+        <w:t xml:space="preserve">A choice that has been retired shows "(no longer in use)" when an activity already has it. The activity keeps it. You can't choose it for another activity.</w:t>
+      </w:r>
+    </w:p>
+    <w:p>
+      <w:pPr>
+        <w:pStyle w:val="Heading2"/>
+      </w:pPr>
+      <w:r>
+        <w:t xml:space="preserve">Long text from the old Calendar</w:t>
+      </w:r>
+    </w:p>
+    <w:p>
+      <w:pPr>
+        <w:spacing w:after="120"/>
+      </w:pPr>
+      <w:r>
+        <w:t xml:space="preserve">Some activities brought over from the old Calendar have longer text than the limits allow. They still save. The limits apply only to text you change.</w:t>
+      </w:r>
+    </w:p>
+    <w:p>
+      <w:pPr>
+        <w:pStyle w:val="Heading1"/>
+      </w:pPr>
+      <w:bookmarkStart w:name="section_6" w:id="6"/>
+      <w:r>
+        <w:t xml:space="preserve">The edit lock and the daily change freeze</w:t>
+      </w:r>
+      <w:bookmarkEnd w:id="6"/>
+    </w:p>
+    <w:p>
+      <w:pPr>
+        <w:spacing w:after="120"/>
+      </w:pPr>
+      <w:r>
+        <w:rPr>
+          <w:b/>
+          <w:bCs/>
+        </w:rPr>
+        <w:t xml:space="preserve">Who this is for:</w:t>
+      </w:r>
+      <w:r>
+        <w:t xml:space="preserve"> Calendar advanced users (Calendar.Advanced).</w:t>
+      </w:r>
+    </w:p>
+    <w:p>
+      <w:pPr>
+        <w:spacing w:after="120"/>
+      </w:pPr>
+      <w:r>
+        <w:t xml:space="preserve">Two things can open an activity read-only even though you may change it: someone else editing it, and the daily change freeze.</w:t>
+      </w:r>
+    </w:p>
+    <w:p>
+      <w:pPr>
+        <w:pStyle w:val="Heading2"/>
+      </w:pPr>
+      <w:r>
+        <w:t xml:space="preserve">When someone else is editing</w:t>
+      </w:r>
+    </w:p>
+    <w:p>
+      <w:pPr>
+        <w:spacing w:after="120"/>
+      </w:pPr>
+      <w:r>
+        <w:t xml:space="preserve">Only one person edits an activity at a time. The first person to change a field holds the edit lock. Anyone else who opens the activity sees, for example, "Pat Example is editing this activity (since 2:15 PM). It opens for editing when they save or cancel, or after 15 minutes without input."</w:t>
+      </w:r>
+    </w:p>
+    <w:p>
+      <w:pPr>
+        <w:spacing w:after="120"/>
+      </w:pPr>
+      <w:r>
+        <w:t xml:space="preserve">The page stays read-only. It opens for you by itself, without a reload, once they save, cancel or leave it alone for 15 minutes.</w:t>
+      </w:r>
+    </w:p>
+    <w:p>
+      <w:pPr>
+        <w:pStyle w:val="Heading2"/>
+      </w:pPr>
+      <w:r>
+        <w:t xml:space="preserve">When your lock lapses</w:t>
+      </w:r>
+    </w:p>
+    <w:p>
+      <w:pPr>
+        <w:spacing w:after="120"/>
+      </w:pPr>
+      <w:r>
+        <w:t xml:space="preserve">If you leave the page alone for 15 minutes, your lock lapses and you see "Your edit lock lapsed. Save will work only if no one else has taken it or changed the activity." Your changes stay on the page. Choose </w:t>
+      </w:r>
+      <w:r>
+        <w:rPr>
+          <w:b/>
+          <w:bCs/>
+        </w:rPr>
+        <w:t xml:space="preserve">Save</w:t>
+      </w:r>
+      <w:r>
+        <w:t xml:space="preserve">: it works if nobody else changed the activity. If someone did, you are asked to reload.</w:t>
+      </w:r>
+    </w:p>
+    <w:p>
+      <w:pPr>
+        <w:pStyle w:val="Heading2"/>
+      </w:pPr>
+      <w:r>
+        <w:t xml:space="preserve">When it is open in another tab</w:t>
+      </w:r>
+    </w:p>
+    <w:p>
+      <w:pPr>
+        <w:spacing w:after="120"/>
+      </w:pPr>
+      <w:r>
+        <w:t xml:space="preserve">"You're editing this activity in another tab." means you are editing it in another tab or window. Choose </w:t>
+      </w:r>
+      <w:r>
+        <w:rPr>
+          <w:b/>
+          <w:bCs/>
+        </w:rPr>
+        <w:t xml:space="preserve">Continue here</w:t>
+      </w:r>
+      <w:r>
+        <w:t xml:space="preserve"> to edit it in this one instead.</w:t>
+      </w:r>
+    </w:p>
+    <w:p>
+      <w:pPr>
+        <w:pStyle w:val="Heading2"/>
+      </w:pPr>
+      <w:r>
+        <w:t xml:space="preserve">The daily change freeze</w:t>
+      </w:r>
+    </w:p>
+    <w:p>
+      <w:pPr>
+        <w:spacing w:after="120"/>
+      </w:pPr>
+      <w:r>
+        <w:t xml:space="preserve">Every day from 4pm to 5pm BC time, only HQ can make changes. The list and each activity show "You cannot make content changes between 4pm-5pm. Contact the Corp Cal Manager to have emerging or urgent updates made for you during this time."</w:t>
+      </w:r>
+    </w:p>
+    <w:p>
+      <w:pPr>
+        <w:spacing w:after="120"/>
+      </w:pPr>
+      <w:r>
+        <w:t xml:space="preserve">If you are in an HQ organization, the freeze doesn't apply to you. You see the times on the list, but you can keep working.</w:t>
+      </w:r>
+    </w:p>
+    <w:p>
+      <w:pPr>
+        <w:spacing w:after="120"/>
+      </w:pPr>
+      <w:r>
+        <w:t xml:space="preserve">Otherwise, during the freeze:</w:t>
+      </w:r>
+    </w:p>
+    <w:p>
+      <w:pPr>
+        <w:pStyle w:val="ListParagraph"/>
+        <w:numPr>
+          <w:ilvl w:val="0"/>
+          <w:numId w:val="1"/>
+        </w:numPr>
+      </w:pPr>
+      <w:r>
+        <w:rPr>
+          <w:b/>
+          <w:bCs/>
+        </w:rPr>
+        <w:t xml:space="preserve">New activity</w:t>
+      </w:r>
+      <w:r>
+        <w:t xml:space="preserve"> is hidden.</w:t>
+      </w:r>
+    </w:p>
+    <w:p>
+      <w:pPr>
+        <w:pStyle w:val="ListParagraph"/>
+        <w:numPr>
+          <w:ilvl w:val="0"/>
+          <w:numId w:val="1"/>
+        </w:numPr>
+      </w:pPr>
+      <w:r>
+        <w:t xml:space="preserve">Activities open read-only, with a </w:t>
+      </w:r>
+      <w:r>
+        <w:rPr>
+          <w:b/>
+          <w:bCs/>
+        </w:rPr>
+        <w:t xml:space="preserve">Change freeze</w:t>
+      </w:r>
+      <w:r>
+        <w:t xml:space="preserve"> warning.</w:t>
+      </w:r>
+    </w:p>
+    <w:p>
+      <w:pPr>
+        <w:pStyle w:val="ListParagraph"/>
+        <w:numPr>
+          <w:ilvl w:val="0"/>
+          <w:numId w:val="1"/>
+        </w:numPr>
+      </w:pPr>
+      <w:r>
+        <w:rPr>
+          <w:b/>
+          <w:bCs/>
+        </w:rPr>
+        <w:t xml:space="preserve">Clone</w:t>
+      </w:r>
+      <w:r>
+        <w:t xml:space="preserve"> isn't offered, and files can't be added or removed.</w:t>
+      </w:r>
+    </w:p>
+    <w:p>
+      <w:pPr>
+        <w:pStyle w:val="ListParagraph"/>
+        <w:numPr>
+          <w:ilvl w:val="0"/>
+          <w:numId w:val="1"/>
+        </w:numPr>
+      </w:pPr>
+      <w:r>
+        <w:t xml:space="preserve">A save you started before 4pm and send after 4pm is refused with the same message. Your changes stay on the page. Save again at 5pm.</w:t>
+      </w:r>
+    </w:p>
+    <w:p>
+      <w:pPr>
+        <w:spacing w:after="120"/>
+      </w:pPr>
+      <w:r>
+        <w:t xml:space="preserve">These still work during the freeze: the list, filters, </w:t>
+      </w:r>
+      <w:r>
+        <w:rPr>
+          <w:b/>
+          <w:bCs/>
+        </w:rPr>
+        <w:t xml:space="preserve">My Queries</w:t>
+      </w:r>
+      <w:r>
+        <w:t xml:space="preserve">, the star, </w:t>
+      </w:r>
+      <w:r>
+        <w:rPr>
+          <w:b/>
+          <w:bCs/>
+        </w:rPr>
+        <w:t xml:space="preserve">Updates</w:t>
+      </w:r>
+      <w:r>
+        <w:t xml:space="preserve">, </w:t>
+      </w:r>
+      <w:r>
+        <w:rPr>
+          <w:b/>
+          <w:bCs/>
+        </w:rPr>
+        <w:t xml:space="preserve">View changes</w:t>
+      </w:r>
+      <w:r>
+        <w:t xml:space="preserve">, the Excel export and the reports.</w:t>
+      </w:r>
+    </w:p>
+    <w:p>
+      <w:pPr>
+        <w:spacing w:after="120"/>
+      </w:pPr>
+      <w:r>
+        <w:t xml:space="preserve">For an urgent change during the freeze, contact the Corp Cal Manager at GCPE HQ.</w:t>
+      </w:r>
+    </w:p>
+    <w:p>
+      <w:pPr>
+        <w:pStyle w:val="Heading1"/>
+      </w:pPr>
+      <w:bookmarkStart w:name="section_7" w:id="7"/>
+      <w:r>
+        <w:t xml:space="preserve">HQ review and corporate queries</w:t>
+      </w:r>
+      <w:bookmarkEnd w:id="7"/>
+    </w:p>
+    <w:p>
+      <w:pPr>
+        <w:spacing w:after="120"/>
+      </w:pPr>
+      <w:r>
+        <w:rPr>
+          <w:b/>
+          <w:bCs/>
+        </w:rPr>
+        <w:t xml:space="preserve">Who this is for:</w:t>
+      </w:r>
+      <w:r>
+        <w:t xml:space="preserve"> Calendar advanced users (Calendar.Advanced) who belong to an HQ organization.</w:t>
+      </w:r>
+    </w:p>
+    <w:p>
+      <w:pPr>
+        <w:spacing w:after="120"/>
+      </w:pPr>
+      <w:r>
+        <w:t xml:space="preserve">HQ reviews what the ministries enter. If none of your ministries is an HQ organization, you don't see these tools.</w:t>
+      </w:r>
+    </w:p>
+    <w:p>
+      <w:pPr>
+        <w:pStyle w:val="Heading2"/>
+      </w:pPr>
+      <w:r>
+        <w:t xml:space="preserve">What HQ sees</w:t>
+      </w:r>
+    </w:p>
+    <w:p>
+      <w:pPr>
+        <w:pStyle w:val="ListParagraph"/>
+        <w:numPr>
+          <w:ilvl w:val="0"/>
+          <w:numId w:val="1"/>
+        </w:numPr>
+      </w:pPr>
+      <w:r>
+        <w:t xml:space="preserve">Every ministry's activities, including those marked </w:t>
+      </w:r>
+      <w:r>
+        <w:rPr>
+          <w:b/>
+          <w:bCs/>
+        </w:rPr>
+        <w:t xml:space="preserve">Not for Look Ahead</w:t>
+      </w:r>
+      <w:r>
+        <w:t xml:space="preserve">.</w:t>
+      </w:r>
+    </w:p>
+    <w:p>
+      <w:pPr>
+        <w:pStyle w:val="ListParagraph"/>
+        <w:numPr>
+          <w:ilvl w:val="0"/>
+          <w:numId w:val="1"/>
+        </w:numPr>
+      </w:pPr>
+      <w:r>
+        <w:t xml:space="preserve">On an activity, each field changed since the last review says "Changed: needs review".</w:t>
+      </w:r>
+    </w:p>
+    <w:p>
+      <w:pPr>
+        <w:pStyle w:val="ListParagraph"/>
+        <w:numPr>
+          <w:ilvl w:val="0"/>
+          <w:numId w:val="1"/>
+        </w:numPr>
+      </w:pPr>
+      <w:r>
+        <w:t xml:space="preserve">The </w:t>
+      </w:r>
+      <w:r>
+        <w:rPr>
+          <w:b/>
+          <w:bCs/>
+        </w:rPr>
+        <w:t xml:space="preserve">Look Ahead</w:t>
+      </w:r>
+      <w:r>
+        <w:t xml:space="preserve"> section on every activity. See </w:t>
+      </w:r>
+      <w:hyperlink w:history="1" w:anchor="section_5">
+        <w:r>
+          <w:t xml:space="preserve">Activity fields</w:t>
+        </w:r>
+      </w:hyperlink>
+      <w:r>
+        <w:t xml:space="preserve">.</w:t>
+      </w:r>
+    </w:p>
+    <w:p>
+      <w:pPr>
+        <w:pStyle w:val="ListParagraph"/>
+        <w:numPr>
+          <w:ilvl w:val="0"/>
+          <w:numId w:val="1"/>
+        </w:numPr>
+      </w:pPr>
+      <w:r>
+        <w:rPr>
+          <w:b/>
+          <w:bCs/>
+        </w:rPr>
+        <w:t xml:space="preserve">Search for</w:t>
+      </w:r>
+      <w:r>
+        <w:t xml:space="preserve"> in the list's </w:t>
+      </w:r>
+      <w:r>
+        <w:rPr>
+          <w:b/>
+          <w:bCs/>
+        </w:rPr>
+        <w:t xml:space="preserve">Filters</w:t>
+      </w:r>
+      <w:r>
+        <w:t xml:space="preserve"> also searches the </w:t>
+      </w:r>
+      <w:r>
+        <w:rPr>
+          <w:b/>
+          <w:bCs/>
+        </w:rPr>
+        <w:t xml:space="preserve">Executive Summary</w:t>
+      </w:r>
+      <w:r>
+        <w:t xml:space="preserve">.</w:t>
+      </w:r>
+    </w:p>
+    <w:p>
+      <w:pPr>
+        <w:spacing w:after="120"/>
+      </w:pPr>
+      <w:r>
+        <w:t xml:space="preserve">You don't see deleted activities. Reviewing deletions is for HQ Administrators.</w:t>
+      </w:r>
+    </w:p>
+    <w:p>
+      <w:pPr>
+        <w:pStyle w:val="Heading2"/>
+      </w:pPr>
+      <w:r>
+        <w:t xml:space="preserve">Review an activity</w:t>
+      </w:r>
+    </w:p>
+    <w:p>
+      <w:pPr>
+        <w:pStyle w:val="ListParagraph"/>
+        <w:numPr>
+          <w:ilvl w:val="0"/>
+          <w:numId w:val="11"/>
+        </w:numPr>
+      </w:pPr>
+      <w:r>
+        <w:t xml:space="preserve">Open the activity.</w:t>
+      </w:r>
+    </w:p>
+    <w:p>
+      <w:pPr>
+        <w:pStyle w:val="ListParagraph"/>
+        <w:numPr>
+          <w:ilvl w:val="0"/>
+          <w:numId w:val="11"/>
+        </w:numPr>
+      </w:pPr>
+      <w:r>
+        <w:t xml:space="preserve">Check what changed. </w:t>
+      </w:r>
+      <w:r>
+        <w:rPr>
+          <w:b/>
+          <w:bCs/>
+        </w:rPr>
+        <w:t xml:space="preserve">View changes</w:t>
+      </w:r>
+      <w:r>
+        <w:t xml:space="preserve"> shows each change before and after.</w:t>
+      </w:r>
+    </w:p>
+    <w:p>
+      <w:pPr>
+        <w:pStyle w:val="ListParagraph"/>
+        <w:numPr>
+          <w:ilvl w:val="0"/>
+          <w:numId w:val="11"/>
+        </w:numPr>
+      </w:pPr>
+      <w:r>
+        <w:t xml:space="preserve">Choose </w:t>
+      </w:r>
+      <w:r>
+        <w:rPr>
+          <w:b/>
+          <w:bCs/>
+        </w:rPr>
+        <w:t xml:space="preserve">Review</w:t>
+      </w:r>
+      <w:r>
+        <w:t xml:space="preserve">. You go back to where you opened it, and see, for example, "Reviewed HLTH-21."</w:t>
+      </w:r>
+    </w:p>
+    <w:p>
+      <w:pPr>
+        <w:spacing w:after="120"/>
+      </w:pPr>
+      <w:r>
+        <w:t xml:space="preserve">Review marks the activity </w:t>
+      </w:r>
+      <w:r>
+        <w:rPr>
+          <w:b/>
+          <w:bCs/>
+        </w:rPr>
+        <w:t xml:space="preserve">Reviewed</w:t>
+      </w:r>
+      <w:r>
+        <w:t xml:space="preserve"> and clears its "Changed: needs review" marks. It shows on </w:t>
+      </w:r>
+      <w:r>
+        <w:rPr>
+          <w:b/>
+          <w:bCs/>
+        </w:rPr>
+        <w:t xml:space="preserve">Updates</w:t>
+      </w:r>
+      <w:r>
+        <w:t xml:space="preserve"> as "reviewed activity".</w:t>
+      </w:r>
+    </w:p>
+    <w:p>
+      <w:pPr>
+        <w:spacing w:after="120"/>
+      </w:pPr>
+      <w:r>
+        <w:t xml:space="preserve">If you have unsaved changes, save or cancel them first: the page says "Save or cancel your changes to review or clone."</w:t>
+      </w:r>
+    </w:p>
+    <w:p>
+      <w:pPr>
+        <w:spacing w:after="120"/>
+      </w:pPr>
+      <w:r>
+        <w:t xml:space="preserve">If you see "Someone else changed this activity — reload to see their changes", choose </w:t>
+      </w:r>
+      <w:r>
+        <w:rPr>
+          <w:b/>
+          <w:bCs/>
+        </w:rPr>
+        <w:t xml:space="preserve">Reload</w:t>
+      </w:r>
+      <w:r>
+        <w:t xml:space="preserve">, check the new change, then choose </w:t>
+      </w:r>
+      <w:r>
+        <w:rPr>
+          <w:b/>
+          <w:bCs/>
+        </w:rPr>
+        <w:t xml:space="preserve">Review</w:t>
+      </w:r>
+      <w:r>
+        <w:t xml:space="preserve"> again.</w:t>
+      </w:r>
+    </w:p>
+    <w:p>
+      <w:pPr>
+        <w:spacing w:after="120"/>
+      </w:pPr>
+      <w:r>
+        <w:t xml:space="preserve">You review one activity at a time. </w:t>
+      </w:r>
+      <w:r>
+        <w:rPr>
+          <w:b/>
+          <w:bCs/>
+        </w:rPr>
+        <w:t xml:space="preserve">Review selected</w:t>
+      </w:r>
+      <w:r>
+        <w:t xml:space="preserve">, which reviews many at once from the list, is for HQ Administrators.</w:t>
+      </w:r>
+    </w:p>
+    <w:p>
+      <w:pPr>
+        <w:pStyle w:val="Heading2"/>
+      </w:pPr>
+      <w:r>
+        <w:t xml:space="preserve">Run a corporate query</w:t>
+      </w:r>
+    </w:p>
+    <w:p>
+      <w:pPr>
+        <w:spacing w:after="120"/>
+      </w:pPr>
+      <w:r>
+        <w:t xml:space="preserve">A corporate query lists every ministry's upcoming activities by status. It replaces your filter while it runs.</w:t>
+      </w:r>
+    </w:p>
+    <w:p>
+      <w:pPr>
+        <w:pStyle w:val="ListParagraph"/>
+        <w:numPr>
+          <w:ilvl w:val="0"/>
+          <w:numId w:val="12"/>
+        </w:numPr>
+      </w:pPr>
+      <w:r>
+        <w:t xml:space="preserve">Open </w:t>
+      </w:r>
+      <w:r>
+        <w:rPr>
+          <w:b/>
+          <w:bCs/>
+        </w:rPr>
+        <w:t xml:space="preserve">Saved views</w:t>
+      </w:r>
+      <w:r>
+        <w:t xml:space="preserve">.</w:t>
+      </w:r>
+    </w:p>
+    <w:p>
+      <w:pPr>
+        <w:pStyle w:val="ListParagraph"/>
+        <w:numPr>
+          <w:ilvl w:val="0"/>
+          <w:numId w:val="12"/>
+        </w:numPr>
+      </w:pPr>
+      <w:r>
+        <w:t xml:space="preserve">Under </w:t>
+      </w:r>
+      <w:r>
+        <w:rPr>
+          <w:b/>
+          <w:bCs/>
+        </w:rPr>
+        <w:t xml:space="preserve">Corporate Queries</w:t>
+      </w:r>
+      <w:r>
+        <w:t xml:space="preserve">, choose </w:t>
+      </w:r>
+      <w:r>
+        <w:rPr>
+          <w:b/>
+          <w:bCs/>
+        </w:rPr>
+        <w:t xml:space="preserve">Show all</w:t>
+      </w:r>
+      <w:r>
+        <w:t xml:space="preserve">, or </w:t>
+      </w:r>
+      <w:r>
+        <w:rPr>
+          <w:b/>
+          <w:bCs/>
+        </w:rPr>
+        <w:t xml:space="preserve">For the next</w:t>
+      </w:r>
+      <w:r>
+        <w:t xml:space="preserve"> and a number of days. It starts at 8.</w:t>
+      </w:r>
+    </w:p>
+    <w:p>
+      <w:pPr>
+        <w:pStyle w:val="ListParagraph"/>
+        <w:numPr>
+          <w:ilvl w:val="0"/>
+          <w:numId w:val="12"/>
+        </w:numPr>
+      </w:pPr>
+      <w:r>
+        <w:t xml:space="preserve">Under </w:t>
+      </w:r>
+      <w:r>
+        <w:rPr>
+          <w:b/>
+          <w:bCs/>
+        </w:rPr>
+        <w:t xml:space="preserve">With status of</w:t>
+      </w:r>
+      <w:r>
+        <w:t xml:space="preserve">, tick any of </w:t>
+      </w:r>
+      <w:r>
+        <w:rPr>
+          <w:b/>
+          <w:bCs/>
+        </w:rPr>
+        <w:t xml:space="preserve">New</w:t>
+      </w:r>
+      <w:r>
+        <w:t xml:space="preserve">, </w:t>
+      </w:r>
+      <w:r>
+        <w:rPr>
+          <w:b/>
+          <w:bCs/>
+        </w:rPr>
+        <w:t xml:space="preserve">Changed</w:t>
+      </w:r>
+      <w:r>
+        <w:t xml:space="preserve">, </w:t>
+      </w:r>
+      <w:r>
+        <w:rPr>
+          <w:b/>
+          <w:bCs/>
+        </w:rPr>
+        <w:t xml:space="preserve">Reviewed</w:t>
+      </w:r>
+      <w:r>
+        <w:t xml:space="preserve">, </w:t>
+      </w:r>
+      <w:r>
+        <w:rPr>
+          <w:b/>
+          <w:bCs/>
+        </w:rPr>
+        <w:t xml:space="preserve">Deleted</w:t>
+      </w:r>
+      <w:r>
+        <w:t xml:space="preserve">, </w:t>
+      </w:r>
+      <w:r>
+        <w:rPr>
+          <w:b/>
+          <w:bCs/>
+        </w:rPr>
+        <w:t xml:space="preserve">LA New</w:t>
+      </w:r>
+      <w:r>
+        <w:t xml:space="preserve"> and </w:t>
+      </w:r>
+      <w:r>
+        <w:rPr>
+          <w:b/>
+          <w:bCs/>
+        </w:rPr>
+        <w:t xml:space="preserve">LA Changed</w:t>
+      </w:r>
+      <w:r>
+        <w:t xml:space="preserve">. </w:t>
+      </w:r>
+      <w:r>
+        <w:rPr>
+          <w:b/>
+          <w:bCs/>
+        </w:rPr>
+        <w:t xml:space="preserve">New</w:t>
+      </w:r>
+      <w:r>
+        <w:t xml:space="preserve"> and </w:t>
+      </w:r>
+      <w:r>
+        <w:rPr>
+          <w:b/>
+          <w:bCs/>
+        </w:rPr>
+        <w:t xml:space="preserve">Changed</w:t>
+      </w:r>
+      <w:r>
+        <w:t xml:space="preserve"> start ticked.</w:t>
+      </w:r>
+    </w:p>
+    <w:p>
+      <w:pPr>
+        <w:pStyle w:val="ListParagraph"/>
+        <w:numPr>
+          <w:ilvl w:val="0"/>
+          <w:numId w:val="12"/>
+        </w:numPr>
+      </w:pPr>
+      <w:r>
+        <w:t xml:space="preserve">Choose </w:t>
+      </w:r>
+      <w:r>
+        <w:rPr>
+          <w:b/>
+          <w:bCs/>
+        </w:rPr>
+        <w:t xml:space="preserve">Run corporate query</w:t>
+      </w:r>
+      <w:r>
+        <w:t xml:space="preserve">. Above the list you see, for example, "Showing a corporate query. Every ministry's activities: next 8 days, New and Changed."</w:t>
+      </w:r>
+    </w:p>
+    <w:p>
+      <w:pPr>
+        <w:pStyle w:val="ListParagraph"/>
+        <w:numPr>
+          <w:ilvl w:val="0"/>
+          <w:numId w:val="12"/>
+        </w:numPr>
+      </w:pPr>
+      <w:r>
+        <w:t xml:space="preserve">Choose </w:t>
+      </w:r>
+      <w:r>
+        <w:rPr>
+          <w:b/>
+          <w:bCs/>
+        </w:rPr>
+        <w:t xml:space="preserve">Back to the filter</w:t>
+      </w:r>
+      <w:r>
+        <w:t xml:space="preserve"> to return to your own filter.</w:t>
+      </w:r>
+    </w:p>
+    <w:p>
+      <w:pPr>
+        <w:spacing w:after="120"/>
+      </w:pPr>
+      <w:r>
+        <w:rPr>
+          <w:b/>
+          <w:bCs/>
+        </w:rPr>
+        <w:t xml:space="preserve">Deleted</w:t>
+      </w:r>
+      <w:r>
+        <w:t xml:space="preserve"> finds nothing for you, since you can't see deleted activities.</w:t>
+      </w:r>
+    </w:p>
+    <w:p>
+      <w:pPr>
+        <w:pStyle w:val="Heading2"/>
+      </w:pPr>
+      <w:r>
+        <w:t xml:space="preserve">The Look Ahead filter</w:t>
+      </w:r>
+    </w:p>
+    <w:p>
+      <w:pPr>
+        <w:spacing w:after="120"/>
+      </w:pPr>
+      <w:r>
+        <w:t xml:space="preserve">The </w:t>
+      </w:r>
+      <w:r>
+        <w:rPr>
+          <w:b/>
+          <w:bCs/>
+        </w:rPr>
+        <w:t xml:space="preserve">Look Ahead filter</w:t>
+      </w:r>
+      <w:r>
+        <w:t xml:space="preserve"> above the list narrows the list, and the reports made from it:</w:t>
+      </w:r>
+    </w:p>
+    <w:p>
+      <w:pPr>
+        <w:pStyle w:val="ListParagraph"/>
+        <w:numPr>
+          <w:ilvl w:val="0"/>
+          <w:numId w:val="1"/>
+        </w:numPr>
+      </w:pPr>
+      <w:r>
+        <w:rPr>
+          <w:b/>
+          <w:bCs/>
+        </w:rPr>
+        <w:t xml:space="preserve">Look Ahead Only</w:t>
+      </w:r>
+      <w:r>
+        <w:t xml:space="preserve"> shows activities that aren't marked </w:t>
+      </w:r>
+      <w:r>
+        <w:rPr>
+          <w:b/>
+          <w:bCs/>
+        </w:rPr>
+        <w:t xml:space="preserve">Not for Look Ahead</w:t>
+      </w:r>
+      <w:r>
+        <w:t xml:space="preserve">.</w:t>
+      </w:r>
+    </w:p>
+    <w:p>
+      <w:pPr>
+        <w:pStyle w:val="ListParagraph"/>
+        <w:numPr>
+          <w:ilvl w:val="0"/>
+          <w:numId w:val="1"/>
+        </w:numPr>
+      </w:pPr>
+      <w:r>
+        <w:rPr>
+          <w:b/>
+          <w:bCs/>
+        </w:rPr>
+        <w:t xml:space="preserve">Not for Look Ahead Only</w:t>
+      </w:r>
+      <w:r>
+        <w:t xml:space="preserve"> shows only those that are.</w:t>
+      </w:r>
+    </w:p>
+    <w:p>
+      <w:pPr>
+        <w:pStyle w:val="ListParagraph"/>
+        <w:numPr>
+          <w:ilvl w:val="0"/>
+          <w:numId w:val="1"/>
+        </w:numPr>
+      </w:pPr>
+      <w:r>
+        <w:rPr>
+          <w:b/>
+          <w:bCs/>
+        </w:rPr>
+        <w:t xml:space="preserve">Show All</w:t>
+      </w:r>
+      <w:r>
+        <w:t xml:space="preserve"> turns it off.</w:t>
+      </w:r>
+    </w:p>
+    <w:p>
+      <w:pPr>
+        <w:pStyle w:val="Heading2"/>
+      </w:pPr>
+      <w:r>
+        <w:t xml:space="preserve">Clear LA Status</w:t>
+      </w:r>
+    </w:p>
+    <w:p>
+      <w:pPr>
+        <w:spacing w:after="120"/>
+      </w:pPr>
+      <w:r>
+        <w:t xml:space="preserve">HQ editors can do this too. It clears </w:t>
+      </w:r>
+      <w:r>
+        <w:rPr>
+          <w:b/>
+          <w:bCs/>
+        </w:rPr>
+        <w:t xml:space="preserve">LA New</w:t>
+      </w:r>
+      <w:r>
+        <w:t xml:space="preserve"> and </w:t>
+      </w:r>
+      <w:r>
+        <w:rPr>
+          <w:b/>
+          <w:bCs/>
+        </w:rPr>
+        <w:t xml:space="preserve">LA Changed</w:t>
+      </w:r>
+      <w:r>
+        <w:t xml:space="preserve">, so the next Look Ahead flags only what is new or changed since.</w:t>
+      </w:r>
+    </w:p>
+    <w:p>
+      <w:pPr>
+        <w:pStyle w:val="ListParagraph"/>
+        <w:numPr>
+          <w:ilvl w:val="0"/>
+          <w:numId w:val="13"/>
+        </w:numPr>
+      </w:pPr>
+      <w:r>
+        <w:t xml:space="preserve">Choose </w:t>
+      </w:r>
+      <w:r>
+        <w:rPr>
+          <w:b/>
+          <w:bCs/>
+        </w:rPr>
+        <w:t xml:space="preserve">LA status</w:t>
+      </w:r>
+      <w:r>
+        <w:t xml:space="preserve"> above the list.</w:t>
+      </w:r>
+    </w:p>
+    <w:p>
+      <w:pPr>
+        <w:pStyle w:val="ListParagraph"/>
+        <w:numPr>
+          <w:ilvl w:val="0"/>
+          <w:numId w:val="13"/>
+        </w:numPr>
+      </w:pPr>
+      <w:r>
+        <w:t xml:space="preserve">In </w:t>
+      </w:r>
+      <w:r>
+        <w:rPr>
+          <w:b/>
+          <w:bCs/>
+        </w:rPr>
+        <w:t xml:space="preserve">Days ahead (Clear LA Status)</w:t>
+      </w:r>
+      <w:r>
+        <w:t xml:space="preserve">, enter a number of days. It starts at 8.</w:t>
+      </w:r>
+    </w:p>
+    <w:p>
+      <w:pPr>
+        <w:pStyle w:val="ListParagraph"/>
+        <w:numPr>
+          <w:ilvl w:val="0"/>
+          <w:numId w:val="13"/>
+        </w:numPr>
+      </w:pPr>
+      <w:r>
+        <w:t xml:space="preserve">Choose </w:t>
+      </w:r>
+      <w:r>
+        <w:rPr>
+          <w:b/>
+          <w:bCs/>
+        </w:rPr>
+        <w:t xml:space="preserve">Clear LA Status</w:t>
+      </w:r>
+      <w:r>
+        <w:t xml:space="preserve">. The Hub asks, for example, "Clear the LA status of 3 activities?" and explains "Every activity you can see that starts up to 8 days ahead, past ones included, loses its LA New or LA Changed status. Each change is recorded in the activity's history."</w:t>
+      </w:r>
+    </w:p>
+    <w:p>
+      <w:pPr>
+        <w:pStyle w:val="ListParagraph"/>
+        <w:numPr>
+          <w:ilvl w:val="0"/>
+          <w:numId w:val="13"/>
+        </w:numPr>
+      </w:pPr>
+      <w:r>
+        <w:t xml:space="preserve">Choose </w:t>
+      </w:r>
+      <w:r>
+        <w:rPr>
+          <w:b/>
+          <w:bCs/>
+        </w:rPr>
+        <w:t xml:space="preserve">Clear LA Status</w:t>
+      </w:r>
+      <w:r>
+        <w:t xml:space="preserve">. You see, for example, "Cleared the LA status of 3 activities."</w:t>
+      </w:r>
+    </w:p>
+    <w:p>
+      <w:pPr>
+        <w:spacing w:after="120"/>
+      </w:pPr>
+      <w:r>
+        <w:t xml:space="preserve">With nothing to clear, you see, for example, "No activities up to 8 days ahead have an LA status to clear."</w:t>
+      </w:r>
+    </w:p>
+    <w:p>
+      <w:pPr>
+        <w:spacing w:after="120"/>
+      </w:pPr>
+      <w:r>
+        <w:t xml:space="preserve">It doesn't show on </w:t>
+      </w:r>
+      <w:r>
+        <w:rPr>
+          <w:b/>
+          <w:bCs/>
+        </w:rPr>
+        <w:t xml:space="preserve">Updates</w:t>
+      </w:r>
+      <w:r>
+        <w:t xml:space="preserve">. Each activity's </w:t>
+      </w:r>
+      <w:r>
+        <w:rPr>
+          <w:b/>
+          <w:bCs/>
+        </w:rPr>
+        <w:t xml:space="preserve">View changes</w:t>
+      </w:r>
+      <w:r>
+        <w:t xml:space="preserve"> says "cleared its LA status".</w:t>
+      </w:r>
+    </w:p>
+    <w:p>
+      <w:pPr>
+        <w:spacing w:after="120"/>
+      </w:pPr>
+      <w:r>
+        <w:t xml:space="preserve">If you see "The LA status of 2 activities was cleared before a later batch failed. Run Clear LA Status again to finish.", choose </w:t>
+      </w:r>
+      <w:r>
+        <w:rPr>
+          <w:b/>
+          <w:bCs/>
+        </w:rPr>
+        <w:t xml:space="preserve">Clear LA Status</w:t>
+      </w:r>
+      <w:r>
+        <w:t xml:space="preserve"> again.</w:t>
+      </w:r>
+    </w:p>
+    <w:p>
+      <w:pPr>
+        <w:pStyle w:val="Heading2"/>
+      </w:pPr>
+      <w:r>
+        <w:t xml:space="preserve">What isn't yours</w:t>
+      </w:r>
+    </w:p>
+    <w:p>
+      <w:pPr>
+        <w:spacing w:after="120"/>
+      </w:pPr>
+      <w:r>
+        <w:t xml:space="preserve">The </w:t>
+      </w:r>
+      <w:r>
+        <w:rPr>
+          <w:b/>
+          <w:bCs/>
+        </w:rPr>
+        <w:t xml:space="preserve">Exec Look Ahead</w:t>
+      </w:r>
+      <w:r>
+        <w:t xml:space="preserve"> report, </w:t>
+      </w:r>
+      <w:r>
+        <w:rPr>
+          <w:b/>
+          <w:bCs/>
+        </w:rPr>
+        <w:t xml:space="preserve">Review selected</w:t>
+      </w:r>
+      <w:r>
+        <w:t xml:space="preserve"> and reviewing deletions are for HQ Administrators. Deleting an activity is for Calendar administrators.</w:t>
+      </w:r>
+    </w:p>
+    <w:p>
+      <w:pPr>
+        <w:pStyle w:val="Heading1"/>
+      </w:pPr>
+      <w:bookmarkStart w:name="section_8" w:id="8"/>
+      <w:r>
+        <w:t xml:space="preserve">Reports</w:t>
+      </w:r>
+      <w:bookmarkEnd w:id="8"/>
+    </w:p>
+    <w:p>
+      <w:pPr>
+        <w:spacing w:after="120"/>
+      </w:pPr>
+      <w:r>
+        <w:rPr>
+          <w:b/>
+          <w:bCs/>
+        </w:rPr>
+        <w:t xml:space="preserve">Who this is for:</w:t>
+      </w:r>
+      <w:r>
+        <w:t xml:space="preserve"> Calendar advanced users (Calendar.Advanced).</w:t>
+      </w:r>
+    </w:p>
+    <w:p>
+      <w:pPr>
+        <w:spacing w:after="120"/>
+      </w:pPr>
+      <w:r>
+        <w:t xml:space="preserve">The </w:t>
+      </w:r>
+      <w:r>
+        <w:rPr>
+          <w:b/>
+          <w:bCs/>
+        </w:rPr>
+        <w:t xml:space="preserve">Look Ahead</w:t>
+      </w:r>
+      <w:r>
+        <w:t xml:space="preserve">, </w:t>
+      </w:r>
+      <w:r>
+        <w:rPr>
+          <w:b/>
+          <w:bCs/>
+        </w:rPr>
+        <w:t xml:space="preserve">30/60/90</w:t>
+      </w:r>
+      <w:r>
+        <w:t xml:space="preserve"> and </w:t>
+      </w:r>
+      <w:r>
+        <w:rPr>
+          <w:b/>
+          <w:bCs/>
+        </w:rPr>
+        <w:t xml:space="preserve">Planning</w:t>
+      </w:r>
+      <w:r>
+        <w:t xml:space="preserve"> reports are PDFs of the activities your list's filter finds. They list activities in date order, whatever the list is sorted by.</w:t>
+      </w:r>
+    </w:p>
+    <w:p>
+      <w:pPr>
+        <w:pStyle w:val="Heading2"/>
+      </w:pPr>
+      <w:r>
+        <w:t xml:space="preserve">Make a report</w:t>
+      </w:r>
+    </w:p>
+    <w:p>
+      <w:pPr>
+        <w:pStyle w:val="ListParagraph"/>
+        <w:numPr>
+          <w:ilvl w:val="0"/>
+          <w:numId w:val="14"/>
+        </w:numPr>
+      </w:pPr>
+      <w:r>
+        <w:t xml:space="preserve">Set the list's filter to the dates and activities you want. See </w:t>
+      </w:r>
+      <w:hyperlink w:history="1" w:anchor="section_2">
+        <w:r>
+          <w:t xml:space="preserve">The activity list</w:t>
+        </w:r>
+      </w:hyperlink>
+      <w:r>
+        <w:t xml:space="preserve">.</w:t>
+      </w:r>
+    </w:p>
+    <w:p>
+      <w:pPr>
+        <w:pStyle w:val="ListParagraph"/>
+        <w:numPr>
+          <w:ilvl w:val="0"/>
+          <w:numId w:val="14"/>
+        </w:numPr>
+      </w:pPr>
+      <w:r>
+        <w:t xml:space="preserve">Choose </w:t>
+      </w:r>
+      <w:r>
+        <w:rPr>
+          <w:b/>
+          <w:bCs/>
+        </w:rPr>
+        <w:t xml:space="preserve">Export and reports</w:t>
+      </w:r>
+      <w:r>
+        <w:t xml:space="preserve">.</w:t>
+      </w:r>
+    </w:p>
+    <w:p>
+      <w:pPr>
+        <w:pStyle w:val="ListParagraph"/>
+        <w:numPr>
+          <w:ilvl w:val="0"/>
+          <w:numId w:val="14"/>
+        </w:numPr>
+      </w:pPr>
+      <w:r>
+        <w:t xml:space="preserve">Choose </w:t>
+      </w:r>
+      <w:r>
+        <w:rPr>
+          <w:b/>
+          <w:bCs/>
+        </w:rPr>
+        <w:t xml:space="preserve">Look Ahead</w:t>
+      </w:r>
+      <w:r>
+        <w:t xml:space="preserve">, </w:t>
+      </w:r>
+      <w:r>
+        <w:rPr>
+          <w:b/>
+          <w:bCs/>
+        </w:rPr>
+        <w:t xml:space="preserve">30/60/90</w:t>
+      </w:r>
+      <w:r>
+        <w:t xml:space="preserve"> or </w:t>
+      </w:r>
+      <w:r>
+        <w:rPr>
+          <w:b/>
+          <w:bCs/>
+        </w:rPr>
+        <w:t xml:space="preserve">Planning</w:t>
+      </w:r>
+      <w:r>
+        <w:t xml:space="preserve">. You see, for example, "Preparing your Look Ahead report…".</w:t>
+      </w:r>
+    </w:p>
+    <w:p>
+      <w:pPr>
+        <w:pStyle w:val="ListParagraph"/>
+        <w:numPr>
+          <w:ilvl w:val="0"/>
+          <w:numId w:val="14"/>
+        </w:numPr>
+      </w:pPr>
+      <w:r>
+        <w:t xml:space="preserve">Wait a few seconds. The PDF downloads by itself and you see "The Look Ahead report has downloaded."</w:t>
+      </w:r>
+    </w:p>
+    <w:p>
+      <w:pPr>
+        <w:spacing w:after="120"/>
+      </w:pPr>
+      <w:r>
+        <w:t xml:space="preserve">One report is prepared at a time. If you leave the page before it downloads, make it again.</w:t>
+      </w:r>
+    </w:p>
+    <w:p>
+      <w:pPr>
+        <w:pStyle w:val="Heading2"/>
+      </w:pPr>
+      <w:r>
+        <w:t xml:space="preserve">What each report holds</w:t>
+      </w:r>
+    </w:p>
+    <w:tbl>
+      <w:tblPr>
+        <w:tblW w:type="pct" w:w="5000"/>
+        <w:tblBorders>
+          <w:top w:val="single" w:color="auto" w:sz="4"/>
+          <w:left w:val="single" w:color="auto" w:sz="4"/>
+          <w:bottom w:val="single" w:color="auto" w:sz="4"/>
+          <w:right w:val="single" w:color="auto" w:sz="4"/>
+          <w:insideH w:val="single" w:color="auto" w:sz="4"/>
+          <w:insideV w:val="single" w:color="auto" w:sz="4"/>
+        </w:tblBorders>
+      </w:tblPr>
+      <w:tblGrid>
+        <w:gridCol w:w="4513"/>
+        <w:gridCol w:w="4513"/>
+      </w:tblGrid>
+      <w:tr>
+        <w:trPr>
+          <w:tblHeader/>
+        </w:trPr>
+        <w:tc>
+          <w:tcPr>
+            <w:shd w:fill="E8EEF5" w:val="clear"/>
+          </w:tcPr>
+          <w:p>
+            <w:r>
+              <w:rPr>
+                <w:b/>
+                <w:bCs/>
+              </w:rPr>
+              <w:t xml:space="preserve">Report</w:t>
+            </w:r>
+          </w:p>
+        </w:tc>
+        <w:tc>
+          <w:tcPr>
+            <w:shd w:fill="E8EEF5" w:val="clear"/>
+          </w:tcPr>
+          <w:p>
+            <w:r>
+              <w:rPr>
+                <w:b/>
+                <w:bCs/>
+              </w:rPr>
+              <w:t xml:space="preserve">What it shows</w:t>
+            </w:r>
+          </w:p>
+        </w:tc>
+      </w:tr>
+      <w:tr>
+        <w:tc>
+          <w:p>
+            <w:r>
+              <w:rPr>
+                <w:b/>
+                <w:bCs/>
+              </w:rPr>
+              <w:t xml:space="preserve">Look Ahead</w:t>
+            </w:r>
+          </w:p>
+        </w:tc>
+        <w:tc>
+          <w:p>
+            <w:r>
+              <w:t xml:space="preserve">Upcoming activities in sections, such as Events, Speeches and Releases, Issues and Reports, and Awareness Dates. With no </w:t>
+            </w:r>
+            <w:r>
+              <w:rPr>
+                <w:b/>
+                <w:bCs/>
+              </w:rPr>
+              <w:t xml:space="preserve">To</w:t>
+            </w:r>
+            <w:r>
+              <w:t xml:space="preserve"> date it covers 60 days and adds the Long Term Outlook.</w:t>
+            </w:r>
+          </w:p>
+        </w:tc>
+      </w:tr>
+      <w:tr>
+        <w:tc>
+          <w:p>
+            <w:r>
+              <w:rPr>
+                <w:b/>
+                <w:bCs/>
+              </w:rPr>
+              <w:t xml:space="preserve">30/60/90</w:t>
+            </w:r>
+          </w:p>
+        </w:tc>
+        <w:tc>
+          <w:p>
+            <w:r>
+              <w:t xml:space="preserve">One table for each month, from the start of the </w:t>
+            </w:r>
+            <w:r>
+              <w:rPr>
+                <w:b/>
+                <w:bCs/>
+              </w:rPr>
+              <w:t xml:space="preserve">From</w:t>
+            </w:r>
+            <w:r>
+              <w:t xml:space="preserve"> month. With no </w:t>
+            </w:r>
+            <w:r>
+              <w:rPr>
+                <w:b/>
+                <w:bCs/>
+              </w:rPr>
+              <w:t xml:space="preserve">To</w:t>
+            </w:r>
+            <w:r>
+              <w:t xml:space="preserve"> date it covers about 90 days.</w:t>
+            </w:r>
+          </w:p>
+        </w:tc>
+      </w:tr>
+      <w:tr>
+        <w:tc>
+          <w:p>
+            <w:r>
+              <w:rPr>
+                <w:b/>
+                <w:bCs/>
+              </w:rPr>
+              <w:t xml:space="preserve">Planning</w:t>
+            </w:r>
+          </w:p>
+        </w:tc>
+        <w:tc>
+          <w:p>
+            <w:r>
+              <w:t xml:space="preserve">One line for each activity: its schedule, title and summary, significance and number.</w:t>
+            </w:r>
+          </w:p>
+        </w:tc>
+      </w:tr>
+    </w:tbl>
+    <w:p/>
+    <w:p>
+      <w:pPr>
+        <w:pStyle w:val="ListParagraph"/>
+        <w:numPr>
+          <w:ilvl w:val="0"/>
+          <w:numId w:val="1"/>
+        </w:numPr>
+      </w:pPr>
+      <w:r>
+        <w:t xml:space="preserve">A report holds only activities you can see. Deleted activities are never in it.</w:t>
+      </w:r>
+    </w:p>
+    <w:p>
+      <w:pPr>
+        <w:pStyle w:val="ListParagraph"/>
+        <w:numPr>
+          <w:ilvl w:val="0"/>
+          <w:numId w:val="1"/>
+        </w:numPr>
+      </w:pPr>
+      <w:r>
+        <w:t xml:space="preserve">Reports include Awareness dates even when the list leaves them out.</w:t>
+      </w:r>
+    </w:p>
+    <w:p>
+      <w:pPr>
+        <w:pStyle w:val="ListParagraph"/>
+        <w:numPr>
+          <w:ilvl w:val="0"/>
+          <w:numId w:val="1"/>
+        </w:numPr>
+      </w:pPr>
+      <w:r>
+        <w:t xml:space="preserve">Each activity number in a report links to the activity in the Hub.</w:t>
+      </w:r>
+    </w:p>
+    <w:p>
+      <w:pPr>
+        <w:pStyle w:val="ListParagraph"/>
+        <w:numPr>
+          <w:ilvl w:val="0"/>
+          <w:numId w:val="1"/>
+        </w:numPr>
+      </w:pPr>
+      <w:r>
+        <w:t xml:space="preserve">Each report is marked "DRAFT AND CONFIDENTIAL". Share it only with people who may see those activities.</w:t>
+      </w:r>
+    </w:p>
+    <w:p>
+      <w:pPr>
+        <w:pStyle w:val="Heading2"/>
+      </w:pPr>
+      <w:r>
+        <w:t xml:space="preserve">If you are in an HQ organization</w:t>
+      </w:r>
+    </w:p>
+    <w:p>
+      <w:pPr>
+        <w:pStyle w:val="ListParagraph"/>
+        <w:numPr>
+          <w:ilvl w:val="0"/>
+          <w:numId w:val="1"/>
+        </w:numPr>
+      </w:pPr>
+      <w:r>
+        <w:t xml:space="preserve">Your Look Ahead puts each activity in its </w:t>
+      </w:r>
+      <w:r>
+        <w:rPr>
+          <w:b/>
+          <w:bCs/>
+        </w:rPr>
+        <w:t xml:space="preserve">LA Section</w:t>
+      </w:r>
+      <w:r>
+        <w:t xml:space="preserve">, shows its </w:t>
+      </w:r>
+      <w:r>
+        <w:rPr>
+          <w:b/>
+          <w:bCs/>
+        </w:rPr>
+        <w:t xml:space="preserve">Executive Summary</w:t>
+      </w:r>
+      <w:r>
+        <w:t xml:space="preserve"> when it has one, and flags it NEW or CHANGED from its </w:t>
+      </w:r>
+      <w:r>
+        <w:rPr>
+          <w:b/>
+          <w:bCs/>
+        </w:rPr>
+        <w:t xml:space="preserve">LA Status</w:t>
+      </w:r>
+      <w:r>
+        <w:t xml:space="preserve">. Its Long Term Outlook lists only activities ticked </w:t>
+      </w:r>
+      <w:r>
+        <w:rPr>
+          <w:b/>
+          <w:bCs/>
+        </w:rPr>
+        <w:t xml:space="preserve">Long Term Outlook</w:t>
+      </w:r>
+      <w:r>
+        <w:t xml:space="preserve">.</w:t>
+      </w:r>
+    </w:p>
+    <w:p>
+      <w:pPr>
+        <w:pStyle w:val="ListParagraph"/>
+        <w:numPr>
+          <w:ilvl w:val="0"/>
+          <w:numId w:val="1"/>
+        </w:numPr>
+      </w:pPr>
+      <w:r>
+        <w:t xml:space="preserve">A corporate query or the </w:t>
+      </w:r>
+      <w:r>
+        <w:rPr>
+          <w:b/>
+          <w:bCs/>
+        </w:rPr>
+        <w:t xml:space="preserve">Look Ahead filter</w:t>
+      </w:r>
+      <w:r>
+        <w:t xml:space="preserve"> also narrows the reports.</w:t>
+      </w:r>
+    </w:p>
+    <w:p>
+      <w:pPr>
+        <w:pStyle w:val="ListParagraph"/>
+        <w:numPr>
+          <w:ilvl w:val="0"/>
+          <w:numId w:val="1"/>
+        </w:numPr>
+      </w:pPr>
+      <w:r>
+        <w:t xml:space="preserve">The </w:t>
+      </w:r>
+      <w:r>
+        <w:rPr>
+          <w:b/>
+          <w:bCs/>
+        </w:rPr>
+        <w:t xml:space="preserve">Exec Look Ahead</w:t>
+      </w:r>
+      <w:r>
+        <w:t xml:space="preserve"> report is for HQ Administrators. You don't see it.</w:t>
+      </w:r>
+    </w:p>
+    <w:p>
+      <w:pPr>
+        <w:pStyle w:val="Heading2"/>
+      </w:pPr>
+      <w:r>
+        <w:t xml:space="preserve">Can't do this?</w:t>
+      </w:r>
+    </w:p>
+    <w:tbl>
+      <w:tblPr>
+        <w:tblW w:type="pct" w:w="5000"/>
+        <w:tblBorders>
+          <w:top w:val="single" w:color="auto" w:sz="4"/>
+          <w:left w:val="single" w:color="auto" w:sz="4"/>
+          <w:bottom w:val="single" w:color="auto" w:sz="4"/>
+          <w:right w:val="single" w:color="auto" w:sz="4"/>
+          <w:insideH w:val="single" w:color="auto" w:sz="4"/>
+          <w:insideV w:val="single" w:color="auto" w:sz="4"/>
+        </w:tblBorders>
+      </w:tblPr>
+      <w:tblGrid>
+        <w:gridCol w:w="4513"/>
+        <w:gridCol w:w="4513"/>
+      </w:tblGrid>
+      <w:tr>
+        <w:trPr>
+          <w:tblHeader/>
+        </w:trPr>
+        <w:tc>
+          <w:tcPr>
+            <w:shd w:fill="E8EEF5" w:val="clear"/>
+          </w:tcPr>
+          <w:p>
+            <w:r>
+              <w:rPr>
+                <w:b/>
+                <w:bCs/>
+              </w:rPr>
+              <w:t xml:space="preserve">Message</w:t>
+            </w:r>
+          </w:p>
+        </w:tc>
+        <w:tc>
+          <w:tcPr>
+            <w:shd w:fill="E8EEF5" w:val="clear"/>
+          </w:tcPr>
+          <w:p>
+            <w:r>
+              <w:rPr>
+                <w:b/>
+                <w:bCs/>
+              </w:rPr>
+              <w:t xml:space="preserve">What it means</w:t>
+            </w:r>
+          </w:p>
+        </w:tc>
+      </w:tr>
+      <w:tr>
+        <w:tc>
+          <w:p>
+            <w:r>
+              <w:t xml:space="preserve">"Too many activities match: narrow the filter and run the report again"</w:t>
+            </w:r>
+          </w:p>
+        </w:tc>
+        <w:tc>
+          <w:p>
+            <w:r>
+              <w:t xml:space="preserve">More than 5,000 activities. Narrow the dates or the filter.</w:t>
+            </w:r>
+          </w:p>
+        </w:tc>
+      </w:tr>
+      <w:tr>
+        <w:tc>
+          <w:p>
+            <w:r>
+              <w:t xml:space="preserve">"Too many days in the range: narrow the filter and run the report again"</w:t>
+            </w:r>
+          </w:p>
+        </w:tc>
+        <w:tc>
+          <w:p>
+            <w:r>
+              <w:t xml:space="preserve">A Look Ahead covers at most a year. Choose a nearer </w:t>
+            </w:r>
+            <w:r>
+              <w:rPr>
+                <w:b/>
+                <w:bCs/>
+              </w:rPr>
+              <w:t xml:space="preserve">To</w:t>
+            </w:r>
+            <w:r>
+              <w:t xml:space="preserve"> date.</w:t>
+            </w:r>
+          </w:p>
+        </w:tc>
+      </w:tr>
+      <w:tr>
+        <w:tc>
+          <w:p>
+            <w:r>
+              <w:t xml:space="preserve">"Too many months in the range: narrow the filter and run the report again"</w:t>
+            </w:r>
+          </w:p>
+        </w:tc>
+        <w:tc>
+          <w:p>
+            <w:r>
+              <w:t xml:space="preserve">A 30/60/90 covers at most a year. Choose a nearer </w:t>
+            </w:r>
+            <w:r>
+              <w:rPr>
+                <w:b/>
+                <w:bCs/>
+              </w:rPr>
+              <w:t xml:space="preserve">To</w:t>
+            </w:r>
+            <w:r>
+              <w:t xml:space="preserve"> date.</w:t>
+            </w:r>
+          </w:p>
+        </w:tc>
+      </w:tr>
+      <w:tr>
+        <w:tc>
+          <w:p>
+            <w:r>
+              <w:t xml:space="preserve">"Too many rows to print: narrow the filter and run the report again"</w:t>
+            </w:r>
+          </w:p>
+        </w:tc>
+        <w:tc>
+          <w:p>
+            <w:r>
+              <w:t xml:space="preserve">The PDF would be too long. Narrow the filter.</w:t>
+            </w:r>
+          </w:p>
+        </w:tc>
+      </w:tr>
+      <w:tr>
+        <w:tc>
+          <w:p>
+            <w:r>
+              <w:t xml:space="preserve">"Other reports are being prepared: try again in a few seconds"</w:t>
+            </w:r>
+          </w:p>
+        </w:tc>
+        <w:tc>
+          <w:p>
+            <w:r>
+              <w:t xml:space="preserve">Wait a moment and try again.</w:t>
+            </w:r>
+          </w:p>
+        </w:tc>
+      </w:tr>
+      <w:tr>
+        <w:tc>
+          <w:p>
+            <w:r>
+              <w:t xml:space="preserve">"The report took too long to prepare: narrow the filter and run it again."</w:t>
+            </w:r>
+          </w:p>
+        </w:tc>
+        <w:tc>
+          <w:p>
+            <w:r>
+              <w:t xml:space="preserve">Narrow the filter.</w:t>
+            </w:r>
+          </w:p>
+        </w:tc>
+      </w:tr>
+      <w:tr>
+        <w:tc>
+          <w:p>
+            <w:r>
+              <w:t xml:space="preserve">"The report couldn't be prepared. Try again."</w:t>
+            </w:r>
+          </w:p>
+        </w:tc>
+        <w:tc>
+          <w:p>
+            <w:r>
+              <w:t xml:space="preserve">Try again. If it keeps failing, tell your Calendar administrator.</w:t>
+            </w:r>
+          </w:p>
+        </w:tc>
+      </w:tr>
+    </w:tbl>
+    <w:p/>
+    <w:p>
+      <w:pPr>
+        <w:pStyle w:val="Heading1"/>
+      </w:pPr>
+      <w:bookmarkStart w:name="section_9" w:id="9"/>
+      <w:r>
+        <w:t xml:space="preserve">Releases and the Forecast</w:t>
+      </w:r>
+      <w:bookmarkEnd w:id="9"/>
+    </w:p>
+    <w:p>
+      <w:pPr>
+        <w:spacing w:after="120"/>
+      </w:pPr>
+      <w:r>
+        <w:rPr>
+          <w:b/>
+          <w:bCs/>
+        </w:rPr>
+        <w:t xml:space="preserve">Who this is for:</w:t>
+      </w:r>
+      <w:r>
+        <w:t xml:space="preserve"> Calendar advanced users (Calendar.Advanced).</w:t>
+      </w:r>
+    </w:p>
+    <w:p>
+      <w:pPr>
+        <w:spacing w:after="120"/>
+      </w:pPr>
+      <w:r>
+        <w:t xml:space="preserve">Release editors plan news releases from Calendar activities in </w:t>
+      </w:r>
+      <w:r>
+        <w:rPr>
+          <w:b/>
+          <w:bCs/>
+        </w:rPr>
+        <w:t xml:space="preserve">Releases</w:t>
+      </w:r>
+      <w:r>
+        <w:t xml:space="preserve">. A release can be linked to an activity, and the activity then shows that release.</w:t>
+      </w:r>
+    </w:p>
+    <w:p>
+      <w:pPr>
+        <w:pStyle w:val="Heading2"/>
+      </w:pPr>
+      <w:r>
+        <w:t xml:space="preserve">BC Gov News on an activity</w:t>
+      </w:r>
+    </w:p>
+    <w:p>
+      <w:pPr>
+        <w:spacing w:after="120"/>
+      </w:pPr>
+      <w:r>
+        <w:rPr>
+          <w:b/>
+          <w:bCs/>
+        </w:rPr>
+        <w:t xml:space="preserve">BC Gov News</w:t>
+      </w:r>
+      <w:r>
+        <w:t xml:space="preserve">, at the end of the </w:t>
+      </w:r>
+      <w:r>
+        <w:rPr>
+          <w:b/>
+          <w:bCs/>
+        </w:rPr>
+        <w:t xml:space="preserve">Release</w:t>
+      </w:r>
+      <w:r>
+        <w:t xml:space="preserve"> section, lists the releases linked to the activity, or says "No releases are linked to this activity."</w:t>
+      </w:r>
+    </w:p>
+    <w:p>
+      <w:pPr>
+        <w:spacing w:after="120"/>
+      </w:pPr>
+      <w:r>
+        <w:t xml:space="preserve">Each line gives the release's type, its number when it has one, its status and its date, such as "Release: Draft". The status is </w:t>
+      </w:r>
+      <w:r>
+        <w:rPr>
+          <w:b/>
+          <w:bCs/>
+        </w:rPr>
+        <w:t xml:space="preserve">Draft</w:t>
+      </w:r>
+      <w:r>
+        <w:t xml:space="preserve">, </w:t>
+      </w:r>
+      <w:r>
+        <w:rPr>
+          <w:b/>
+          <w:bCs/>
+        </w:rPr>
+        <w:t xml:space="preserve">Approved</w:t>
+      </w:r>
+      <w:r>
+        <w:t xml:space="preserve">, </w:t>
+      </w:r>
+      <w:r>
+        <w:rPr>
+          <w:b/>
+          <w:bCs/>
+        </w:rPr>
+        <w:t xml:space="preserve">Scheduled</w:t>
+      </w:r>
+      <w:r>
+        <w:t xml:space="preserve">, </w:t>
+      </w:r>
+      <w:r>
+        <w:rPr>
+          <w:b/>
+          <w:bCs/>
+        </w:rPr>
+        <w:t xml:space="preserve">Published</w:t>
+      </w:r>
+      <w:r>
+        <w:t xml:space="preserve"> or </w:t>
+      </w:r>
+      <w:r>
+        <w:rPr>
+          <w:b/>
+          <w:bCs/>
+        </w:rPr>
+        <w:t xml:space="preserve">Failed</w:t>
+      </w:r>
+      <w:r>
+        <w:t xml:space="preserve">. It changes within a minute of the change in </w:t>
+      </w:r>
+      <w:r>
+        <w:rPr>
+          <w:b/>
+          <w:bCs/>
+        </w:rPr>
+        <w:t xml:space="preserve">Releases</w:t>
+      </w:r>
+      <w:r>
+        <w:t xml:space="preserve">.</w:t>
+      </w:r>
+    </w:p>
+    <w:p>
+      <w:pPr>
+        <w:pStyle w:val="ListParagraph"/>
+        <w:numPr>
+          <w:ilvl w:val="0"/>
+          <w:numId w:val="1"/>
+        </w:numPr>
+      </w:pPr>
+      <w:r>
+        <w:t xml:space="preserve">A release being corrected or taken down still shows </w:t>
+      </w:r>
+      <w:r>
+        <w:rPr>
+          <w:b/>
+          <w:bCs/>
+        </w:rPr>
+        <w:t xml:space="preserve">Published</w:t>
+      </w:r>
+      <w:r>
+        <w:t xml:space="preserve"> until that is done.</w:t>
+      </w:r>
+    </w:p>
+    <w:p>
+      <w:pPr>
+        <w:pStyle w:val="ListParagraph"/>
+        <w:numPr>
+          <w:ilvl w:val="0"/>
+          <w:numId w:val="1"/>
+        </w:numPr>
+      </w:pPr>
+      <w:r>
+        <w:t xml:space="preserve">A deleted release disappears from the list.</w:t>
+      </w:r>
+    </w:p>
+    <w:p>
+      <w:pPr>
+        <w:pStyle w:val="ListParagraph"/>
+        <w:numPr>
+          <w:ilvl w:val="0"/>
+          <w:numId w:val="1"/>
+        </w:numPr>
+      </w:pPr>
+      <w:r>
+        <w:t xml:space="preserve">If you also have a role in </w:t>
+      </w:r>
+      <w:r>
+        <w:rPr>
+          <w:b/>
+          <w:bCs/>
+        </w:rPr>
+        <w:t xml:space="preserve">Releases</w:t>
+      </w:r>
+      <w:r>
+        <w:t xml:space="preserve">, each line opens the release. Otherwise it is plain text.</w:t>
+      </w:r>
+    </w:p>
+    <w:p>
+      <w:pPr>
+        <w:spacing w:after="120"/>
+      </w:pPr>
+      <w:r>
+        <w:t xml:space="preserve">In the activity list, </w:t>
+      </w:r>
+      <w:r>
+        <w:rPr>
+          <w:b/>
+          <w:bCs/>
+        </w:rPr>
+        <w:t xml:space="preserve">Release</w:t>
+      </w:r>
+      <w:r>
+        <w:t xml:space="preserve"> in the </w:t>
+      </w:r>
+      <w:r>
+        <w:rPr>
+          <w:b/>
+          <w:bCs/>
+        </w:rPr>
+        <w:t xml:space="preserve">Activity Id</w:t>
+      </w:r>
+      <w:r>
+        <w:t xml:space="preserve"> column means a release is linked.</w:t>
+      </w:r>
+    </w:p>
+    <w:p>
+      <w:pPr>
+        <w:pStyle w:val="Heading2"/>
+      </w:pPr>
+      <w:r>
+        <w:t xml:space="preserve">Which activities release editors see</w:t>
+      </w:r>
+    </w:p>
+    <w:p>
+      <w:pPr>
+        <w:spacing w:after="120"/>
+      </w:pPr>
+      <w:r>
+        <w:t xml:space="preserve">Release editors see Calendar activities on </w:t>
+      </w:r>
+      <w:r>
+        <w:rPr>
+          <w:b/>
+          <w:bCs/>
+        </w:rPr>
+        <w:t xml:space="preserve">Releases</w:t>
+      </w:r>
+      <w:r>
+        <w:t xml:space="preserve"> &gt; </w:t>
+      </w:r>
+      <w:r>
+        <w:rPr>
+          <w:b/>
+          <w:bCs/>
+        </w:rPr>
+        <w:t xml:space="preserve">Forecast</w:t>
+      </w:r>
+      <w:r>
+        <w:t xml:space="preserve"> only if they also have Calendar access, and only the activities that access lets them see. An activity appears there when all of these are true:</w:t>
+      </w:r>
+    </w:p>
+    <w:p>
+      <w:pPr>
+        <w:pStyle w:val="ListParagraph"/>
+        <w:numPr>
+          <w:ilvl w:val="0"/>
+          <w:numId w:val="1"/>
+        </w:numPr>
+      </w:pPr>
+      <w:r>
+        <w:t xml:space="preserve">its category starts with "Approved", such as </w:t>
+      </w:r>
+      <w:r>
+        <w:rPr>
+          <w:b/>
+          <w:bCs/>
+        </w:rPr>
+        <w:t xml:space="preserve">Approved Release</w:t>
+      </w:r>
+      <w:r>
+        <w:t xml:space="preserve">;</w:t>
+      </w:r>
+    </w:p>
+    <w:p>
+      <w:pPr>
+        <w:pStyle w:val="ListParagraph"/>
+        <w:numPr>
+          <w:ilvl w:val="0"/>
+          <w:numId w:val="1"/>
+        </w:numPr>
+      </w:pPr>
+      <w:r>
+        <w:rPr>
+          <w:b/>
+          <w:bCs/>
+        </w:rPr>
+        <w:t xml:space="preserve">Dates Confirmed</w:t>
+      </w:r>
+      <w:r>
+        <w:t xml:space="preserve"> is ticked;</w:t>
+      </w:r>
+    </w:p>
+    <w:p>
+      <w:pPr>
+        <w:pStyle w:val="ListParagraph"/>
+        <w:numPr>
+          <w:ilvl w:val="0"/>
+          <w:numId w:val="1"/>
+        </w:numPr>
+      </w:pPr>
+      <w:r>
+        <w:t xml:space="preserve">it isn't marked </w:t>
+      </w:r>
+      <w:r>
+        <w:rPr>
+          <w:b/>
+          <w:bCs/>
+        </w:rPr>
+        <w:t xml:space="preserve">Not for Look Ahead</w:t>
+      </w:r>
+      <w:r>
+        <w:t xml:space="preserve">;</w:t>
+      </w:r>
+    </w:p>
+    <w:p>
+      <w:pPr>
+        <w:pStyle w:val="ListParagraph"/>
+        <w:numPr>
+          <w:ilvl w:val="0"/>
+          <w:numId w:val="1"/>
+        </w:numPr>
+      </w:pPr>
+      <w:r>
+        <w:t xml:space="preserve">it starts from now on, and isn't deleted;</w:t>
+      </w:r>
+    </w:p>
+    <w:p>
+      <w:pPr>
+        <w:pStyle w:val="ListParagraph"/>
+        <w:numPr>
+          <w:ilvl w:val="0"/>
+          <w:numId w:val="1"/>
+        </w:numPr>
+      </w:pPr>
+      <w:r>
+        <w:t xml:space="preserve">no upcoming release is linked to it yet.</w:t>
+      </w:r>
+    </w:p>
+    <w:p>
+      <w:pPr>
+        <w:spacing w:after="120"/>
+      </w:pPr>
+      <w:r>
+        <w:t xml:space="preserve">From the </w:t>
+      </w:r>
+      <w:r>
+        <w:rPr>
+          <w:b/>
+          <w:bCs/>
+        </w:rPr>
+        <w:t xml:space="preserve">Forecast</w:t>
+      </w:r>
+      <w:r>
+        <w:t xml:space="preserve">, a release editor can start a release for the activity. The release can copy the activity's start, city, lead and shared ministries, sectors, themes and </w:t>
+      </w:r>
+      <w:r>
+        <w:rPr>
+          <w:b/>
+          <w:bCs/>
+        </w:rPr>
+        <w:t xml:space="preserve">News Subscribe</w:t>
+      </w:r>
+      <w:r>
+        <w:t xml:space="preserve"> topics.</w:t>
+      </w:r>
+    </w:p>
+    <w:p>
+      <w:pPr>
+        <w:pStyle w:val="Heading2"/>
+      </w:pPr>
+      <w:r>
+        <w:t xml:space="preserve">What your changes do</w:t>
+      </w:r>
+    </w:p>
+    <w:p>
+      <w:pPr>
+        <w:pStyle w:val="ListParagraph"/>
+        <w:numPr>
+          <w:ilvl w:val="0"/>
+          <w:numId w:val="1"/>
+        </w:numPr>
+      </w:pPr>
+      <w:r>
+        <w:t xml:space="preserve">Your changes reach </w:t>
+      </w:r>
+      <w:r>
+        <w:rPr>
+          <w:b/>
+          <w:bCs/>
+        </w:rPr>
+        <w:t xml:space="preserve">Releases</w:t>
+      </w:r>
+      <w:r>
+        <w:t xml:space="preserve"> within a minute.</w:t>
+      </w:r>
+    </w:p>
+    <w:p>
+      <w:pPr>
+        <w:pStyle w:val="ListParagraph"/>
+        <w:numPr>
+          <w:ilvl w:val="0"/>
+          <w:numId w:val="1"/>
+        </w:numPr>
+      </w:pPr>
+      <w:r>
+        <w:t xml:space="preserve">Changing an activity doesn't change a release already linked to it. What was copied into the release stays as it was. Tell the release editor if the release needs to change.</w:t>
+      </w:r>
+    </w:p>
+    <w:p>
+      <w:pPr>
+        <w:pStyle w:val="ListParagraph"/>
+        <w:numPr>
+          <w:ilvl w:val="0"/>
+          <w:numId w:val="1"/>
+        </w:numPr>
+      </w:pPr>
+      <w:r>
+        <w:t xml:space="preserve">Marking an activity </w:t>
+      </w:r>
+      <w:r>
+        <w:rPr>
+          <w:b/>
+          <w:bCs/>
+        </w:rPr>
+        <w:t xml:space="preserve">Not for Look Ahead</w:t>
+      </w:r>
+      <w:r>
+        <w:t xml:space="preserve"> takes it off the </w:t>
+      </w:r>
+      <w:r>
+        <w:rPr>
+          <w:b/>
+          <w:bCs/>
+        </w:rPr>
+        <w:t xml:space="preserve">Forecast</w:t>
+      </w:r>
+      <w:r>
+        <w:t xml:space="preserve">. A release editor who types its number sees, for example, "Calendar activity 3: its details aren't shown to you."</w:t>
+      </w:r>
+    </w:p>
+    <w:p>
+      <w:pPr>
+        <w:pStyle w:val="ListParagraph"/>
+        <w:numPr>
+          <w:ilvl w:val="0"/>
+          <w:numId w:val="1"/>
+        </w:numPr>
+      </w:pPr>
+      <w:r>
+        <w:t xml:space="preserve">A deleted activity leaves the </w:t>
+      </w:r>
+      <w:r>
+        <w:rPr>
+          <w:b/>
+          <w:bCs/>
+        </w:rPr>
+        <w:t xml:space="preserve">Forecast</w:t>
+      </w:r>
+      <w:r>
+        <w:t xml:space="preserve">, and no release can be linked to it from then on.</w:t>
+      </w:r>
+    </w:p>
+    <w:p>
+      <w:pPr>
+        <w:pStyle w:val="ListParagraph"/>
+        <w:numPr>
+          <w:ilvl w:val="0"/>
+          <w:numId w:val="1"/>
+        </w:numPr>
+      </w:pPr>
+      <w:r>
+        <w:t xml:space="preserve">Nobody is emailed.</w:t>
       </w:r>
     </w:p>
     <w:sectPr>
@@ -361,6 +8766,201 @@
   <w:num w:numId="1">
     <w:abstractNumId w:val="1"/>
     <w:lvlOverride w:ilvl="0">
+      <w:startOverride w:val="1"/>
+    </w:lvlOverride>
+  </w:num>
+  <w:num w:numId="2">
+    <w:abstractNumId w:val="3"/>
+    <w:lvlOverride w:ilvl="0">
+      <w:startOverride w:val="1"/>
+    </w:lvlOverride>
+    <w:lvlOverride w:ilvl="1">
+      <w:startOverride w:val="1"/>
+    </w:lvlOverride>
+    <w:lvlOverride w:ilvl="2">
+      <w:startOverride w:val="1"/>
+    </w:lvlOverride>
+    <w:lvlOverride w:ilvl="3">
+      <w:startOverride w:val="1"/>
+    </w:lvlOverride>
+  </w:num>
+  <w:num w:numId="3">
+    <w:abstractNumId w:val="3"/>
+    <w:lvlOverride w:ilvl="0">
+      <w:startOverride w:val="1"/>
+    </w:lvlOverride>
+    <w:lvlOverride w:ilvl="1">
+      <w:startOverride w:val="1"/>
+    </w:lvlOverride>
+    <w:lvlOverride w:ilvl="2">
+      <w:startOverride w:val="1"/>
+    </w:lvlOverride>
+    <w:lvlOverride w:ilvl="3">
+      <w:startOverride w:val="1"/>
+    </w:lvlOverride>
+  </w:num>
+  <w:num w:numId="4">
+    <w:abstractNumId w:val="3"/>
+    <w:lvlOverride w:ilvl="0">
+      <w:startOverride w:val="1"/>
+    </w:lvlOverride>
+    <w:lvlOverride w:ilvl="1">
+      <w:startOverride w:val="1"/>
+    </w:lvlOverride>
+    <w:lvlOverride w:ilvl="2">
+      <w:startOverride w:val="1"/>
+    </w:lvlOverride>
+    <w:lvlOverride w:ilvl="3">
+      <w:startOverride w:val="1"/>
+    </w:lvlOverride>
+  </w:num>
+  <w:num w:numId="5">
+    <w:abstractNumId w:val="3"/>
+    <w:lvlOverride w:ilvl="0">
+      <w:startOverride w:val="1"/>
+    </w:lvlOverride>
+    <w:lvlOverride w:ilvl="1">
+      <w:startOverride w:val="1"/>
+    </w:lvlOverride>
+    <w:lvlOverride w:ilvl="2">
+      <w:startOverride w:val="1"/>
+    </w:lvlOverride>
+    <w:lvlOverride w:ilvl="3">
+      <w:startOverride w:val="1"/>
+    </w:lvlOverride>
+  </w:num>
+  <w:num w:numId="6">
+    <w:abstractNumId w:val="3"/>
+    <w:lvlOverride w:ilvl="0">
+      <w:startOverride w:val="1"/>
+    </w:lvlOverride>
+    <w:lvlOverride w:ilvl="1">
+      <w:startOverride w:val="1"/>
+    </w:lvlOverride>
+    <w:lvlOverride w:ilvl="2">
+      <w:startOverride w:val="1"/>
+    </w:lvlOverride>
+    <w:lvlOverride w:ilvl="3">
+      <w:startOverride w:val="1"/>
+    </w:lvlOverride>
+  </w:num>
+  <w:num w:numId="7">
+    <w:abstractNumId w:val="3"/>
+    <w:lvlOverride w:ilvl="0">
+      <w:startOverride w:val="1"/>
+    </w:lvlOverride>
+    <w:lvlOverride w:ilvl="1">
+      <w:startOverride w:val="1"/>
+    </w:lvlOverride>
+    <w:lvlOverride w:ilvl="2">
+      <w:startOverride w:val="1"/>
+    </w:lvlOverride>
+    <w:lvlOverride w:ilvl="3">
+      <w:startOverride w:val="1"/>
+    </w:lvlOverride>
+  </w:num>
+  <w:num w:numId="8">
+    <w:abstractNumId w:val="3"/>
+    <w:lvlOverride w:ilvl="0">
+      <w:startOverride w:val="1"/>
+    </w:lvlOverride>
+    <w:lvlOverride w:ilvl="1">
+      <w:startOverride w:val="1"/>
+    </w:lvlOverride>
+    <w:lvlOverride w:ilvl="2">
+      <w:startOverride w:val="1"/>
+    </w:lvlOverride>
+    <w:lvlOverride w:ilvl="3">
+      <w:startOverride w:val="1"/>
+    </w:lvlOverride>
+  </w:num>
+  <w:num w:numId="9">
+    <w:abstractNumId w:val="3"/>
+    <w:lvlOverride w:ilvl="0">
+      <w:startOverride w:val="1"/>
+    </w:lvlOverride>
+    <w:lvlOverride w:ilvl="1">
+      <w:startOverride w:val="1"/>
+    </w:lvlOverride>
+    <w:lvlOverride w:ilvl="2">
+      <w:startOverride w:val="1"/>
+    </w:lvlOverride>
+    <w:lvlOverride w:ilvl="3">
+      <w:startOverride w:val="1"/>
+    </w:lvlOverride>
+  </w:num>
+  <w:num w:numId="10">
+    <w:abstractNumId w:val="3"/>
+    <w:lvlOverride w:ilvl="0">
+      <w:startOverride w:val="1"/>
+    </w:lvlOverride>
+    <w:lvlOverride w:ilvl="1">
+      <w:startOverride w:val="1"/>
+    </w:lvlOverride>
+    <w:lvlOverride w:ilvl="2">
+      <w:startOverride w:val="1"/>
+    </w:lvlOverride>
+    <w:lvlOverride w:ilvl="3">
+      <w:startOverride w:val="1"/>
+    </w:lvlOverride>
+  </w:num>
+  <w:num w:numId="11">
+    <w:abstractNumId w:val="3"/>
+    <w:lvlOverride w:ilvl="0">
+      <w:startOverride w:val="1"/>
+    </w:lvlOverride>
+    <w:lvlOverride w:ilvl="1">
+      <w:startOverride w:val="1"/>
+    </w:lvlOverride>
+    <w:lvlOverride w:ilvl="2">
+      <w:startOverride w:val="1"/>
+    </w:lvlOverride>
+    <w:lvlOverride w:ilvl="3">
+      <w:startOverride w:val="1"/>
+    </w:lvlOverride>
+  </w:num>
+  <w:num w:numId="12">
+    <w:abstractNumId w:val="3"/>
+    <w:lvlOverride w:ilvl="0">
+      <w:startOverride w:val="1"/>
+    </w:lvlOverride>
+    <w:lvlOverride w:ilvl="1">
+      <w:startOverride w:val="1"/>
+    </w:lvlOverride>
+    <w:lvlOverride w:ilvl="2">
+      <w:startOverride w:val="1"/>
+    </w:lvlOverride>
+    <w:lvlOverride w:ilvl="3">
+      <w:startOverride w:val="1"/>
+    </w:lvlOverride>
+  </w:num>
+  <w:num w:numId="13">
+    <w:abstractNumId w:val="3"/>
+    <w:lvlOverride w:ilvl="0">
+      <w:startOverride w:val="1"/>
+    </w:lvlOverride>
+    <w:lvlOverride w:ilvl="1">
+      <w:startOverride w:val="1"/>
+    </w:lvlOverride>
+    <w:lvlOverride w:ilvl="2">
+      <w:startOverride w:val="1"/>
+    </w:lvlOverride>
+    <w:lvlOverride w:ilvl="3">
+      <w:startOverride w:val="1"/>
+    </w:lvlOverride>
+  </w:num>
+  <w:num w:numId="14">
+    <w:abstractNumId w:val="3"/>
+    <w:lvlOverride w:ilvl="0">
+      <w:startOverride w:val="1"/>
+    </w:lvlOverride>
+    <w:lvlOverride w:ilvl="1">
+      <w:startOverride w:val="1"/>
+    </w:lvlOverride>
+    <w:lvlOverride w:ilvl="2">
+      <w:startOverride w:val="1"/>
+    </w:lvlOverride>
+    <w:lvlOverride w:ilvl="3">
       <w:startOverride w:val="1"/>
     </w:lvlOverride>
   </w:num>

--- a/hub/manuals/calendar-advanced.docx
+++ b/hub/manuals/calendar-advanced.docx
@@ -1264,7 +1264,17 @@
         <w:t xml:space="preserve">CITENG</w:t>
       </w:r>
       <w:r>
-        <w:t xml:space="preserve">. Choose </w:t>
+        <w:t xml:space="preserve">. To see them, choose a ministry in </w:t>
+      </w:r>
+      <w:r>
+        <w:rPr>
+          <w:b/>
+          <w:bCs/>
+        </w:rPr>
+        <w:t xml:space="preserve">Lead Ministry</w:t>
+      </w:r>
+      <w:r>
+        <w:t xml:space="preserve">: in a ministry, choose your own (this also lists activities shared with it); in an HQ organization, choose </w:t>
       </w:r>
       <w:r>
         <w:rPr>
@@ -1274,17 +1284,25 @@
         <w:t xml:space="preserve">CITENG</w:t>
       </w:r>
       <w:r>
-        <w:t xml:space="preserve"> in </w:t>
-      </w:r>
-      <w:r>
-        <w:rPr>
-          <w:b/>
-          <w:bCs/>
-        </w:rPr>
-        <w:t xml:space="preserve">Lead Ministry</w:t>
-      </w:r>
-      <w:r>
-        <w:t xml:space="preserve"> to see them.</w:t>
+        <w:t xml:space="preserve">.</w:t>
+      </w:r>
+    </w:p>
+    <w:p>
+      <w:pPr>
+        <w:spacing w:after="120"/>
+      </w:pPr>
+      <w:r>
+        <w:t xml:space="preserve">Both kinds always show under </w:t>
+      </w:r>
+      <w:r>
+        <w:rPr>
+          <w:b/>
+          <w:bCs/>
+        </w:rPr>
+        <w:t xml:space="preserve">My Watchlist Only</w:t>
+      </w:r>
+      <w:r>
+        <w:t xml:space="preserve">.</w:t>
       </w:r>
     </w:p>
     <w:p>

--- a/hub/manuals/calendar-advanced.docx
+++ b/hub/manuals/calendar-advanced.docx
@@ -2644,6 +2644,22 @@
       </w:r>
       <w:r>
         <w:t xml:space="preserve"> and other administrator tasks, see the Calendar administrator manual.</w:t>
+      </w:r>
+    </w:p>
+    <w:p>
+      <w:pPr>
+        <w:pStyle w:val="Heading2"/>
+      </w:pPr>
+      <w:r>
+        <w:t xml:space="preserve">Older activities</w:t>
+      </w:r>
+    </w:p>
+    <w:p>
+      <w:pPr>
+        <w:spacing w:after="120"/>
+      </w:pPr>
+      <w:r>
+        <w:t xml:space="preserve">Activities that ended before the move to this Calendar weren't brought over, except awareness dates. If you need an older one, ask a Calendar administrator.</w:t>
       </w:r>
     </w:p>
     <w:p>

--- a/hub/manuals/calendar-advanced.docx
+++ b/hub/manuals/calendar-advanced.docx
@@ -76,7 +76,7 @@
           <w:sz w:val="24"/>
           <w:szCs w:val="24"/>
         </w:rPr>
-        <w:t xml:space="preserve">Software version of October 30, 2026</w:t>
+        <w:t xml:space="preserve">Software version of October 31, 2026</w:t>
       </w:r>
     </w:p>
     <w:p>
@@ -181,7 +181,7 @@
           <w:b/>
           <w:bCs/>
         </w:rPr>
-        <w:t xml:space="preserve">Not for Look Ahead</w:t>
+        <w:t xml:space="preserve">Confidential (not for Look Ahead)</w:t>
       </w:r>
       <w:r>
         <w:t xml:space="preserve">. You add and change any ministry's activities, and the daily change freeze doesn't stop you. You also review activities and run corporate queries.</w:t>
@@ -313,7 +313,7 @@
                 <w:b/>
                 <w:bCs/>
               </w:rPr>
-              <w:t xml:space="preserve">Not for Look Ahead</w:t>
+              <w:t xml:space="preserve">Confidential (not for Look Ahead)</w:t>
             </w:r>
             <w:r>
               <w:t xml:space="preserve">.</w:t>
@@ -377,7 +377,7 @@
                 <w:b/>
                 <w:bCs/>
               </w:rPr>
-              <w:t xml:space="preserve">Look Ahead filter</w:t>
+              <w:t xml:space="preserve">Confidential filter</w:t>
             </w:r>
             <w:r>
               <w:t xml:space="preserve">, above the list</w:t>
@@ -387,7 +387,7 @@
         <w:tc>
           <w:p>
             <w:r>
-              <w:t xml:space="preserve">Show only the activities for the Look Ahead, or only those not for it.</w:t>
+              <w:t xml:space="preserve">Show only the confidential activities, or only those that aren't.</w:t>
             </w:r>
           </w:p>
         </w:tc>
@@ -846,7 +846,7 @@
           <w:b/>
           <w:bCs/>
         </w:rPr>
-        <w:t xml:space="preserve">Not for Look Ahead</w:t>
+        <w:t xml:space="preserve">Confidential (not for Look Ahead)</w:t>
       </w:r>
       <w:r>
         <w:t xml:space="preserve"> is seen only by its lead and shared ministries, and by HQ advanced users and HQ Administrators. HQ editors don't see other ministries' ones.</w:t>
@@ -1402,7 +1402,7 @@
           <w:b/>
           <w:bCs/>
         </w:rPr>
-        <w:t xml:space="preserve">Not for Look Ahead</w:t>
+        <w:t xml:space="preserve">Confidential (not for Look Ahead)</w:t>
       </w:r>
       <w:r>
         <w:t xml:space="preserve"> under </w:t>
@@ -1415,7 +1415,7 @@
         <w:t xml:space="preserve">Categories</w:t>
       </w:r>
       <w:r>
-        <w:t xml:space="preserve"> marks an activity kept out of the Look Ahead. See </w:t>
+        <w:t xml:space="preserve"> marks a confidential activity. See </w:t>
       </w:r>
       <w:hyperlink w:history="1" w:anchor="section_1">
         <w:r>
@@ -1442,7 +1442,7 @@
           <w:b/>
           <w:bCs/>
         </w:rPr>
-        <w:t xml:space="preserve">Comm. Materials</w:t>
+        <w:t xml:space="preserve">Comm Materials</w:t>
       </w:r>
       <w:r>
         <w:t xml:space="preserve"> to see the origin and distribution.</w:t>
@@ -1464,7 +1464,7 @@
           <w:b/>
           <w:bCs/>
         </w:rPr>
-        <w:t xml:space="preserve">Premier</w:t>
+        <w:t xml:space="preserve">Premier Requested</w:t>
       </w:r>
       <w:r>
         <w:t xml:space="preserve">. Choose it again to reverse the order.</w:t>
@@ -1595,7 +1595,7 @@
           <w:b/>
           <w:bCs/>
         </w:rPr>
-        <w:t xml:space="preserve">Date Confirmed</w:t>
+        <w:t xml:space="preserve">Dates Confirmed</w:t>
       </w:r>
       <w:r>
         <w:t xml:space="preserve">, </w:t>
@@ -1655,7 +1655,7 @@
           <w:b/>
           <w:bCs/>
         </w:rPr>
-        <w:t xml:space="preserve">Initiative</w:t>
+        <w:t xml:space="preserve">HQ Initiatives &amp; Leads</w:t>
       </w:r>
       <w:r>
         <w:t xml:space="preserve">, </w:t>
@@ -2007,7 +2007,7 @@
           <w:b/>
           <w:bCs/>
         </w:rPr>
-        <w:t xml:space="preserve">Name for this filter</w:t>
+        <w:t xml:space="preserve">Name for this query</w:t>
       </w:r>
       <w:r>
         <w:t xml:space="preserve">.</w:t>
@@ -2029,7 +2029,7 @@
           <w:b/>
           <w:bCs/>
         </w:rPr>
-        <w:t xml:space="preserve">Save query</w:t>
+        <w:t xml:space="preserve">Save this filter as a query</w:t>
       </w:r>
       <w:r>
         <w:t xml:space="preserve">. You see, for example, "Saved the query “My week”."</w:t>
@@ -2040,6 +2040,44 @@
         <w:spacing w:after="120"/>
       </w:pPr>
       <w:r>
+        <w:t xml:space="preserve">A query saves the filter the list is running. While </w:t>
+      </w:r>
+      <w:r>
+        <w:rPr>
+          <w:b/>
+          <w:bCs/>
+        </w:rPr>
+        <w:t xml:space="preserve">Filters</w:t>
+      </w:r>
+      <w:r>
+        <w:t xml:space="preserve"> has changes you haven't applied, </w:t>
+      </w:r>
+      <w:r>
+        <w:rPr>
+          <w:b/>
+          <w:bCs/>
+        </w:rPr>
+        <w:t xml:space="preserve">Save this filter as a query</w:t>
+      </w:r>
+      <w:r>
+        <w:t xml:space="preserve"> waits and says "Apply filters first". </w:t>
+      </w:r>
+      <w:r>
+        <w:rPr>
+          <w:b/>
+          <w:bCs/>
+        </w:rPr>
+        <w:t xml:space="preserve">Display</w:t>
+      </w:r>
+      <w:r>
+        <w:t xml:space="preserve"> isn't saved with a query.</w:t>
+      </w:r>
+    </w:p>
+    <w:p>
+      <w:pPr>
+        <w:spacing w:after="120"/>
+      </w:pPr>
+      <w:r>
         <w:t xml:space="preserve">To run a saved filter, choose its name. </w:t>
       </w:r>
       <w:r>
@@ -2185,7 +2223,7 @@
           <w:b/>
           <w:bCs/>
         </w:rPr>
-        <w:t xml:space="preserve">Ministry</w:t>
+        <w:t xml:space="preserve">Lead Ministry</w:t>
       </w:r>
       <w:r>
         <w:t xml:space="preserve">, </w:t>
@@ -2574,7 +2612,7 @@
           <w:b/>
           <w:bCs/>
         </w:rPr>
-        <w:t xml:space="preserve">Look Ahead filter</w:t>
+        <w:t xml:space="preserve">Confidential filter</w:t>
       </w:r>
       <w:r>
         <w:t xml:space="preserve">, </w:t>
@@ -3181,7 +3219,7 @@
           <w:b/>
           <w:bCs/>
         </w:rPr>
-        <w:t xml:space="preserve">Not for Look Ahead</w:t>
+        <w:t xml:space="preserve">Confidential (not for Look Ahead)</w:t>
       </w:r>
       <w:r>
         <w:t xml:space="preserve">, moved to another ministry or deleted, its updates leave the list for anyone who can't see it now.</w:t>
@@ -4450,7 +4488,7 @@
         <w:spacing w:after="120"/>
       </w:pPr>
       <w:r>
-        <w:t xml:space="preserve">An activity's fields are in sections: </w:t>
+        <w:t xml:space="preserve">An activity's fields are in sections, in this order: </w:t>
       </w:r>
       <w:r>
         <w:rPr>
@@ -4467,6 +4505,16 @@
           <w:b/>
           <w:bCs/>
         </w:rPr>
+        <w:t xml:space="preserve">Ministry</w:t>
+      </w:r>
+      <w:r>
+        <w:t xml:space="preserve">, </w:t>
+      </w:r>
+      <w:r>
+        <w:rPr>
+          <w:b/>
+          <w:bCs/>
+        </w:rPr>
         <w:t xml:space="preserve">Planning</w:t>
       </w:r>
       <w:r>
@@ -4477,7 +4525,7 @@
           <w:b/>
           <w:bCs/>
         </w:rPr>
-        <w:t xml:space="preserve">Ministry</w:t>
+        <w:t xml:space="preserve">Schedule</w:t>
       </w:r>
       <w:r>
         <w:t xml:space="preserve">, </w:t>
@@ -4487,7 +4535,7 @@
           <w:b/>
           <w:bCs/>
         </w:rPr>
-        <w:t xml:space="preserve">Schedule</w:t>
+        <w:t xml:space="preserve">Release</w:t>
       </w:r>
       <w:r>
         <w:t xml:space="preserve">, </w:t>
@@ -4497,7 +4545,72 @@
           <w:b/>
           <w:bCs/>
         </w:rPr>
-        <w:t xml:space="preserve">Release</w:t>
+        <w:t xml:space="preserve">Event</w:t>
+      </w:r>
+      <w:r>
+        <w:t xml:space="preserve"> and, when turned on, </w:t>
+      </w:r>
+      <w:r>
+        <w:rPr>
+          <w:b/>
+          <w:bCs/>
+        </w:rPr>
+        <w:t xml:space="preserve">Records</w:t>
+      </w:r>
+      <w:r>
+        <w:t xml:space="preserve">. In an HQ organization you also see </w:t>
+      </w:r>
+      <w:r>
+        <w:rPr>
+          <w:b/>
+          <w:bCs/>
+        </w:rPr>
+        <w:t xml:space="preserve">Look Ahead</w:t>
+      </w:r>
+      <w:r>
+        <w:t xml:space="preserve">, after </w:t>
+      </w:r>
+      <w:r>
+        <w:rPr>
+          <w:b/>
+          <w:bCs/>
+        </w:rPr>
+        <w:t xml:space="preserve">Event</w:t>
+      </w:r>
+      <w:r>
+        <w:t xml:space="preserve">. A "?" beside a field explains it.</w:t>
+      </w:r>
+    </w:p>
+    <w:p>
+      <w:pPr>
+        <w:pStyle w:val="Heading2"/>
+      </w:pPr>
+      <w:r>
+        <w:t xml:space="preserve">What you must fill in</w:t>
+      </w:r>
+    </w:p>
+    <w:p>
+      <w:pPr>
+        <w:spacing w:after="120"/>
+      </w:pPr>
+      <w:r>
+        <w:t xml:space="preserve">Fields marked "(required)" must be filled in before you can save:</w:t>
+      </w:r>
+    </w:p>
+    <w:p>
+      <w:pPr>
+        <w:pStyle w:val="ListParagraph"/>
+        <w:numPr>
+          <w:ilvl w:val="0"/>
+          <w:numId w:val="1"/>
+        </w:numPr>
+      </w:pPr>
+      <w:r>
+        <w:rPr>
+          <w:b/>
+          <w:bCs/>
+        </w:rPr>
+        <w:t xml:space="preserve">Category</w:t>
       </w:r>
       <w:r>
         <w:t xml:space="preserve">, </w:t>
@@ -4507,62 +4620,7 @@
           <w:b/>
           <w:bCs/>
         </w:rPr>
-        <w:t xml:space="preserve">Event</w:t>
-      </w:r>
-      <w:r>
-        <w:t xml:space="preserve"> and, when turned on, </w:t>
-      </w:r>
-      <w:r>
-        <w:rPr>
-          <w:b/>
-          <w:bCs/>
-        </w:rPr>
-        <w:t xml:space="preserve">Records</w:t>
-      </w:r>
-      <w:r>
-        <w:t xml:space="preserve">. In an HQ organization you also see </w:t>
-      </w:r>
-      <w:r>
-        <w:rPr>
-          <w:b/>
-          <w:bCs/>
-        </w:rPr>
-        <w:t xml:space="preserve">Look Ahead</w:t>
-      </w:r>
-      <w:r>
-        <w:t xml:space="preserve">. A "?" beside a field explains it.</w:t>
-      </w:r>
-    </w:p>
-    <w:p>
-      <w:pPr>
-        <w:pStyle w:val="Heading2"/>
-      </w:pPr>
-      <w:r>
-        <w:t xml:space="preserve">What you must fill in</w:t>
-      </w:r>
-    </w:p>
-    <w:p>
-      <w:pPr>
-        <w:spacing w:after="120"/>
-      </w:pPr>
-      <w:r>
-        <w:t xml:space="preserve">Fields marked "(required)" must be filled in before you can save:</w:t>
-      </w:r>
-    </w:p>
-    <w:p>
-      <w:pPr>
-        <w:pStyle w:val="ListParagraph"/>
-        <w:numPr>
-          <w:ilvl w:val="0"/>
-          <w:numId w:val="1"/>
-        </w:numPr>
-      </w:pPr>
-      <w:r>
-        <w:rPr>
-          <w:b/>
-          <w:bCs/>
-        </w:rPr>
-        <w:t xml:space="preserve">Category</w:t>
+        <w:t xml:space="preserve">Title</w:t>
       </w:r>
       <w:r>
         <w:t xml:space="preserve">, </w:t>
@@ -4572,10 +4630,10 @@
           <w:b/>
           <w:bCs/>
         </w:rPr>
-        <w:t xml:space="preserve">Title</w:t>
-      </w:r>
-      <w:r>
-        <w:t xml:space="preserve">, </w:t>
+        <w:t xml:space="preserve">Lead Ministry</w:t>
+      </w:r>
+      <w:r>
+        <w:t xml:space="preserve"> and </w:t>
       </w:r>
       <w:r>
         <w:rPr>
@@ -4583,16 +4641,6 @@
           <w:bCs/>
         </w:rPr>
         <w:t xml:space="preserve">Comm Contact</w:t>
-      </w:r>
-      <w:r>
-        <w:t xml:space="preserve"> and </w:t>
-      </w:r>
-      <w:r>
-        <w:rPr>
-          <w:b/>
-          <w:bCs/>
-        </w:rPr>
-        <w:t xml:space="preserve">Lead Ministry</w:t>
       </w:r>
       <w:r>
         <w:t xml:space="preserve">;</w:t>
@@ -4819,14 +4867,24 @@
                 <w:b/>
                 <w:bCs/>
               </w:rPr>
+              <w:t xml:space="preserve">Confidential (not for Look Ahead)</w:t>
+            </w:r>
+          </w:p>
+        </w:tc>
+        <w:tc>
+          <w:p>
+            <w:r>
+              <w:t xml:space="preserve">Tick it to make the activity confidential. The old Calendar called it </w:t>
+            </w:r>
+            <w:r>
+              <w:rPr>
+                <w:b/>
+                <w:bCs/>
+              </w:rPr>
               <w:t xml:space="preserve">Not for Look Ahead</w:t>
             </w:r>
-          </w:p>
-        </w:tc>
-        <w:tc>
-          <w:p>
-            <w:r>
-              <w:t xml:space="preserve">Tick it to keep the activity out of the Look Ahead. Only its lead and shared ministries, HQ advanced users and HQ Administrators then see it, and it isn't offered on the releases </w:t>
+            <w:r>
+              <w:t xml:space="preserve">. Only its lead and shared ministries, HQ advanced users and HQ Administrators then see it, and it isn't offered on the releases </w:t>
             </w:r>
             <w:r>
               <w:rPr>
@@ -4836,7 +4894,7 @@
               <w:t xml:space="preserve">Forecast</w:t>
             </w:r>
             <w:r>
-              <w:t xml:space="preserve">.</w:t>
+              <w:t xml:space="preserve">. A new activity isn't given a Look Ahead section, but ticking it doesn't take away a section the activity already has.</w:t>
             </w:r>
           </w:p>
         </w:tc>
@@ -4998,7 +5056,7 @@
         <w:pStyle w:val="Heading2"/>
       </w:pPr>
       <w:r>
-        <w:t xml:space="preserve">Planning</w:t>
+        <w:t xml:space="preserve">Ministry</w:t>
       </w:r>
     </w:p>
     <w:tbl>
@@ -5058,24 +5116,24 @@
                 <w:b/>
                 <w:bCs/>
               </w:rPr>
+              <w:t xml:space="preserve">Lead Ministry</w:t>
+            </w:r>
+          </w:p>
+        </w:tc>
+        <w:tc>
+          <w:p>
+            <w:r>
+              <w:t xml:space="preserve">One of your ministries. In an HQ organization, any active ministry. Some ministries can't lead activities and aren't offered. Changing it empties </w:t>
+            </w:r>
+            <w:r>
+              <w:rPr>
+                <w:b/>
+                <w:bCs/>
+              </w:rPr>
               <w:t xml:space="preserve">Comm Contact</w:t>
             </w:r>
-          </w:p>
-        </w:tc>
-        <w:tc>
-          <w:p>
-            <w:r>
-              <w:t xml:space="preserve">The communications person responsible. Only the lead ministry's active comm contacts are offered, so choose the </w:t>
-            </w:r>
-            <w:r>
-              <w:rPr>
-                <w:b/>
-                <w:bCs/>
-              </w:rPr>
-              <w:t xml:space="preserve">Lead Ministry</w:t>
-            </w:r>
-            <w:r>
-              <w:t xml:space="preserve"> first.</w:t>
+            <w:r>
+              <w:t xml:space="preserve"> if the contact belongs to another ministry.</w:t>
             </w:r>
           </w:p>
         </w:tc>
@@ -5088,14 +5146,14 @@
                 <w:b/>
                 <w:bCs/>
               </w:rPr>
-              <w:t xml:space="preserve">Key activity</w:t>
-            </w:r>
-          </w:p>
-        </w:tc>
-        <w:tc>
-          <w:p>
-            <w:r>
-              <w:t xml:space="preserve">Tick it for a key activity.</w:t>
+              <w:t xml:space="preserve">Cross-Government</w:t>
+            </w:r>
+          </w:p>
+        </w:tc>
+        <w:tc>
+          <w:p>
+            <w:r>
+              <w:t xml:space="preserve">Tick it for a cross-government activity. It doesn't change who sees the activity.</w:t>
             </w:r>
           </w:p>
         </w:tc>
@@ -5108,54 +5166,14 @@
                 <w:b/>
                 <w:bCs/>
               </w:rPr>
-              <w:t xml:space="preserve">Strategy</w:t>
-            </w:r>
-          </w:p>
-        </w:tc>
-        <w:tc>
-          <w:p>
-            <w:r>
-              <w:t xml:space="preserve">Up to 500 characters.</w:t>
-            </w:r>
-          </w:p>
-        </w:tc>
-      </w:tr>
-      <w:tr>
-        <w:tc>
-          <w:p>
-            <w:r>
-              <w:rPr>
-                <w:b/>
-                <w:bCs/>
-              </w:rPr>
-              <w:t xml:space="preserve">Comm Materials</w:t>
-            </w:r>
-          </w:p>
-        </w:tc>
-        <w:tc>
-          <w:p>
-            <w:r>
-              <w:t xml:space="preserve">The products planned, such as a news release.</w:t>
-            </w:r>
-          </w:p>
-        </w:tc>
-      </w:tr>
-      <w:tr>
-        <w:tc>
-          <w:p>
-            <w:r>
-              <w:rPr>
-                <w:b/>
-                <w:bCs/>
-              </w:rPr>
-              <w:t xml:space="preserve">Internal notes</w:t>
-            </w:r>
-          </w:p>
-        </w:tc>
-        <w:tc>
-          <w:p>
-            <w:r>
-              <w:t xml:space="preserve">Up to 4,000 characters.</w:t>
+              <w:t xml:space="preserve">Shared With</w:t>
+            </w:r>
+          </w:p>
+        </w:tc>
+        <w:tc>
+          <w:p>
+            <w:r>
+              <w:t xml:space="preserve">Tick the other ministries that should see it. They can open it but not change it.</w:t>
             </w:r>
           </w:p>
         </w:tc>
@@ -5167,7 +5185,7 @@
         <w:pStyle w:val="Heading2"/>
       </w:pPr>
       <w:r>
-        <w:t xml:space="preserve">Ministry</w:t>
+        <w:t xml:space="preserve">Planning</w:t>
       </w:r>
     </w:p>
     <w:tbl>
@@ -5227,24 +5245,24 @@
                 <w:b/>
                 <w:bCs/>
               </w:rPr>
+              <w:t xml:space="preserve">Comm Contact</w:t>
+            </w:r>
+          </w:p>
+        </w:tc>
+        <w:tc>
+          <w:p>
+            <w:r>
+              <w:t xml:space="preserve">The communications person responsible. Only the active comm contacts of the </w:t>
+            </w:r>
+            <w:r>
+              <w:rPr>
+                <w:b/>
+                <w:bCs/>
+              </w:rPr>
               <w:t xml:space="preserve">Lead Ministry</w:t>
             </w:r>
-          </w:p>
-        </w:tc>
-        <w:tc>
-          <w:p>
-            <w:r>
-              <w:t xml:space="preserve">One of your ministries. In an HQ organization, any active ministry. Some ministries can't lead activities and aren't offered. Changing it empties </w:t>
-            </w:r>
-            <w:r>
-              <w:rPr>
-                <w:b/>
-                <w:bCs/>
-              </w:rPr>
-              <w:t xml:space="preserve">Comm Contact</w:t>
-            </w:r>
-            <w:r>
-              <w:t xml:space="preserve"> if the contact belongs to another ministry.</w:t>
+            <w:r>
+              <w:t xml:space="preserve">, chosen above, are offered.</w:t>
             </w:r>
           </w:p>
         </w:tc>
@@ -5257,14 +5275,14 @@
                 <w:b/>
                 <w:bCs/>
               </w:rPr>
-              <w:t xml:space="preserve">Cross-Government</w:t>
-            </w:r>
-          </w:p>
-        </w:tc>
-        <w:tc>
-          <w:p>
-            <w:r>
-              <w:t xml:space="preserve">Tick it for a cross-government activity. It doesn't change who sees the activity.</w:t>
+              <w:t xml:space="preserve">Key activity</w:t>
+            </w:r>
+          </w:p>
+        </w:tc>
+        <w:tc>
+          <w:p>
+            <w:r>
+              <w:t xml:space="preserve">Tick it for a key activity.</w:t>
             </w:r>
           </w:p>
         </w:tc>
@@ -5277,14 +5295,54 @@
                 <w:b/>
                 <w:bCs/>
               </w:rPr>
-              <w:t xml:space="preserve">Shared With</w:t>
-            </w:r>
-          </w:p>
-        </w:tc>
-        <w:tc>
-          <w:p>
-            <w:r>
-              <w:t xml:space="preserve">Tick the other ministries that should see it. They can open it but not change it.</w:t>
+              <w:t xml:space="preserve">Strategy</w:t>
+            </w:r>
+          </w:p>
+        </w:tc>
+        <w:tc>
+          <w:p>
+            <w:r>
+              <w:t xml:space="preserve">Up to 500 characters.</w:t>
+            </w:r>
+          </w:p>
+        </w:tc>
+      </w:tr>
+      <w:tr>
+        <w:tc>
+          <w:p>
+            <w:r>
+              <w:rPr>
+                <w:b/>
+                <w:bCs/>
+              </w:rPr>
+              <w:t xml:space="preserve">Comm Materials</w:t>
+            </w:r>
+          </w:p>
+        </w:tc>
+        <w:tc>
+          <w:p>
+            <w:r>
+              <w:t xml:space="preserve">The products planned, such as a news release.</w:t>
+            </w:r>
+          </w:p>
+        </w:tc>
+      </w:tr>
+      <w:tr>
+        <w:tc>
+          <w:p>
+            <w:r>
+              <w:rPr>
+                <w:b/>
+                <w:bCs/>
+              </w:rPr>
+              <w:t xml:space="preserve">Internal notes</w:t>
+            </w:r>
+          </w:p>
+        </w:tc>
+        <w:tc>
+          <w:p>
+            <w:r>
+              <w:t xml:space="preserve">Up to 4,000 characters.</w:t>
             </w:r>
           </w:p>
         </w:tc>
@@ -5296,15 +5354,7 @@
         <w:pStyle w:val="Heading2"/>
       </w:pPr>
       <w:r>
-        <w:t xml:space="preserve">Look Ahead</w:t>
-      </w:r>
-    </w:p>
-    <w:p>
-      <w:pPr>
-        <w:spacing w:after="120"/>
-      </w:pPr>
-      <w:r>
-        <w:t xml:space="preserve">Only HQ sees this section. Other users' saves leave it as it is.</w:t>
+        <w:t xml:space="preserve">Schedule</w:t>
       </w:r>
     </w:p>
     <w:tbl>
@@ -5364,14 +5414,14 @@
                 <w:b/>
                 <w:bCs/>
               </w:rPr>
-              <w:t xml:space="preserve">Executive Summary</w:t>
-            </w:r>
-          </w:p>
-        </w:tc>
-        <w:tc>
-          <w:p>
-            <w:r>
-              <w:t xml:space="preserve">Shown in HQ's Look Ahead report. Up to 2,000 characters.</w:t>
+              <w:t xml:space="preserve">All Day</w:t>
+            </w:r>
+          </w:p>
+        </w:tc>
+        <w:tc>
+          <w:p>
+            <w:r>
+              <w:t xml:space="preserve">Tick it for an all-day activity. It hides the times below it.</w:t>
             </w:r>
           </w:p>
         </w:tc>
@@ -5384,41 +5434,24 @@
                 <w:b/>
                 <w:bCs/>
               </w:rPr>
-              <w:t xml:space="preserve">LA Status</w:t>
-            </w:r>
-          </w:p>
-        </w:tc>
-        <w:tc>
-          <w:p>
-            <w:r>
-              <w:rPr>
-                <w:b/>
-                <w:bCs/>
-              </w:rPr>
-              <w:t xml:space="preserve">None</w:t>
-            </w:r>
-            <w:r>
-              <w:t xml:space="preserve">, </w:t>
-            </w:r>
-            <w:r>
-              <w:rPr>
-                <w:b/>
-                <w:bCs/>
-              </w:rPr>
-              <w:t xml:space="preserve">New</w:t>
-            </w:r>
-            <w:r>
-              <w:t xml:space="preserve"> or </w:t>
-            </w:r>
-            <w:r>
-              <w:rPr>
-                <w:b/>
-                <w:bCs/>
-              </w:rPr>
-              <w:t xml:space="preserve">Changed</w:t>
-            </w:r>
-            <w:r>
-              <w:t xml:space="preserve">. HQ's Look Ahead flags the activity NEW or CHANGED.</w:t>
+              <w:t xml:space="preserve">Dates Confirmed</w:t>
+            </w:r>
+          </w:p>
+        </w:tc>
+        <w:tc>
+          <w:p>
+            <w:r>
+              <w:t xml:space="preserve">Tick it once the date is firm. Only confirmed activities are offered on the releases </w:t>
+            </w:r>
+            <w:r>
+              <w:rPr>
+                <w:b/>
+                <w:bCs/>
+              </w:rPr>
+              <w:t xml:space="preserve">Forecast</w:t>
+            </w:r>
+            <w:r>
+              <w:t xml:space="preserve">.</w:t>
             </w:r>
           </w:p>
         </w:tc>
@@ -5431,21 +5464,7 @@
                 <w:b/>
                 <w:bCs/>
               </w:rPr>
-              <w:t xml:space="preserve">LA Section</w:t>
-            </w:r>
-          </w:p>
-        </w:tc>
-        <w:tc>
-          <w:p>
-            <w:r>
-              <w:t xml:space="preserve">Where the activity goes in the Look Ahead. It is worked out from the category, </w:t>
-            </w:r>
-            <w:r>
-              <w:rPr>
-                <w:b/>
-                <w:bCs/>
-              </w:rPr>
-              <w:t xml:space="preserve">Issue</w:t>
+              <w:t xml:space="preserve">Start date</w:t>
             </w:r>
             <w:r>
               <w:t xml:space="preserve">, </w:t>
@@ -5455,40 +5474,14 @@
                 <w:b/>
                 <w:bCs/>
               </w:rPr>
-              <w:t xml:space="preserve">Dates Confirmed</w:t>
-            </w:r>
-            <w:r>
-              <w:t xml:space="preserve"> and </w:t>
-            </w:r>
-            <w:r>
-              <w:rPr>
-                <w:b/>
-                <w:bCs/>
-              </w:rPr>
-              <w:t xml:space="preserve">Comm Materials</w:t>
-            </w:r>
-            <w:r>
-              <w:t xml:space="preserve">, and says "Inferred from the activity". Choose another section to override it; it then says "Override" and offers </w:t>
-            </w:r>
-            <w:r>
-              <w:rPr>
-                <w:b/>
-                <w:bCs/>
-              </w:rPr>
-              <w:t xml:space="preserve">Use the inferred section</w:t>
-            </w:r>
-            <w:r>
-              <w:t xml:space="preserve">. Awareness dates and activities led by the ministry shown as </w:t>
-            </w:r>
-            <w:r>
-              <w:rPr>
-                <w:b/>
-                <w:bCs/>
-              </w:rPr>
-              <w:t xml:space="preserve">CITENG</w:t>
-            </w:r>
-            <w:r>
-              <w:t xml:space="preserve"> keep a fixed section, which can't be overridden.</w:t>
+              <w:t xml:space="preserve">Start time</w:t>
+            </w:r>
+          </w:p>
+        </w:tc>
+        <w:tc>
+          <w:p>
+            <w:r>
+              <w:t xml:space="preserve">Times go in 5-minute steps.</w:t>
             </w:r>
           </w:p>
         </w:tc>
@@ -5501,14 +5494,64 @@
                 <w:b/>
                 <w:bCs/>
               </w:rPr>
-              <w:t xml:space="preserve">Long Term Outlook</w:t>
-            </w:r>
-          </w:p>
-        </w:tc>
-        <w:tc>
-          <w:p>
-            <w:r>
-              <w:t xml:space="preserve">Tick it to list the activity in the Look Ahead's Long Term Outlook.</w:t>
+              <w:t xml:space="preserve">End date</w:t>
+            </w:r>
+            <w:r>
+              <w:t xml:space="preserve">, </w:t>
+            </w:r>
+            <w:r>
+              <w:rPr>
+                <w:b/>
+                <w:bCs/>
+              </w:rPr>
+              <w:t xml:space="preserve">End time</w:t>
+            </w:r>
+          </w:p>
+        </w:tc>
+        <w:tc>
+          <w:p>
+            <w:r>
+              <w:t xml:space="preserve">The end can't be before the start.</w:t>
+            </w:r>
+          </w:p>
+        </w:tc>
+      </w:tr>
+      <w:tr>
+        <w:tc>
+          <w:p>
+            <w:r>
+              <w:rPr>
+                <w:b/>
+                <w:bCs/>
+              </w:rPr>
+              <w:t xml:space="preserve">Potential Dates</w:t>
+            </w:r>
+          </w:p>
+        </w:tc>
+        <w:tc>
+          <w:p>
+            <w:r>
+              <w:t xml:space="preserve">A general timeline, like "late June". No numbers, TBC or TBD. Up to 50 characters.</w:t>
+            </w:r>
+          </w:p>
+        </w:tc>
+      </w:tr>
+      <w:tr>
+        <w:tc>
+          <w:p>
+            <w:r>
+              <w:rPr>
+                <w:b/>
+                <w:bCs/>
+              </w:rPr>
+              <w:t xml:space="preserve">Scheduling considerations</w:t>
+            </w:r>
+          </w:p>
+        </w:tc>
+        <w:tc>
+          <w:p>
+            <w:r>
+              <w:t xml:space="preserve">Anything that affects the timing. Up to 500 characters.</w:t>
             </w:r>
           </w:p>
         </w:tc>
@@ -5517,38 +5560,38 @@
     <w:p/>
     <w:p>
       <w:pPr>
-        <w:spacing w:after="120"/>
-      </w:pPr>
-      <w:r>
-        <w:t xml:space="preserve">An activity marked </w:t>
-      </w:r>
-      <w:r>
-        <w:rPr>
-          <w:b/>
-          <w:bCs/>
-        </w:rPr>
-        <w:t xml:space="preserve">Not for Look Ahead</w:t>
-      </w:r>
-      <w:r>
-        <w:t xml:space="preserve"> whose section is overridden needs an </w:t>
-      </w:r>
-      <w:r>
-        <w:rPr>
-          <w:b/>
-          <w:bCs/>
-        </w:rPr>
-        <w:t xml:space="preserve">Executive Summary</w:t>
-      </w:r>
-      <w:r>
-        <w:t xml:space="preserve">.</w:t>
-      </w:r>
-    </w:p>
-    <w:p>
-      <w:pPr>
         <w:pStyle w:val="Heading2"/>
       </w:pPr>
       <w:r>
-        <w:t xml:space="preserve">Schedule</w:t>
+        <w:t xml:space="preserve">Release</w:t>
+      </w:r>
+    </w:p>
+    <w:p>
+      <w:pPr>
+        <w:spacing w:after="120"/>
+      </w:pPr>
+      <w:r>
+        <w:t xml:space="preserve">Some categories, such as </w:t>
+      </w:r>
+      <w:r>
+        <w:rPr>
+          <w:b/>
+          <w:bCs/>
+        </w:rPr>
+        <w:t xml:space="preserve">TV / Radio</w:t>
+      </w:r>
+      <w:r>
+        <w:t xml:space="preserve"> and </w:t>
+      </w:r>
+      <w:r>
+        <w:rPr>
+          <w:b/>
+          <w:bCs/>
+        </w:rPr>
+        <w:t xml:space="preserve">Awareness Day / Week / Month</w:t>
+      </w:r>
+      <w:r>
+        <w:t xml:space="preserve">, have no release. For those this section is hidden, and choosing one empties the release date and time.</w:t>
       </w:r>
     </w:p>
     <w:tbl>
@@ -5608,7 +5651,7 @@
                 <w:b/>
                 <w:bCs/>
               </w:rPr>
-              <w:t xml:space="preserve">Start date</w:t>
+              <w:t xml:space="preserve">Release date</w:t>
             </w:r>
             <w:r>
               <w:t xml:space="preserve">, </w:t>
@@ -5618,14 +5661,24 @@
                 <w:b/>
                 <w:bCs/>
               </w:rPr>
-              <w:t xml:space="preserve">Start time</w:t>
-            </w:r>
-          </w:p>
-        </w:tc>
-        <w:tc>
-          <w:p>
-            <w:r>
-              <w:t xml:space="preserve">Times go in 5-minute steps.</w:t>
+              <w:t xml:space="preserve">Release time</w:t>
+            </w:r>
+          </w:p>
+        </w:tc>
+        <w:tc>
+          <w:p>
+            <w:r>
+              <w:t xml:space="preserve">When the news release goes out. Fill in both, or leave both empty: </w:t>
+            </w:r>
+            <w:r>
+              <w:rPr>
+                <w:b/>
+                <w:bCs/>
+              </w:rPr>
+              <w:t xml:space="preserve">Release time</w:t>
+            </w:r>
+            <w:r>
+              <w:t xml:space="preserve"> starts at "Choose a time". It can't be after the end date.</w:t>
             </w:r>
           </w:p>
         </w:tc>
@@ -5638,7 +5691,7 @@
                 <w:b/>
                 <w:bCs/>
               </w:rPr>
-              <w:t xml:space="preserve">End date</w:t>
+              <w:t xml:space="preserve">Origin</w:t>
             </w:r>
             <w:r>
               <w:t xml:space="preserve">, </w:t>
@@ -5648,14 +5701,14 @@
                 <w:b/>
                 <w:bCs/>
               </w:rPr>
-              <w:t xml:space="preserve">End time</w:t>
-            </w:r>
-          </w:p>
-        </w:tc>
-        <w:tc>
-          <w:p>
-            <w:r>
-              <w:t xml:space="preserve">The end can't be before the start.</w:t>
+              <w:t xml:space="preserve">Distribution</w:t>
+            </w:r>
+          </w:p>
+        </w:tc>
+        <w:tc>
+          <w:p>
+            <w:r>
+              <w:t xml:space="preserve">Where the release comes from, and how widely it goes.</w:t>
             </w:r>
           </w:p>
         </w:tc>
@@ -5668,14 +5721,14 @@
                 <w:b/>
                 <w:bCs/>
               </w:rPr>
-              <w:t xml:space="preserve">All Day</w:t>
-            </w:r>
-          </w:p>
-        </w:tc>
-        <w:tc>
-          <w:p>
-            <w:r>
-              <w:t xml:space="preserve">Hides the times.</w:t>
+              <w:t xml:space="preserve">Translations Required</w:t>
+            </w:r>
+          </w:p>
+        </w:tc>
+        <w:tc>
+          <w:p>
+            <w:r>
+              <w:t xml:space="preserve">The languages needed.</w:t>
             </w:r>
           </w:p>
         </w:tc>
@@ -5688,24 +5741,34 @@
                 <w:b/>
                 <w:bCs/>
               </w:rPr>
-              <w:t xml:space="preserve">Dates Confirmed</w:t>
-            </w:r>
-          </w:p>
-        </w:tc>
-        <w:tc>
-          <w:p>
-            <w:r>
-              <w:t xml:space="preserve">Tick it once the date is firm. Only confirmed activities are offered on the releases </w:t>
-            </w:r>
-            <w:r>
-              <w:rPr>
-                <w:b/>
-                <w:bCs/>
-              </w:rPr>
-              <w:t xml:space="preserve">Forecast</w:t>
-            </w:r>
-            <w:r>
-              <w:t xml:space="preserve">.</w:t>
+              <w:t xml:space="preserve">Sectors</w:t>
+            </w:r>
+            <w:r>
+              <w:t xml:space="preserve">, </w:t>
+            </w:r>
+            <w:r>
+              <w:rPr>
+                <w:b/>
+                <w:bCs/>
+              </w:rPr>
+              <w:t xml:space="preserve">Themes</w:t>
+            </w:r>
+            <w:r>
+              <w:t xml:space="preserve">, </w:t>
+            </w:r>
+            <w:r>
+              <w:rPr>
+                <w:b/>
+                <w:bCs/>
+              </w:rPr>
+              <w:t xml:space="preserve">News Subscribe</w:t>
+            </w:r>
+          </w:p>
+        </w:tc>
+        <w:tc>
+          <w:p>
+            <w:r>
+              <w:t xml:space="preserve">The release's topics. A release editor can copy them into a release.</w:t>
             </w:r>
           </w:p>
         </w:tc>
@@ -5718,34 +5781,22 @@
                 <w:b/>
                 <w:bCs/>
               </w:rPr>
-              <w:t xml:space="preserve">Potential Dates</w:t>
-            </w:r>
-          </w:p>
-        </w:tc>
-        <w:tc>
-          <w:p>
-            <w:r>
-              <w:t xml:space="preserve">A general timeline, like "late June". No numbers, TBC or TBD. Up to 50 characters.</w:t>
-            </w:r>
-          </w:p>
-        </w:tc>
-      </w:tr>
-      <w:tr>
-        <w:tc>
-          <w:p>
-            <w:r>
-              <w:rPr>
-                <w:b/>
-                <w:bCs/>
-              </w:rPr>
-              <w:t xml:space="preserve">Scheduling considerations</w:t>
-            </w:r>
-          </w:p>
-        </w:tc>
-        <w:tc>
-          <w:p>
-            <w:r>
-              <w:t xml:space="preserve">Anything that affects the timing. Up to 500 characters.</w:t>
+              <w:t xml:space="preserve">BC Gov News</w:t>
+            </w:r>
+          </w:p>
+        </w:tc>
+        <w:tc>
+          <w:p>
+            <w:r>
+              <w:t xml:space="preserve">The news releases linked to this activity. See </w:t>
+            </w:r>
+            <w:hyperlink w:history="1" w:anchor="section_9">
+              <w:r>
+                <w:t xml:space="preserve">Releases and the Forecast</w:t>
+              </w:r>
+            </w:hyperlink>
+            <w:r>
+              <w:t xml:space="preserve">.</w:t>
             </w:r>
           </w:p>
         </w:tc>
@@ -5757,35 +5808,7 @@
         <w:pStyle w:val="Heading2"/>
       </w:pPr>
       <w:r>
-        <w:t xml:space="preserve">Release</w:t>
-      </w:r>
-    </w:p>
-    <w:p>
-      <w:pPr>
-        <w:spacing w:after="120"/>
-      </w:pPr>
-      <w:r>
-        <w:t xml:space="preserve">Some categories, such as </w:t>
-      </w:r>
-      <w:r>
-        <w:rPr>
-          <w:b/>
-          <w:bCs/>
-        </w:rPr>
-        <w:t xml:space="preserve">TV / Radio</w:t>
-      </w:r>
-      <w:r>
-        <w:t xml:space="preserve"> and </w:t>
-      </w:r>
-      <w:r>
-        <w:rPr>
-          <w:b/>
-          <w:bCs/>
-        </w:rPr>
-        <w:t xml:space="preserve">Awareness Day / Week / Month</w:t>
-      </w:r>
-      <w:r>
-        <w:t xml:space="preserve">, have no release. For those this section is hidden, and choosing one empties the release date and time.</w:t>
+        <w:t xml:space="preserve">Event</w:t>
       </w:r>
     </w:p>
     <w:tbl>
@@ -5845,7 +5868,21 @@
                 <w:b/>
                 <w:bCs/>
               </w:rPr>
-              <w:t xml:space="preserve">Release date</w:t>
+              <w:t xml:space="preserve">Premier Requested</w:t>
+            </w:r>
+          </w:p>
+        </w:tc>
+        <w:tc>
+          <w:p>
+            <w:r>
+              <w:t xml:space="preserve">Whether the Premier was asked to take part, such as </w:t>
+            </w:r>
+            <w:r>
+              <w:rPr>
+                <w:b/>
+                <w:bCs/>
+              </w:rPr>
+              <w:t xml:space="preserve">Yes</w:t>
             </w:r>
             <w:r>
               <w:t xml:space="preserve">, </w:t>
@@ -5855,14 +5892,20 @@
                 <w:b/>
                 <w:bCs/>
               </w:rPr>
-              <w:t xml:space="preserve">Release time</w:t>
-            </w:r>
-          </w:p>
-        </w:tc>
-        <w:tc>
-          <w:p>
-            <w:r>
-              <w:t xml:space="preserve">When the news release goes out. Fill in both, or neither. It can't be after the end date.</w:t>
+              <w:t xml:space="preserve">No</w:t>
+            </w:r>
+            <w:r>
+              <w:t xml:space="preserve"> or </w:t>
+            </w:r>
+            <w:r>
+              <w:rPr>
+                <w:b/>
+                <w:bCs/>
+              </w:rPr>
+              <w:t xml:space="preserve">Invited</w:t>
+            </w:r>
+            <w:r>
+              <w:t xml:space="preserve">.</w:t>
             </w:r>
           </w:p>
         </w:tc>
@@ -5875,24 +5918,14 @@
                 <w:b/>
                 <w:bCs/>
               </w:rPr>
-              <w:t xml:space="preserve">Origin</w:t>
-            </w:r>
-            <w:r>
-              <w:t xml:space="preserve">, </w:t>
-            </w:r>
-            <w:r>
-              <w:rPr>
-                <w:b/>
-                <w:bCs/>
-              </w:rPr>
-              <w:t xml:space="preserve">Distribution</w:t>
-            </w:r>
-          </w:p>
-        </w:tc>
-        <w:tc>
-          <w:p>
-            <w:r>
-              <w:t xml:space="preserve">Where the release comes from, and how widely it goes.</w:t>
+              <w:t xml:space="preserve">Representative</w:t>
+            </w:r>
+          </w:p>
+        </w:tc>
+        <w:tc>
+          <w:p>
+            <w:r>
+              <w:t xml:space="preserve">Who represents government at the activity.</w:t>
             </w:r>
           </w:p>
         </w:tc>
@@ -5905,14 +5938,14 @@
                 <w:b/>
                 <w:bCs/>
               </w:rPr>
-              <w:t xml:space="preserve">Translations Required</w:t>
-            </w:r>
-          </w:p>
-        </w:tc>
-        <w:tc>
-          <w:p>
-            <w:r>
-              <w:t xml:space="preserve">The languages needed.</w:t>
+              <w:t xml:space="preserve">At BC Legislature</w:t>
+            </w:r>
+          </w:p>
+        </w:tc>
+        <w:tc>
+          <w:p>
+            <w:r>
+              <w:t xml:space="preserve">Tick it if it takes place there.</w:t>
             </w:r>
           </w:p>
         </w:tc>
@@ -5925,7 +5958,7 @@
                 <w:b/>
                 <w:bCs/>
               </w:rPr>
-              <w:t xml:space="preserve">Sectors</w:t>
+              <w:t xml:space="preserve">City</w:t>
             </w:r>
             <w:r>
               <w:t xml:space="preserve">, </w:t>
@@ -5935,24 +5968,24 @@
                 <w:b/>
                 <w:bCs/>
               </w:rPr>
-              <w:t xml:space="preserve">Themes</w:t>
-            </w:r>
-            <w:r>
-              <w:t xml:space="preserve">, </w:t>
-            </w:r>
-            <w:r>
-              <w:rPr>
-                <w:b/>
-                <w:bCs/>
-              </w:rPr>
-              <w:t xml:space="preserve">News Subscribe</w:t>
-            </w:r>
-          </w:p>
-        </w:tc>
-        <w:tc>
-          <w:p>
-            <w:r>
-              <w:t xml:space="preserve">The release's topics. A release editor can copy them into a release.</w:t>
+              <w:t xml:space="preserve">Venue</w:t>
+            </w:r>
+          </w:p>
+        </w:tc>
+        <w:tc>
+          <w:p>
+            <w:r>
+              <w:t xml:space="preserve">Where it takes place. When you choose the city for places not on the list, </w:t>
+            </w:r>
+            <w:r>
+              <w:rPr>
+                <w:b/>
+                <w:bCs/>
+              </w:rPr>
+              <w:t xml:space="preserve">Other City</w:t>
+            </w:r>
+            <w:r>
+              <w:t xml:space="preserve"> appears: type the city there. Venue and Other City take up to 55 characters.</w:t>
             </w:r>
           </w:p>
         </w:tc>
@@ -5965,22 +5998,24 @@
                 <w:b/>
                 <w:bCs/>
               </w:rPr>
-              <w:t xml:space="preserve">BC Gov News</w:t>
-            </w:r>
-          </w:p>
-        </w:tc>
-        <w:tc>
-          <w:p>
-            <w:r>
-              <w:t xml:space="preserve">The news releases linked to this activity. See </w:t>
-            </w:r>
-            <w:hyperlink w:history="1" w:anchor="section_9">
-              <w:r>
-                <w:t xml:space="preserve">Releases and the Forecast</w:t>
-              </w:r>
-            </w:hyperlink>
-            <w:r>
-              <w:t xml:space="preserve">.</w:t>
+              <w:t xml:space="preserve">Event Planner</w:t>
+            </w:r>
+            <w:r>
+              <w:t xml:space="preserve">, </w:t>
+            </w:r>
+            <w:r>
+              <w:rPr>
+                <w:b/>
+                <w:bCs/>
+              </w:rPr>
+              <w:t xml:space="preserve">Digital</w:t>
+            </w:r>
+          </w:p>
+        </w:tc>
+        <w:tc>
+          <w:p>
+            <w:r>
+              <w:t xml:space="preserve">Who plans the event, and the videographer.</w:t>
             </w:r>
           </w:p>
         </w:tc>
@@ -5992,7 +6027,15 @@
         <w:pStyle w:val="Heading2"/>
       </w:pPr>
       <w:r>
-        <w:t xml:space="preserve">Event</w:t>
+        <w:t xml:space="preserve">Look Ahead</w:t>
+      </w:r>
+    </w:p>
+    <w:p>
+      <w:pPr>
+        <w:spacing w:after="120"/>
+      </w:pPr>
+      <w:r>
+        <w:t xml:space="preserve">Only HQ sees this section. Other users' saves leave it as it is.</w:t>
       </w:r>
     </w:p>
     <w:tbl>
@@ -6052,44 +6095,14 @@
                 <w:b/>
                 <w:bCs/>
               </w:rPr>
-              <w:t xml:space="preserve">Premier Requested</w:t>
-            </w:r>
-          </w:p>
-        </w:tc>
-        <w:tc>
-          <w:p>
-            <w:r>
-              <w:t xml:space="preserve">Whether the Premier was asked to take part, such as </w:t>
-            </w:r>
-            <w:r>
-              <w:rPr>
-                <w:b/>
-                <w:bCs/>
-              </w:rPr>
-              <w:t xml:space="preserve">Yes</w:t>
-            </w:r>
-            <w:r>
-              <w:t xml:space="preserve">, </w:t>
-            </w:r>
-            <w:r>
-              <w:rPr>
-                <w:b/>
-                <w:bCs/>
-              </w:rPr>
-              <w:t xml:space="preserve">No</w:t>
-            </w:r>
-            <w:r>
-              <w:t xml:space="preserve"> or </w:t>
-            </w:r>
-            <w:r>
-              <w:rPr>
-                <w:b/>
-                <w:bCs/>
-              </w:rPr>
-              <w:t xml:space="preserve">Invited</w:t>
-            </w:r>
-            <w:r>
-              <w:t xml:space="preserve">.</w:t>
+              <w:t xml:space="preserve">Executive Summary</w:t>
+            </w:r>
+          </w:p>
+        </w:tc>
+        <w:tc>
+          <w:p>
+            <w:r>
+              <w:t xml:space="preserve">Shown in HQ's Look Ahead report. Up to 2,000 characters.</w:t>
             </w:r>
           </w:p>
         </w:tc>
@@ -6102,14 +6115,41 @@
                 <w:b/>
                 <w:bCs/>
               </w:rPr>
-              <w:t xml:space="preserve">Representative</w:t>
-            </w:r>
-          </w:p>
-        </w:tc>
-        <w:tc>
-          <w:p>
-            <w:r>
-              <w:t xml:space="preserve">Who represents government at the activity.</w:t>
+              <w:t xml:space="preserve">LA Status</w:t>
+            </w:r>
+          </w:p>
+        </w:tc>
+        <w:tc>
+          <w:p>
+            <w:r>
+              <w:rPr>
+                <w:b/>
+                <w:bCs/>
+              </w:rPr>
+              <w:t xml:space="preserve">None</w:t>
+            </w:r>
+            <w:r>
+              <w:t xml:space="preserve">, </w:t>
+            </w:r>
+            <w:r>
+              <w:rPr>
+                <w:b/>
+                <w:bCs/>
+              </w:rPr>
+              <w:t xml:space="preserve">New</w:t>
+            </w:r>
+            <w:r>
+              <w:t xml:space="preserve"> or </w:t>
+            </w:r>
+            <w:r>
+              <w:rPr>
+                <w:b/>
+                <w:bCs/>
+              </w:rPr>
+              <w:t xml:space="preserve">Changed</w:t>
+            </w:r>
+            <w:r>
+              <w:t xml:space="preserve">. HQ's Look Ahead flags the activity NEW or CHANGED.</w:t>
             </w:r>
           </w:p>
         </w:tc>
@@ -6122,14 +6162,94 @@
                 <w:b/>
                 <w:bCs/>
               </w:rPr>
-              <w:t xml:space="preserve">At BC Legislature</w:t>
-            </w:r>
-          </w:p>
-        </w:tc>
-        <w:tc>
-          <w:p>
-            <w:r>
-              <w:t xml:space="preserve">Tick it if it takes place there.</w:t>
+              <w:t xml:space="preserve">LA Section</w:t>
+            </w:r>
+          </w:p>
+        </w:tc>
+        <w:tc>
+          <w:p>
+            <w:r>
+              <w:t xml:space="preserve">Where the activity goes in the Look Ahead. It is worked out from fields above it: </w:t>
+            </w:r>
+            <w:r>
+              <w:rPr>
+                <w:b/>
+                <w:bCs/>
+              </w:rPr>
+              <w:t xml:space="preserve">Category</w:t>
+            </w:r>
+            <w:r>
+              <w:t xml:space="preserve">, </w:t>
+            </w:r>
+            <w:r>
+              <w:rPr>
+                <w:b/>
+                <w:bCs/>
+              </w:rPr>
+              <w:t xml:space="preserve">Issue</w:t>
+            </w:r>
+            <w:r>
+              <w:t xml:space="preserve">, </w:t>
+            </w:r>
+            <w:r>
+              <w:rPr>
+                <w:b/>
+                <w:bCs/>
+              </w:rPr>
+              <w:t xml:space="preserve">Confidential (not for Look Ahead)</w:t>
+            </w:r>
+            <w:r>
+              <w:t xml:space="preserve">, </w:t>
+            </w:r>
+            <w:r>
+              <w:rPr>
+                <w:b/>
+                <w:bCs/>
+              </w:rPr>
+              <w:t xml:space="preserve">Lead Ministry</w:t>
+            </w:r>
+            <w:r>
+              <w:t xml:space="preserve">, </w:t>
+            </w:r>
+            <w:r>
+              <w:rPr>
+                <w:b/>
+                <w:bCs/>
+              </w:rPr>
+              <w:t xml:space="preserve">Comm Materials</w:t>
+            </w:r>
+            <w:r>
+              <w:t xml:space="preserve">, </w:t>
+            </w:r>
+            <w:r>
+              <w:rPr>
+                <w:b/>
+                <w:bCs/>
+              </w:rPr>
+              <w:t xml:space="preserve">Dates Confirmed</w:t>
+            </w:r>
+            <w:r>
+              <w:t xml:space="preserve"> and the start and end dates. Its hint names them. Choose another section to override it; it then says "Override" and offers </w:t>
+            </w:r>
+            <w:r>
+              <w:rPr>
+                <w:b/>
+                <w:bCs/>
+              </w:rPr>
+              <w:t xml:space="preserve">Use the inferred section</w:t>
+            </w:r>
+            <w:r>
+              <w:t xml:space="preserve">. Awareness dates and activities led by the ministry shown as </w:t>
+            </w:r>
+            <w:r>
+              <w:rPr>
+                <w:b/>
+                <w:bCs/>
+              </w:rPr>
+              <w:t xml:space="preserve">CITENG</w:t>
+            </w:r>
+            <w:r>
+              <w:t xml:space="preserve"> keep a fixed section, which can't be overridden.</w:t>
             </w:r>
           </w:p>
         </w:tc>
@@ -6142,70 +6262,48 @@
                 <w:b/>
                 <w:bCs/>
               </w:rPr>
-              <w:t xml:space="preserve">City</w:t>
-            </w:r>
-            <w:r>
-              <w:t xml:space="preserve">, </w:t>
-            </w:r>
-            <w:r>
-              <w:rPr>
-                <w:b/>
-                <w:bCs/>
-              </w:rPr>
-              <w:t xml:space="preserve">Venue</w:t>
-            </w:r>
-          </w:p>
-        </w:tc>
-        <w:tc>
-          <w:p>
-            <w:r>
-              <w:t xml:space="preserve">Where it takes place. When you choose the city for places not on the list, </w:t>
-            </w:r>
-            <w:r>
-              <w:rPr>
-                <w:b/>
-                <w:bCs/>
-              </w:rPr>
-              <w:t xml:space="preserve">Other City</w:t>
-            </w:r>
-            <w:r>
-              <w:t xml:space="preserve"> appears: type the city there. Venue and Other City take up to 55 characters.</w:t>
-            </w:r>
-          </w:p>
-        </w:tc>
-      </w:tr>
-      <w:tr>
-        <w:tc>
-          <w:p>
-            <w:r>
-              <w:rPr>
-                <w:b/>
-                <w:bCs/>
-              </w:rPr>
-              <w:t xml:space="preserve">Event Planner</w:t>
-            </w:r>
-            <w:r>
-              <w:t xml:space="preserve">, </w:t>
-            </w:r>
-            <w:r>
-              <w:rPr>
-                <w:b/>
-                <w:bCs/>
-              </w:rPr>
-              <w:t xml:space="preserve">Digital</w:t>
-            </w:r>
-          </w:p>
-        </w:tc>
-        <w:tc>
-          <w:p>
-            <w:r>
-              <w:t xml:space="preserve">Who plans the event, and the videographer.</w:t>
+              <w:t xml:space="preserve">Long Term Outlook</w:t>
+            </w:r>
+          </w:p>
+        </w:tc>
+        <w:tc>
+          <w:p>
+            <w:r>
+              <w:t xml:space="preserve">Tick it to list the activity in the Look Ahead's Long Term Outlook.</w:t>
             </w:r>
           </w:p>
         </w:tc>
       </w:tr>
     </w:tbl>
     <w:p/>
+    <w:p>
+      <w:pPr>
+        <w:spacing w:after="120"/>
+      </w:pPr>
+      <w:r>
+        <w:t xml:space="preserve">An activity marked </w:t>
+      </w:r>
+      <w:r>
+        <w:rPr>
+          <w:b/>
+          <w:bCs/>
+        </w:rPr>
+        <w:t xml:space="preserve">Confidential (not for Look Ahead)</w:t>
+      </w:r>
+      <w:r>
+        <w:t xml:space="preserve"> whose section is overridden needs an </w:t>
+      </w:r>
+      <w:r>
+        <w:rPr>
+          <w:b/>
+          <w:bCs/>
+        </w:rPr>
+        <w:t xml:space="preserve">Executive Summary</w:t>
+      </w:r>
+      <w:r>
+        <w:t xml:space="preserve">.</w:t>
+      </w:r>
+    </w:p>
     <w:p>
       <w:pPr>
         <w:spacing w:after="120"/>
@@ -6580,7 +6678,7 @@
           <w:b/>
           <w:bCs/>
         </w:rPr>
-        <w:t xml:space="preserve">Not for Look Ahead</w:t>
+        <w:t xml:space="preserve">Confidential (not for Look Ahead)</w:t>
       </w:r>
       <w:r>
         <w:t xml:space="preserve">.</w:t>
@@ -7067,7 +7165,7 @@
         <w:pStyle w:val="Heading2"/>
       </w:pPr>
       <w:r>
-        <w:t xml:space="preserve">The Look Ahead filter</w:t>
+        <w:t xml:space="preserve">The Confidential filter</w:t>
       </w:r>
     </w:p>
     <w:p>
@@ -7082,10 +7180,10 @@
           <w:b/>
           <w:bCs/>
         </w:rPr>
-        <w:t xml:space="preserve">Look Ahead filter</w:t>
-      </w:r>
-      <w:r>
-        <w:t xml:space="preserve"> above the list narrows the list, and the reports made from it:</w:t>
+        <w:t xml:space="preserve">Confidential filter</w:t>
+      </w:r>
+      <w:r>
+        <w:t xml:space="preserve"> above the list (the old Calendar's Look Ahead filter) narrows the list, and the reports made from it:</w:t>
       </w:r>
     </w:p>
     <w:p>
@@ -7101,7 +7199,7 @@
           <w:b/>
           <w:bCs/>
         </w:rPr>
-        <w:t xml:space="preserve">Look Ahead Only</w:t>
+        <w:t xml:space="preserve">Not confidential only</w:t>
       </w:r>
       <w:r>
         <w:t xml:space="preserve"> shows activities that aren't marked </w:t>
@@ -7111,7 +7209,7 @@
           <w:b/>
           <w:bCs/>
         </w:rPr>
-        <w:t xml:space="preserve">Not for Look Ahead</w:t>
+        <w:t xml:space="preserve">Confidential (not for Look Ahead)</w:t>
       </w:r>
       <w:r>
         <w:t xml:space="preserve">.</w:t>
@@ -7130,7 +7228,7 @@
           <w:b/>
           <w:bCs/>
         </w:rPr>
-        <w:t xml:space="preserve">Not for Look Ahead Only</w:t>
+        <w:t xml:space="preserve">Confidential only</w:t>
       </w:r>
       <w:r>
         <w:t xml:space="preserve"> shows only those that are.</w:t>
@@ -7153,6 +7251,34 @@
       </w:r>
       <w:r>
         <w:t xml:space="preserve"> turns it off.</w:t>
+      </w:r>
+    </w:p>
+    <w:p>
+      <w:pPr>
+        <w:spacing w:after="120"/>
+      </w:pPr>
+      <w:r>
+        <w:t xml:space="preserve">It works straight away, without </w:t>
+      </w:r>
+      <w:r>
+        <w:rPr>
+          <w:b/>
+          <w:bCs/>
+        </w:rPr>
+        <w:t xml:space="preserve">Apply filters</w:t>
+      </w:r>
+      <w:r>
+        <w:t xml:space="preserve">. While it is on, the line beside </w:t>
+      </w:r>
+      <w:r>
+        <w:rPr>
+          <w:b/>
+          <w:bCs/>
+        </w:rPr>
+        <w:t xml:space="preserve">Filters</w:t>
+      </w:r>
+      <w:r>
+        <w:t xml:space="preserve"> names it. A saved query doesn't keep it.</w:t>
       </w:r>
     </w:p>
     <w:p>
@@ -7743,6 +7869,18 @@
     </w:p>
     <w:p>
       <w:pPr>
+        <w:pStyle w:val="ListParagraph"/>
+        <w:numPr>
+          <w:ilvl w:val="0"/>
+          <w:numId w:val="1"/>
+        </w:numPr>
+      </w:pPr>
+      <w:r>
+        <w:t xml:space="preserve">Reports and the Excel export still mark confidential activities "Not for Look Ahead".</w:t>
+      </w:r>
+    </w:p>
+    <w:p>
+      <w:pPr>
         <w:pStyle w:val="Heading2"/>
       </w:pPr>
       <w:r>
@@ -7817,7 +7955,7 @@
           <w:b/>
           <w:bCs/>
         </w:rPr>
-        <w:t xml:space="preserve">Look Ahead filter</w:t>
+        <w:t xml:space="preserve">Confidential filter</w:t>
       </w:r>
       <w:r>
         <w:t xml:space="preserve"> also narrows the reports.</w:t>
@@ -8357,7 +8495,7 @@
           <w:b/>
           <w:bCs/>
         </w:rPr>
-        <w:t xml:space="preserve">Not for Look Ahead</w:t>
+        <w:t xml:space="preserve">Confidential (not for Look Ahead)</w:t>
       </w:r>
       <w:r>
         <w:t xml:space="preserve">;</w:t>
@@ -8473,7 +8611,7 @@
           <w:b/>
           <w:bCs/>
         </w:rPr>
-        <w:t xml:space="preserve">Not for Look Ahead</w:t>
+        <w:t xml:space="preserve">Confidential (not for Look Ahead)</w:t>
       </w:r>
       <w:r>
         <w:t xml:space="preserve"> takes it off the </w:t>

--- a/hub/manuals/calendar-advanced.docx
+++ b/hub/manuals/calendar-advanced.docx
@@ -3555,7 +3555,25 @@
         <w:t xml:space="preserve">Save</w:t>
       </w:r>
       <w:r>
-        <w:t xml:space="preserve">. You are back where you came from and see, for example, "Saved HLTH-21."</w:t>
+        <w:t xml:space="preserve">. You are back where you came from and see, for example, "Saved HLTH-21." In an HQ organization you also see </w:t>
+      </w:r>
+      <w:r>
+        <w:rPr>
+          <w:b/>
+          <w:bCs/>
+        </w:rPr>
+        <w:t xml:space="preserve">Save and review</w:t>
+      </w:r>
+      <w:r>
+        <w:t xml:space="preserve">, which saves and marks it reviewed in one step. See </w:t>
+      </w:r>
+      <w:hyperlink w:history="1" w:anchor="section_7">
+        <w:r>
+          <w:t xml:space="preserve">HQ review and corporate queries</w:t>
+        </w:r>
+      </w:hyperlink>
+      <w:r>
+        <w:t xml:space="preserve">.</w:t>
       </w:r>
     </w:p>
     <w:p>
@@ -6870,7 +6888,17 @@
         <w:spacing w:after="120"/>
       </w:pPr>
       <w:r>
-        <w:t xml:space="preserve">If you have unsaved changes, save or cancel them first: the page says "Save or cancel your changes to review or clone."</w:t>
+        <w:t xml:space="preserve">If you have unsaved changes, save or cancel them first: the page says "Save or cancel your changes to review or clone, or choose Save and review." </w:t>
+      </w:r>
+      <w:r>
+        <w:rPr>
+          <w:b/>
+          <w:bCs/>
+        </w:rPr>
+        <w:t xml:space="preserve">Save and review</w:t>
+      </w:r>
+      <w:r>
+        <w:t xml:space="preserve"> is described below.</w:t>
       </w:r>
     </w:p>
     <w:p>
@@ -6899,6 +6927,106 @@
       </w:r>
       <w:r>
         <w:t xml:space="preserve"> again.</w:t>
+      </w:r>
+    </w:p>
+    <w:p>
+      <w:pPr>
+        <w:pStyle w:val="Heading2"/>
+      </w:pPr>
+      <w:r>
+        <w:t xml:space="preserve">Save and review</w:t>
+      </w:r>
+    </w:p>
+    <w:p>
+      <w:pPr>
+        <w:spacing w:after="120"/>
+      </w:pPr>
+      <w:r>
+        <w:t xml:space="preserve">When you change an activity yourself, your save marks your own changes "Changed: needs review". </w:t>
+      </w:r>
+      <w:r>
+        <w:rPr>
+          <w:b/>
+          <w:bCs/>
+        </w:rPr>
+        <w:t xml:space="preserve">Save and review</w:t>
+      </w:r>
+      <w:r>
+        <w:t xml:space="preserve">, beside </w:t>
+      </w:r>
+      <w:r>
+        <w:rPr>
+          <w:b/>
+          <w:bCs/>
+        </w:rPr>
+        <w:t xml:space="preserve">Save</w:t>
+      </w:r>
+      <w:r>
+        <w:t xml:space="preserve">, saves your changes and then marks the activity </w:t>
+      </w:r>
+      <w:r>
+        <w:rPr>
+          <w:b/>
+          <w:bCs/>
+        </w:rPr>
+        <w:t xml:space="preserve">Reviewed</w:t>
+      </w:r>
+      <w:r>
+        <w:t xml:space="preserve">, as </w:t>
+      </w:r>
+      <w:r>
+        <w:rPr>
+          <w:b/>
+          <w:bCs/>
+        </w:rPr>
+        <w:t xml:space="preserve">Save</w:t>
+      </w:r>
+      <w:r>
+        <w:t xml:space="preserve"> followed by </w:t>
+      </w:r>
+      <w:r>
+        <w:rPr>
+          <w:b/>
+          <w:bCs/>
+        </w:rPr>
+        <w:t xml:space="preserve">Review</w:t>
+      </w:r>
+      <w:r>
+        <w:t xml:space="preserve"> would. You go back to where you opened it, and see, for example, "Saved and reviewed HLTH-21." ⌘S or Ctrl+S is still a plain </w:t>
+      </w:r>
+      <w:r>
+        <w:rPr>
+          <w:b/>
+          <w:bCs/>
+        </w:rPr>
+        <w:t xml:space="preserve">Save</w:t>
+      </w:r>
+      <w:r>
+        <w:t xml:space="preserve">.</w:t>
+      </w:r>
+    </w:p>
+    <w:p>
+      <w:pPr>
+        <w:pStyle w:val="ListParagraph"/>
+        <w:numPr>
+          <w:ilvl w:val="0"/>
+          <w:numId w:val="1"/>
+        </w:numPr>
+      </w:pPr>
+      <w:r>
+        <w:t xml:space="preserve">If the save finds a problem, nothing is reviewed and your changes stay on screen.</w:t>
+      </w:r>
+    </w:p>
+    <w:p>
+      <w:pPr>
+        <w:pStyle w:val="ListParagraph"/>
+        <w:numPr>
+          <w:ilvl w:val="0"/>
+          <w:numId w:val="1"/>
+        </w:numPr>
+      </w:pPr>
+      <w:r>
+        <w:t xml:space="preserve">If the save works but the review doesn't, the activity stays saved and open, and the page says so, for example "Saved HLTH-21, but it wasn't marked reviewed: someone changed it in between. Reload to see their change, then choose Review."</w:t>
       </w:r>
     </w:p>
     <w:p>

--- a/hub/manuals/calendar-advanced.docx
+++ b/hub/manuals/calendar-advanced.docx
@@ -1789,7 +1789,17 @@
         <w:t xml:space="preserve">Search for</w:t>
       </w:r>
       <w:r>
-        <w:t xml:space="preserve"> takes an activity number, such as HLTH-12345, or words in the title, summary, city and other text. An activity number finds that activity whatever the other filters and dates say. A plain number without the ministry counts as an activity number only above 10,000; a smaller one, such as a year, is searched as a word.</w:t>
+        <w:t xml:space="preserve"> takes an activity number, such as HLTH-12345, or words in the title, summary, city and other text. An activity number finds that activity whatever the other filters and dates say; the line beside </w:t>
+      </w:r>
+      <w:r>
+        <w:rPr>
+          <w:b/>
+          <w:bCs/>
+        </w:rPr>
+        <w:t xml:space="preserve">Filters</w:t>
+      </w:r>
+      <w:r>
+        <w:t xml:space="preserve"> then says, for example, "Activity number: HLTH-12345 only". A plain number without the ministry counts as an activity number only above 10,000; a smaller one, such as a year, is searched as a word.</w:t>
       </w:r>
     </w:p>
     <w:p>
@@ -2424,7 +2434,7 @@
         <w:t xml:space="preserve">Export and reports</w:t>
       </w:r>
       <w:r>
-        <w:t xml:space="preserve">.</w:t>
+        <w:t xml:space="preserve">. Check the filter it says it will use, such as "Uses your list filter: none (every activity you can see)."</w:t>
       </w:r>
     </w:p>
     <w:p>
@@ -3454,7 +3464,47 @@
         <w:t xml:space="preserve">Lead Ministry</w:t>
       </w:r>
       <w:r>
-        <w:t xml:space="preserve">.</w:t>
+        <w:t xml:space="preserve">. If you are a comm contact of the lead ministry, you are already its </w:t>
+      </w:r>
+      <w:r>
+        <w:rPr>
+          <w:b/>
+          <w:bCs/>
+        </w:rPr>
+        <w:t xml:space="preserve">Comm Contact</w:t>
+      </w:r>
+      <w:r>
+        <w:t xml:space="preserve">. Choosing another </w:t>
+      </w:r>
+      <w:r>
+        <w:rPr>
+          <w:b/>
+          <w:bCs/>
+        </w:rPr>
+        <w:t xml:space="preserve">Lead Ministry</w:t>
+      </w:r>
+      <w:r>
+        <w:t xml:space="preserve"> picks you again where you are one of its comm contacts, until you choose a comm contact yourself. The </w:t>
+      </w:r>
+      <w:r>
+        <w:rPr>
+          <w:b/>
+          <w:bCs/>
+        </w:rPr>
+        <w:t xml:space="preserve">End</w:t>
+      </w:r>
+      <w:r>
+        <w:t xml:space="preserve"> date follows the </w:t>
+      </w:r>
+      <w:r>
+        <w:rPr>
+          <w:b/>
+          <w:bCs/>
+        </w:rPr>
+        <w:t xml:space="preserve">Start</w:t>
+      </w:r>
+      <w:r>
+        <w:t xml:space="preserve"> date until you set the end date yourself.</w:t>
       </w:r>
     </w:p>
     <w:p>
@@ -3706,7 +3756,17 @@
         <w:t xml:space="preserve">Releases</w:t>
       </w:r>
       <w:r>
-        <w:t xml:space="preserve"> within a minute. See </w:t>
+        <w:t xml:space="preserve"> within a minute. A release already linked to the activity doesn't change. If a linked release is still to go out and you change a date or time, a warning above </w:t>
+      </w:r>
+      <w:r>
+        <w:rPr>
+          <w:b/>
+          <w:bCs/>
+        </w:rPr>
+        <w:t xml:space="preserve">Save</w:t>
+      </w:r>
+      <w:r>
+        <w:t xml:space="preserve"> says so, for example "A release is planned against HLTH-21 (Release 2026HLTH0001: Scheduled, Nov 4, 2026 10:00 AM). Changing the date or time here doesn't move the release. Tell the release editor." The same words follow "Saved HLTH-21." Tell the release editor. See </w:t>
       </w:r>
       <w:hyperlink w:history="1" w:anchor="section_9">
         <w:r>
@@ -3813,7 +3873,27 @@
         <w:t xml:space="preserve">Clone</w:t>
       </w:r>
       <w:r>
-        <w:t xml:space="preserve"> makes a new activity from this one, for the same lead ministry and comm contact.</w:t>
+        <w:t xml:space="preserve"> opens </w:t>
+      </w:r>
+      <w:r>
+        <w:rPr>
+          <w:b/>
+          <w:bCs/>
+        </w:rPr>
+        <w:t xml:space="preserve">New activity</w:t>
+      </w:r>
+      <w:r>
+        <w:t xml:space="preserve"> filled in from this one, for the same lead ministry and comm contact. Nothing is created until you choose </w:t>
+      </w:r>
+      <w:r>
+        <w:rPr>
+          <w:b/>
+          <w:bCs/>
+        </w:rPr>
+        <w:t xml:space="preserve">Save</w:t>
+      </w:r>
+      <w:r>
+        <w:t xml:space="preserve">.</w:t>
       </w:r>
     </w:p>
     <w:p>
@@ -3847,7 +3927,17 @@
         <w:t xml:space="preserve">Clone</w:t>
       </w:r>
       <w:r>
-        <w:t xml:space="preserve">. The new activity opens, and you see, for example, "Cloned HLTH-21 as HLTH-22."</w:t>
+        <w:t xml:space="preserve">. </w:t>
+      </w:r>
+      <w:r>
+        <w:rPr>
+          <w:b/>
+          <w:bCs/>
+        </w:rPr>
+        <w:t xml:space="preserve">New activity</w:t>
+      </w:r>
+      <w:r>
+        <w:t xml:space="preserve"> opens with "This is an unsaved copy of HLTH-21. Nothing is created until you choose Save. Cancel leaves no copy behind."</w:t>
       </w:r>
     </w:p>
     <w:p>
@@ -3859,7 +3949,7 @@
         </w:numPr>
       </w:pPr>
       <w:r>
-        <w:t xml:space="preserve">Check it, change what differs, and choose </w:t>
+        <w:t xml:space="preserve">Change what differs, and choose </w:t>
       </w:r>
       <w:r>
         <w:rPr>
@@ -3869,15 +3959,30 @@
         <w:t xml:space="preserve">Save</w:t>
       </w:r>
       <w:r>
-        <w:t xml:space="preserve">.</w:t>
-      </w:r>
-    </w:p>
-    <w:p>
-      <w:pPr>
-        <w:spacing w:after="120"/>
-      </w:pPr>
-      <w:r>
-        <w:t xml:space="preserve">The clone starts as </w:t>
+        <w:t xml:space="preserve">. You see, for example, "Cloned HLTH-21 as HLTH-22." The new activity stays open, so you can add files.</w:t>
+      </w:r>
+    </w:p>
+    <w:p>
+      <w:pPr>
+        <w:spacing w:after="120"/>
+      </w:pPr>
+      <w:r>
+        <w:rPr>
+          <w:b/>
+          <w:bCs/>
+        </w:rPr>
+        <w:t xml:space="preserve">Cancel</w:t>
+      </w:r>
+      <w:r>
+        <w:t xml:space="preserve">, or leaving the page another way, creates nothing.</w:t>
+      </w:r>
+    </w:p>
+    <w:p>
+      <w:pPr>
+        <w:spacing w:after="120"/>
+      </w:pPr>
+      <w:r>
+        <w:t xml:space="preserve">The copy starts as </w:t>
       </w:r>
       <w:r>
         <w:rPr>
@@ -3887,7 +3992,17 @@
         <w:t xml:space="preserve">New</w:t>
       </w:r>
       <w:r>
-        <w:t xml:space="preserve">. It copies the activity's fields except these:</w:t>
+        <w:t xml:space="preserve">, and its </w:t>
+      </w:r>
+      <w:r>
+        <w:rPr>
+          <w:b/>
+          <w:bCs/>
+        </w:rPr>
+        <w:t xml:space="preserve">View changes</w:t>
+      </w:r>
+      <w:r>
+        <w:t xml:space="preserve"> says "created it as a clone", naming the activity it was cloned from. Like any new activity, the copy must have every required field filled in before it saves; an older activity may be missing some. It copies the activity's fields except these:</w:t>
       </w:r>
     </w:p>
     <w:p>
@@ -4101,7 +4216,35 @@
         <w:spacing w:after="120"/>
       </w:pPr>
       <w:r>
-        <w:t xml:space="preserve">A file can be a PDF, a PNG, JPEG or GIF image, a Word, Excel or PowerPoint file, an Outlook message, RTF, text or CSV. Each can be up to 25 MB, and an activity holds up to 50. A file with the same name replaces the old one.</w:t>
+        <w:t xml:space="preserve">A file can be a PDF, a PNG, JPEG or GIF image, a Word, Excel or PowerPoint file, an Outlook message, RTF, text or CSV. Each can be up to 25 MB, and an activity holds up to 50.</w:t>
+      </w:r>
+    </w:p>
+    <w:p>
+      <w:pPr>
+        <w:spacing w:after="120"/>
+      </w:pPr>
+      <w:r>
+        <w:t xml:space="preserve">A file with the same name as one already attached replaces it, but only after you agree. The Hub asks, for example, "A file named Briefing note.docx is already attached (added Oct 12, 2026 by Pat Smith). Replace it? The old file is deleted." Choose </w:t>
+      </w:r>
+      <w:r>
+        <w:rPr>
+          <w:b/>
+          <w:bCs/>
+        </w:rPr>
+        <w:t xml:space="preserve">Replace</w:t>
+      </w:r>
+      <w:r>
+        <w:t xml:space="preserve">, and you see "Replaced Briefing note.docx." Choose </w:t>
+      </w:r>
+      <w:r>
+        <w:rPr>
+          <w:b/>
+          <w:bCs/>
+        </w:rPr>
+        <w:t xml:space="preserve">Cancel</w:t>
+      </w:r>
+      <w:r>
+        <w:t xml:space="preserve">, and you see "Nothing was added.": none of the files you picked is added.</w:t>
       </w:r>
     </w:p>
     <w:p>
@@ -4160,7 +4303,7 @@
         <w:t xml:space="preserve">View changes</w:t>
       </w:r>
       <w:r>
-        <w:t xml:space="preserve"> lists every change to the activity, newest first. Each entry says when, who and what they did, such as "changed it", "created it as a clone", "reviewed it", "transferred it" or "cleared its LA status". A table shows each field before and after. Changes brought over from the old Calendar are marked "from legacy log".</w:t>
+        <w:t xml:space="preserve"> lists every change to the activity, newest first. Each entry says when, who and what they did, such as "changed it", "created it as a clone" (the copy may have been changed before it was saved), "reviewed it", "transferred it" or "cleared its LA status". A table shows each field before and after. Changes brought over from the old Calendar are marked "from legacy log".</w:t>
       </w:r>
     </w:p>
     <w:p>
@@ -4452,6 +4595,42 @@
         <w:tc>
           <w:p>
             <w:r>
+              <w:t xml:space="preserve">"You can no longer copy the activity this was copied from. Start a new activity instead."</w:t>
+            </w:r>
+          </w:p>
+        </w:tc>
+        <w:tc>
+          <w:p>
+            <w:r>
+              <w:t xml:space="preserve">The activity you cloned was deleted, or moved out of your ministries, while the copy was open. Choose </w:t>
+            </w:r>
+            <w:r>
+              <w:rPr>
+                <w:b/>
+                <w:bCs/>
+              </w:rPr>
+              <w:t xml:space="preserve">Cancel</w:t>
+            </w:r>
+            <w:r>
+              <w:t xml:space="preserve">, then </w:t>
+            </w:r>
+            <w:r>
+              <w:rPr>
+                <w:b/>
+                <w:bCs/>
+              </w:rPr>
+              <w:t xml:space="preserve">New activity</w:t>
+            </w:r>
+            <w:r>
+              <w:t xml:space="preserve">.</w:t>
+            </w:r>
+          </w:p>
+        </w:tc>
+      </w:tr>
+      <w:tr>
+        <w:tc>
+          <w:p>
+            <w:r>
               <w:t xml:space="preserve">"Couldn't save. Your changes are still here; try again."</w:t>
             </w:r>
           </w:p>
@@ -5280,7 +5459,7 @@
               <w:t xml:space="preserve">Lead Ministry</w:t>
             </w:r>
             <w:r>
-              <w:t xml:space="preserve">, chosen above, are offered.</w:t>
+              <w:t xml:space="preserve">, chosen above, are offered. On a new activity it starts as you, when you are one of them.</w:t>
             </w:r>
           </w:p>
         </w:tc>
@@ -5529,7 +5708,7 @@
         <w:tc>
           <w:p>
             <w:r>
-              <w:t xml:space="preserve">The end can't be before the start.</w:t>
+              <w:t xml:space="preserve">The end can't be before the start. On a new activity the end date follows the start date until you set it yourself.</w:t>
             </w:r>
           </w:p>
         </w:tc>
@@ -7733,7 +7912,37 @@
         <w:t xml:space="preserve">Export and reports</w:t>
       </w:r>
       <w:r>
-        <w:t xml:space="preserve">.</w:t>
+        <w:t xml:space="preserve">. The panel starts by saying which filter it will use, for example "Uses your list filter: Dates: 2026-11-01 to 2026-11-14 · My Watchlist Only." It warns you when something you may not have meant to keep narrows it: a </w:t>
+      </w:r>
+      <w:r>
+        <w:rPr>
+          <w:b/>
+          <w:bCs/>
+        </w:rPr>
+        <w:t xml:space="preserve">Display</w:t>
+      </w:r>
+      <w:r>
+        <w:t xml:space="preserve"> choice the list keeps from last time, or an activity number in </w:t>
+      </w:r>
+      <w:r>
+        <w:rPr>
+          <w:b/>
+          <w:bCs/>
+        </w:rPr>
+        <w:t xml:space="preserve">Search for</w:t>
+      </w:r>
+      <w:r>
+        <w:t xml:space="preserve">, which leaves only that activity and ignores the dates and other filters. Change the filter under </w:t>
+      </w:r>
+      <w:r>
+        <w:rPr>
+          <w:b/>
+          <w:bCs/>
+        </w:rPr>
+        <w:t xml:space="preserve">Filters</w:t>
+      </w:r>
+      <w:r>
+        <w:t xml:space="preserve"> first if that isn't what you want.</w:t>
       </w:r>
     </w:p>
     <w:p>
@@ -7956,6 +8165,28 @@
         </w:numPr>
       </w:pPr>
       <w:r>
+        <w:t xml:space="preserve">Each report says under its heading which filter it used, and the Excel export says it on its last row, below the confidentiality notice, for example "Filter: Dates: 2026-11-01 to 2026-11-14 · Lead Ministry: HLTH", or "Filter: none (every activity you can see)". The filter line includes any words you typed in </w:t>
+      </w:r>
+      <w:r>
+        <w:rPr>
+          <w:b/>
+          <w:bCs/>
+        </w:rPr>
+        <w:t xml:space="preserve">Search for</w:t>
+      </w:r>
+      <w:r>
+        <w:t xml:space="preserve">, so clear them first if they shouldn't go out with the report.</w:t>
+      </w:r>
+    </w:p>
+    <w:p>
+      <w:pPr>
+        <w:pStyle w:val="ListParagraph"/>
+        <w:numPr>
+          <w:ilvl w:val="0"/>
+          <w:numId w:val="1"/>
+        </w:numPr>
+      </w:pPr>
+      <w:r>
         <w:t xml:space="preserve">A report holds only activities you can see. Deleted activities are never in it.</w:t>
       </w:r>
     </w:p>
@@ -8720,7 +8951,17 @@
         </w:numPr>
       </w:pPr>
       <w:r>
-        <w:t xml:space="preserve">Changing an activity doesn't change a release already linked to it. What was copied into the release stays as it was. Tell the release editor if the release needs to change.</w:t>
+        <w:t xml:space="preserve">Changing an activity doesn't change a release already linked to it. What was copied into the release stays as it was. Tell the release editor if the release needs to change. When a linked release is still to go out and you change the activity's date or time, the activity warns you above </w:t>
+      </w:r>
+      <w:r>
+        <w:rPr>
+          <w:b/>
+          <w:bCs/>
+        </w:rPr>
+        <w:t xml:space="preserve">Save</w:t>
+      </w:r>
+      <w:r>
+        <w:t xml:space="preserve">: "A release is planned against HLTH-21 …"</w:t>
       </w:r>
     </w:p>
     <w:p>

--- a/hub/manuals/calendar-advanced.docx
+++ b/hub/manuals/calendar-advanced.docx
@@ -1157,6 +1157,22 @@
     </w:p>
     <w:p>
       <w:pPr>
+        <w:spacing w:after="120"/>
+      </w:pPr>
+      <w:r>
+        <w:t xml:space="preserve">The Hub keeps you signed in while its tab is open. </w:t>
+      </w:r>
+      <w:hyperlink w:history="1" w:anchor="section_10">
+        <w:r>
+          <w:t xml:space="preserve">Staying signed in, and unsaved changes</w:t>
+        </w:r>
+      </w:hyperlink>
+      <w:r>
+        <w:t xml:space="preserve"> says what happens when your session ends, and how the Hub asks before you lose changes you haven't saved.</w:t>
+      </w:r>
+    </w:p>
+    <w:p>
+      <w:pPr>
         <w:pStyle w:val="Heading1"/>
       </w:pPr>
       <w:bookmarkStart w:name="section_2" w:id="2"/>
@@ -4363,7 +4379,27 @@
         <w:spacing w:after="120"/>
       </w:pPr>
       <w:r>
-        <w:t xml:space="preserve">If you are signed out while you have unsaved changes, sign in again and open the same activity. It says "Your unsaved changes were restored." Signing out yourself discards them.</w:t>
+        <w:t xml:space="preserve">If your session ends while you have unsaved changes, the activity stays on screen and a box says "Your session has ended". Choose </w:t>
+      </w:r>
+      <w:r>
+        <w:rPr>
+          <w:b/>
+          <w:bCs/>
+        </w:rPr>
+        <w:t xml:space="preserve">Sign in again</w:t>
+      </w:r>
+      <w:r>
+        <w:t xml:space="preserve">: once you have signed in, you are back on the same activity, and it says "Your unsaved changes were restored." If you sign in again in another tab instead, come back to this one and save as usual. Choosing </w:t>
+      </w:r>
+      <w:r>
+        <w:rPr>
+          <w:b/>
+          <w:bCs/>
+        </w:rPr>
+        <w:t xml:space="preserve">Sign out</w:t>
+      </w:r>
+      <w:r>
+        <w:t xml:space="preserve"> yourself discards them; the Hub asks first.</w:t>
       </w:r>
     </w:p>
     <w:p>
@@ -9028,6 +9064,291 @@
       </w:pPr>
       <w:r>
         <w:t xml:space="preserve">Nobody is emailed.</w:t>
+      </w:r>
+    </w:p>
+    <w:p>
+      <w:pPr>
+        <w:pStyle w:val="Heading1"/>
+        <w:pageBreakBefore/>
+      </w:pPr>
+      <w:r>
+        <w:t xml:space="preserve">Topics</w:t>
+      </w:r>
+    </w:p>
+    <w:p>
+      <w:pPr>
+        <w:pStyle w:val="Heading2"/>
+      </w:pPr>
+      <w:bookmarkStart w:name="section_10" w:id="10"/>
+      <w:r>
+        <w:t xml:space="preserve">Staying signed in, and unsaved changes</w:t>
+      </w:r>
+      <w:bookmarkEnd w:id="10"/>
+    </w:p>
+    <w:p>
+      <w:pPr>
+        <w:spacing w:after="120"/>
+      </w:pPr>
+      <w:r>
+        <w:rPr>
+          <w:b/>
+          <w:bCs/>
+        </w:rPr>
+        <w:t xml:space="preserve">Who this is for:</w:t>
+      </w:r>
+      <w:r>
+        <w:t xml:space="preserve"> Everyone who uses the Hub.</w:t>
+      </w:r>
+    </w:p>
+    <w:p>
+      <w:pPr>
+        <w:pStyle w:val="Heading3"/>
+      </w:pPr>
+      <w:r>
+        <w:t xml:space="preserve">Staying signed in</w:t>
+      </w:r>
+    </w:p>
+    <w:p>
+      <w:pPr>
+        <w:spacing w:after="120"/>
+      </w:pPr>
+      <w:r>
+        <w:t xml:space="preserve">While a Hub tab is open, it keeps you signed in, even when the tab sits behind other windows. Your session can still end: when you sign out in another tab or window, when your computer has been asleep or offline for a while (it can be as little as a few minutes, and is never more than an hour), when the browser has put a tab it hasn't shown for a long time to sleep, or when an administrator changes your account.</w:t>
+      </w:r>
+    </w:p>
+    <w:p>
+      <w:pPr>
+        <w:pStyle w:val="Heading3"/>
+      </w:pPr>
+      <w:r>
+        <w:t xml:space="preserve">When your session ends</w:t>
+      </w:r>
+    </w:p>
+    <w:p>
+      <w:pPr>
+        <w:spacing w:after="120"/>
+      </w:pPr>
+      <w:r>
+        <w:t xml:space="preserve">If the screen you are on has nothing unsaved, the Hub goes to the sign-in page, which says "Your session ended. Sign in to carry on where you left off." Once you sign in, you are back where you were.</w:t>
+      </w:r>
+    </w:p>
+    <w:p>
+      <w:pPr>
+        <w:spacing w:after="120"/>
+      </w:pPr>
+      <w:r>
+        <w:t xml:space="preserve">If the screen has unsaved changes, it stays as it was, and a box says "Your session has ended". Nothing can be saved until you sign in again: if you choose a button that saves, the screen says "Your session has ended. Sign in again to save — your changes are still here." and the box comes back.</w:t>
+      </w:r>
+    </w:p>
+    <w:p>
+      <w:pPr>
+        <w:pStyle w:val="ListParagraph"/>
+        <w:numPr>
+          <w:ilvl w:val="0"/>
+          <w:numId w:val="1"/>
+        </w:numPr>
+      </w:pPr>
+      <w:r>
+        <w:t xml:space="preserve">Choose </w:t>
+      </w:r>
+      <w:r>
+        <w:rPr>
+          <w:b/>
+          <w:bCs/>
+        </w:rPr>
+        <w:t xml:space="preserve">Sign in again</w:t>
+      </w:r>
+      <w:r>
+        <w:t xml:space="preserve"> to go to the sign-in page. Afterwards you come back to the same screen. Changes to a release's documents and to a Calendar activity are kept on this computer and come back, with "Your unsaved changes were restored." Other unsaved changes are lost.</w:t>
+      </w:r>
+    </w:p>
+    <w:p>
+      <w:pPr>
+        <w:pStyle w:val="ListParagraph"/>
+        <w:numPr>
+          <w:ilvl w:val="0"/>
+          <w:numId w:val="1"/>
+        </w:numPr>
+      </w:pPr>
+      <w:r>
+        <w:t xml:space="preserve">Choose </w:t>
+      </w:r>
+      <w:r>
+        <w:rPr>
+          <w:b/>
+          <w:bCs/>
+        </w:rPr>
+        <w:t xml:space="preserve">Stay on this page</w:t>
+      </w:r>
+      <w:r>
+        <w:t xml:space="preserve"> to copy what you need first. "Your session has ended" stays at the top of the page, with its own </w:t>
+      </w:r>
+      <w:r>
+        <w:rPr>
+          <w:b/>
+          <w:bCs/>
+        </w:rPr>
+        <w:t xml:space="preserve">Sign in again</w:t>
+      </w:r>
+      <w:r>
+        <w:t xml:space="preserve">.</w:t>
+      </w:r>
+    </w:p>
+    <w:p>
+      <w:pPr>
+        <w:pStyle w:val="ListParagraph"/>
+        <w:numPr>
+          <w:ilvl w:val="0"/>
+          <w:numId w:val="1"/>
+        </w:numPr>
+      </w:pPr>
+      <w:r>
+        <w:t xml:space="preserve">Or sign in again in another tab. Come back to this tab and you can save as usual.</w:t>
+      </w:r>
+    </w:p>
+    <w:p>
+      <w:pPr>
+        <w:pStyle w:val="Heading3"/>
+      </w:pPr>
+      <w:r>
+        <w:t xml:space="preserve">Leaving a screen with unsaved changes</w:t>
+      </w:r>
+    </w:p>
+    <w:p>
+      <w:pPr>
+        <w:spacing w:after="120"/>
+      </w:pPr>
+      <w:r>
+        <w:t xml:space="preserve">On every screen where you change something, the Hub asks before you leave with changes you haven't saved: "You have unsaved changes on this page. Leave anyway and discard them?" This covers the side menu, links, </w:t>
+      </w:r>
+      <w:r>
+        <w:rPr>
+          <w:b/>
+          <w:bCs/>
+        </w:rPr>
+        <w:t xml:space="preserve">Help</w:t>
+      </w:r>
+      <w:r>
+        <w:t xml:space="preserve"> and your browser's </w:t>
+      </w:r>
+      <w:r>
+        <w:rPr>
+          <w:b/>
+          <w:bCs/>
+        </w:rPr>
+        <w:t xml:space="preserve">Back</w:t>
+      </w:r>
+      <w:r>
+        <w:t xml:space="preserve">. Choose </w:t>
+      </w:r>
+      <w:r>
+        <w:rPr>
+          <w:b/>
+          <w:bCs/>
+        </w:rPr>
+        <w:t xml:space="preserve">Stay</w:t>
+      </w:r>
+      <w:r>
+        <w:t xml:space="preserve"> to keep working, or </w:t>
+      </w:r>
+      <w:r>
+        <w:rPr>
+          <w:b/>
+          <w:bCs/>
+        </w:rPr>
+        <w:t xml:space="preserve">Leave</w:t>
+      </w:r>
+      <w:r>
+        <w:t xml:space="preserve"> to discard the changes. Closing or reloading the tab gets your browser's own question.</w:t>
+      </w:r>
+    </w:p>
+    <w:p>
+      <w:pPr>
+        <w:spacing w:after="120"/>
+      </w:pPr>
+      <w:r>
+        <w:rPr>
+          <w:b/>
+          <w:bCs/>
+        </w:rPr>
+        <w:t xml:space="preserve">Sign out</w:t>
+      </w:r>
+      <w:r>
+        <w:t xml:space="preserve"> asks too: "You have unsaved changes on this page. Sign out anyway and discard them?" Choose </w:t>
+      </w:r>
+      <w:r>
+        <w:rPr>
+          <w:b/>
+          <w:bCs/>
+        </w:rPr>
+        <w:t xml:space="preserve">Stay</w:t>
+      </w:r>
+      <w:r>
+        <w:t xml:space="preserve">, or </w:t>
+      </w:r>
+      <w:r>
+        <w:rPr>
+          <w:b/>
+          <w:bCs/>
+        </w:rPr>
+        <w:t xml:space="preserve">Sign out</w:t>
+      </w:r>
+      <w:r>
+        <w:t xml:space="preserve"> to discard them. Signing out yourself also discards any changes the Hub kept on this computer.</w:t>
+      </w:r>
+    </w:p>
+    <w:p>
+      <w:pPr>
+        <w:pStyle w:val="Heading3"/>
+      </w:pPr>
+      <w:r>
+        <w:t xml:space="preserve">If a screen can't be shown</w:t>
+      </w:r>
+    </w:p>
+    <w:p>
+      <w:pPr>
+        <w:spacing w:after="120"/>
+      </w:pPr>
+      <w:r>
+        <w:t xml:space="preserve">If something goes wrong on a screen, you see "Something went wrong" and "This page couldn't be shown. Reload the page to try again." Choose </w:t>
+      </w:r>
+      <w:r>
+        <w:rPr>
+          <w:b/>
+          <w:bCs/>
+        </w:rPr>
+        <w:t xml:space="preserve">Reload</w:t>
+      </w:r>
+      <w:r>
+        <w:t xml:space="preserve">, or </w:t>
+      </w:r>
+      <w:r>
+        <w:rPr>
+          <w:b/>
+          <w:bCs/>
+        </w:rPr>
+        <w:t xml:space="preserve">Go to the start page</w:t>
+      </w:r>
+      <w:r>
+        <w:t xml:space="preserve">. The side menu still works. If it keeps happening, tell a Core administrator.</w:t>
+      </w:r>
+    </w:p>
+    <w:p>
+      <w:pPr>
+        <w:spacing w:after="120"/>
+      </w:pPr>
+      <w:r>
+        <w:t xml:space="preserve">An address that doesn't lead to a screen shows "Page not found", with </w:t>
+      </w:r>
+      <w:r>
+        <w:rPr>
+          <w:b/>
+          <w:bCs/>
+        </w:rPr>
+        <w:t xml:space="preserve">Go to the start page</w:t>
+      </w:r>
+      <w:r>
+        <w:t xml:space="preserve">.</w:t>
       </w:r>
     </w:p>
     <w:sectPr>

--- a/hub/manuals/calendar-advanced.docx
+++ b/hub/manuals/calendar-advanced.docx
@@ -9114,6 +9114,37 @@
       </w:pPr>
       <w:r>
         <w:t xml:space="preserve">While a Hub tab is open, it keeps you signed in, even when the tab sits behind other windows. Your session can still end: when you sign out in another tab or window, when your computer has been asleep or offline for a while (it can be as little as a few minutes, and is never more than an hour), when the browser has put a tab it hasn't shown for a long time to sleep, or when an administrator changes your account.</w:t>
+      </w:r>
+    </w:p>
+    <w:p>
+      <w:pPr>
+        <w:spacing w:after="120"/>
+      </w:pPr>
+      <w:r>
+        <w:t xml:space="preserve">A session lasts up to 12 hours from when you signed in, however long the tab stays open. After that you sign in again.</w:t>
+      </w:r>
+    </w:p>
+    <w:p>
+      <w:pPr>
+        <w:spacing w:after="120"/>
+      </w:pPr>
+      <w:r>
+        <w:rPr>
+          <w:b/>
+          <w:bCs/>
+        </w:rPr>
+        <w:t xml:space="preserve">Sign out</w:t>
+      </w:r>
+      <w:r>
+        <w:t xml:space="preserve"> ends the session in that browser, including its other tabs. You stay signed in on any other computer or browser where you signed in. If an administrator deactivates your account, you are signed out at once, and signing in again tells you "Your account is not active. Contact a Core administrator."</w:t>
+      </w:r>
+    </w:p>
+    <w:p>
+      <w:pPr>
+        <w:spacing w:after="120"/>
+      </w:pPr>
+      <w:r>
+        <w:t xml:space="preserve">If the Hub says "The Hub can't check your sign-in right now. Try again in a minute.", you are still signed in and nothing on the screen is lost, but nothing can be saved or opened for now. Wait a minute and try again. The message goes away by itself once the Hub can check again. The sign-in page shows the same message then, and if signing in itself can't work for a while it says "We can't sign you in right now. Try again in a few minutes."</w:t>
       </w:r>
     </w:p>
     <w:p>
